--- a/doc/詞/宋朝/柳永/柳永-雨霖鈴·寒蟬淒切.docx
+++ b/doc/詞/宋朝/柳永/柳永-雨霖鈴·寒蟬淒切.docx
@@ -69,7 +69,7 @@
     </w:p>
     <w:p>
       <w:pPr>
-        <w:spacing w:line="520" w:lineRule="exact"/>
+        <w:spacing w:line="480" w:lineRule="exact"/>
         <w:rPr>
           <w:rFonts w:ascii="標楷體" w:eastAsia="標楷體" w:hAnsi="標楷體"/>
           <w:sz w:val="36"/>
@@ -123,7 +123,7 @@
     </w:p>
     <w:p>
       <w:pPr>
-        <w:spacing w:line="520" w:lineRule="exact"/>
+        <w:spacing w:line="480" w:lineRule="exact"/>
         <w:rPr>
           <w:rFonts w:ascii="標楷體" w:eastAsia="標楷體" w:hAnsi="標楷體"/>
           <w:sz w:val="36"/>
@@ -169,7 +169,7 @@
     </w:p>
     <w:p>
       <w:pPr>
-        <w:spacing w:line="520" w:lineRule="exact"/>
+        <w:spacing w:line="480" w:lineRule="exact"/>
         <w:rPr>
           <w:rFonts w:ascii="標楷體" w:eastAsia="標楷體" w:hAnsi="標楷體"/>
           <w:sz w:val="36"/>
@@ -205,7 +205,7 @@
     </w:p>
     <w:p>
       <w:pPr>
-        <w:spacing w:line="520" w:lineRule="exact"/>
+        <w:spacing w:line="480" w:lineRule="exact"/>
         <w:rPr>
           <w:rFonts w:ascii="標楷體" w:eastAsia="標楷體" w:hAnsi="標楷體"/>
           <w:sz w:val="36"/>
@@ -241,7 +241,7 @@
     </w:p>
     <w:p>
       <w:pPr>
-        <w:spacing w:beforeLines="50" w:before="180" w:line="520" w:lineRule="exact"/>
+        <w:spacing w:beforeLines="50" w:before="180" w:line="480" w:lineRule="exact"/>
         <w:rPr>
           <w:rFonts w:ascii="標楷體" w:eastAsia="標楷體" w:hAnsi="標楷體"/>
           <w:sz w:val="36"/>
@@ -295,7 +295,7 @@
     </w:p>
     <w:p>
       <w:pPr>
-        <w:spacing w:line="520" w:lineRule="exact"/>
+        <w:spacing w:line="480" w:lineRule="exact"/>
         <w:rPr>
           <w:rFonts w:ascii="標楷體" w:eastAsia="標楷體" w:hAnsi="標楷體"/>
           <w:sz w:val="36"/>
@@ -313,7 +313,7 @@
     </w:p>
     <w:p>
       <w:pPr>
-        <w:spacing w:line="520" w:lineRule="exact"/>
+        <w:spacing w:line="480" w:lineRule="exact"/>
         <w:rPr>
           <w:rFonts w:ascii="標楷體" w:eastAsia="標楷體" w:hAnsi="標楷體"/>
           <w:sz w:val="36"/>
@@ -341,7 +341,7 @@
     </w:p>
     <w:p>
       <w:pPr>
-        <w:spacing w:line="520" w:lineRule="exact"/>
+        <w:spacing w:line="480" w:lineRule="exact"/>
         <w:rPr>
           <w:rFonts w:ascii="標楷體" w:eastAsia="標楷體" w:hAnsi="標楷體"/>
           <w:sz w:val="36"/>
@@ -4527,7 +4527,7 @@
         <w:spacing w:line="420" w:lineRule="exact"/>
         <w:ind w:leftChars="0"/>
         <w:rPr>
-          <w:rFonts w:ascii="標楷體" w:eastAsia="標楷體" w:hAnsi="標楷體" w:hint="eastAsia"/>
+          <w:rFonts w:ascii="標楷體" w:eastAsia="標楷體" w:hAnsi="標楷體"/>
           <w:sz w:val="28"/>
           <w:szCs w:val="28"/>
         </w:rPr>
@@ -4667,7 +4667,7 @@
         <w:spacing w:line="420" w:lineRule="exact"/>
         <w:ind w:leftChars="0"/>
         <w:rPr>
-          <w:rFonts w:ascii="標楷體" w:eastAsia="標楷體" w:hAnsi="標楷體" w:hint="eastAsia"/>
+          <w:rFonts w:ascii="標楷體" w:eastAsia="標楷體" w:hAnsi="標楷體"/>
           <w:sz w:val="28"/>
           <w:szCs w:val="28"/>
         </w:rPr>
@@ -4776,7 +4776,7 @@
         <w:spacing w:line="420" w:lineRule="exact"/>
         <w:ind w:left="480"/>
         <w:rPr>
-          <w:rFonts w:ascii="標楷體" w:eastAsia="標楷體" w:hAnsi="標楷體" w:hint="eastAsia"/>
+          <w:rFonts w:ascii="標楷體" w:eastAsia="標楷體" w:hAnsi="標楷體"/>
           <w:sz w:val="28"/>
           <w:szCs w:val="28"/>
         </w:rPr>
@@ -4795,7 +4795,7 @@
         <w:spacing w:line="420" w:lineRule="exact"/>
         <w:ind w:left="480"/>
         <w:rPr>
-          <w:rFonts w:ascii="標楷體" w:eastAsia="標楷體" w:hAnsi="標楷體" w:hint="eastAsia"/>
+          <w:rFonts w:ascii="標楷體" w:eastAsia="標楷體" w:hAnsi="標楷體"/>
           <w:sz w:val="28"/>
           <w:szCs w:val="28"/>
         </w:rPr>
@@ -4824,7 +4824,7 @@
         <w:spacing w:line="420" w:lineRule="exact"/>
         <w:ind w:left="480"/>
         <w:rPr>
-          <w:rFonts w:ascii="標楷體" w:eastAsia="標楷體" w:hAnsi="標楷體" w:hint="eastAsia"/>
+          <w:rFonts w:ascii="標楷體" w:eastAsia="標楷體" w:hAnsi="標楷體"/>
           <w:sz w:val="28"/>
           <w:szCs w:val="28"/>
         </w:rPr>
@@ -4843,7 +4843,7 @@
         <w:spacing w:line="420" w:lineRule="exact"/>
         <w:ind w:left="480"/>
         <w:rPr>
-          <w:rFonts w:ascii="標楷體" w:eastAsia="標楷體" w:hAnsi="標楷體" w:hint="eastAsia"/>
+          <w:rFonts w:ascii="標楷體" w:eastAsia="標楷體" w:hAnsi="標楷體"/>
           <w:sz w:val="28"/>
           <w:szCs w:val="28"/>
         </w:rPr>
@@ -4880,7 +4880,7 @@
         <w:spacing w:line="420" w:lineRule="exact"/>
         <w:ind w:left="480"/>
         <w:rPr>
-          <w:rFonts w:ascii="標楷體" w:eastAsia="標楷體" w:hAnsi="標楷體" w:hint="eastAsia"/>
+          <w:rFonts w:ascii="標楷體" w:eastAsia="標楷體" w:hAnsi="標楷體"/>
           <w:sz w:val="28"/>
           <w:szCs w:val="28"/>
         </w:rPr>
@@ -4984,7 +4984,7 @@
         <w:spacing w:line="420" w:lineRule="exact"/>
         <w:ind w:leftChars="0"/>
         <w:rPr>
-          <w:rFonts w:ascii="標楷體" w:eastAsia="標楷體" w:hAnsi="標楷體" w:hint="eastAsia"/>
+          <w:rFonts w:ascii="標楷體" w:eastAsia="標楷體" w:hAnsi="標楷體"/>
           <w:sz w:val="28"/>
           <w:szCs w:val="28"/>
         </w:rPr>
@@ -5013,16 +5013,7 @@
           <w:sz w:val="16"/>
           <w:szCs w:val="16"/>
         </w:rPr>
-        <w:t>ㄔㄨㄛ</w:t>
-      </w:r>
-      <w:r>
-        <w:rPr>
-          <w:rFonts w:ascii="標楷體" w:eastAsia="標楷體" w:hAnsi="標楷體" w:hint="eastAsia"/>
-          <w:color w:val="FF0000"/>
-          <w:sz w:val="16"/>
-          <w:szCs w:val="16"/>
-        </w:rPr>
-        <w:t>ˋ</w:t>
+        <w:t>ㄔㄨㄛˋ</w:t>
       </w:r>
       <w:proofErr w:type="gramEnd"/>
       <w:r>
@@ -5099,16 +5090,7 @@
           <w:sz w:val="16"/>
           <w:szCs w:val="16"/>
         </w:rPr>
-        <w:t>ㄩㄥ</w:t>
-      </w:r>
-      <w:r>
-        <w:rPr>
-          <w:rFonts w:ascii="標楷體" w:eastAsia="標楷體" w:hAnsi="標楷體" w:hint="eastAsia"/>
-          <w:color w:val="FF0000"/>
-          <w:sz w:val="16"/>
-          <w:szCs w:val="16"/>
-        </w:rPr>
-        <w:t>ˇ</w:t>
+        <w:t>ㄩㄥˇ</w:t>
       </w:r>
       <w:proofErr w:type="gramEnd"/>
       <w:r>

--- a/doc/詞/宋朝/柳永/柳永-雨霖鈴·寒蟬淒切.docx
+++ b/doc/詞/宋朝/柳永/柳永-雨霖鈴·寒蟬淒切.docx
@@ -1,6 +1,6 @@
 
 <file path=word/document.xml><?xml version="1.0" encoding="utf-8"?>
-<w:document xmlns:wpc="http://schemas.microsoft.com/office/word/2010/wordprocessingCanvas" xmlns:cx="http://schemas.microsoft.com/office/drawing/2014/chartex" xmlns:cx1="http://schemas.microsoft.com/office/drawing/2015/9/8/chartex" xmlns:cx2="http://schemas.microsoft.com/office/drawing/2015/10/21/chartex" xmlns:cx3="http://schemas.microsoft.com/office/drawing/2016/5/9/chartex" xmlns:cx4="http://schemas.microsoft.com/office/drawing/2016/5/10/chartex" xmlns:cx5="http://schemas.microsoft.com/office/drawing/2016/5/11/chartex" xmlns:cx6="http://schemas.microsoft.com/office/drawing/2016/5/12/chartex" xmlns:cx7="http://schemas.microsoft.com/office/drawing/2016/5/13/chartex" xmlns:cx8="http://schemas.microsoft.com/office/drawing/2016/5/14/chartex" xmlns:mc="http://schemas.openxmlformats.org/markup-compatibility/2006" xmlns:aink="http://schemas.microsoft.com/office/drawing/2016/ink" xmlns:am3d="http://schemas.microsoft.com/office/drawing/2017/model3d" xmlns:o="urn:schemas-microsoft-com:office:office" xmlns:r="http://schemas.openxmlformats.org/officeDocument/2006/relationships" xmlns:m="http://schemas.openxmlformats.org/officeDocument/2006/math" xmlns:v="urn:schemas-microsoft-com:vml" xmlns:wp14="http://schemas.microsoft.com/office/word/2010/wordprocessingDrawing" xmlns:wp="http://schemas.openxmlformats.org/drawingml/2006/wordprocessingDrawing" xmlns:w10="urn:schemas-microsoft-com:office:word" xmlns:w="http://schemas.openxmlformats.org/wordprocessingml/2006/main" xmlns:w14="http://schemas.microsoft.com/office/word/2010/wordml" xmlns:w15="http://schemas.microsoft.com/office/word/2012/wordml" xmlns:w16cex="http://schemas.microsoft.com/office/word/2018/wordml/cex" xmlns:w16cid="http://schemas.microsoft.com/office/word/2016/wordml/cid" xmlns:w16="http://schemas.microsoft.com/office/word/2018/wordml" xmlns:w16sdtdh="http://schemas.microsoft.com/office/word/2020/wordml/sdtdatahash" xmlns:w16se="http://schemas.microsoft.com/office/word/2015/wordml/symex" xmlns:wpg="http://schemas.microsoft.com/office/word/2010/wordprocessingGroup" xmlns:wpi="http://schemas.microsoft.com/office/word/2010/wordprocessingInk" xmlns:wne="http://schemas.microsoft.com/office/word/2006/wordml" xmlns:wps="http://schemas.microsoft.com/office/word/2010/wordprocessingShape" mc:Ignorable="w14 w15 w16se w16cid w16 w16cex w16sdtdh wp14">
+<w:document xmlns:wpc="http://schemas.microsoft.com/office/word/2010/wordprocessingCanvas" xmlns:cx="http://schemas.microsoft.com/office/drawing/2014/chartex" xmlns:cx1="http://schemas.microsoft.com/office/drawing/2015/9/8/chartex" xmlns:cx2="http://schemas.microsoft.com/office/drawing/2015/10/21/chartex" xmlns:cx3="http://schemas.microsoft.com/office/drawing/2016/5/9/chartex" xmlns:cx4="http://schemas.microsoft.com/office/drawing/2016/5/10/chartex" xmlns:cx5="http://schemas.microsoft.com/office/drawing/2016/5/11/chartex" xmlns:cx6="http://schemas.microsoft.com/office/drawing/2016/5/12/chartex" xmlns:cx7="http://schemas.microsoft.com/office/drawing/2016/5/13/chartex" xmlns:cx8="http://schemas.microsoft.com/office/drawing/2016/5/14/chartex" xmlns:mc="http://schemas.openxmlformats.org/markup-compatibility/2006" xmlns:aink="http://schemas.microsoft.com/office/drawing/2016/ink" xmlns:am3d="http://schemas.microsoft.com/office/drawing/2017/model3d" xmlns:o="urn:schemas-microsoft-com:office:office" xmlns:oel="http://schemas.microsoft.com/office/2019/extlst" xmlns:r="http://schemas.openxmlformats.org/officeDocument/2006/relationships" xmlns:m="http://schemas.openxmlformats.org/officeDocument/2006/math" xmlns:v="urn:schemas-microsoft-com:vml" xmlns:wp14="http://schemas.microsoft.com/office/word/2010/wordprocessingDrawing" xmlns:wp="http://schemas.openxmlformats.org/drawingml/2006/wordprocessingDrawing" xmlns:w10="urn:schemas-microsoft-com:office:word" xmlns:w="http://schemas.openxmlformats.org/wordprocessingml/2006/main" xmlns:w14="http://schemas.microsoft.com/office/word/2010/wordml" xmlns:w15="http://schemas.microsoft.com/office/word/2012/wordml" xmlns:w16cex="http://schemas.microsoft.com/office/word/2018/wordml/cex" xmlns:w16cid="http://schemas.microsoft.com/office/word/2016/wordml/cid" xmlns:w16="http://schemas.microsoft.com/office/word/2018/wordml" xmlns:w16du="http://schemas.microsoft.com/office/word/2023/wordml/word16du" xmlns:w16sdtdh="http://schemas.microsoft.com/office/word/2020/wordml/sdtdatahash" xmlns:w16sdtfl="http://schemas.microsoft.com/office/word/2024/wordml/sdtformatlock" xmlns:w16se="http://schemas.microsoft.com/office/word/2015/wordml/symex" xmlns:wpg="http://schemas.microsoft.com/office/word/2010/wordprocessingGroup" xmlns:wpi="http://schemas.microsoft.com/office/word/2010/wordprocessingInk" xmlns:wne="http://schemas.microsoft.com/office/word/2006/wordml" xmlns:wps="http://schemas.microsoft.com/office/word/2010/wordprocessingShape" mc:Ignorable="w14 w15 w16se w16cid w16 w16cex w16sdtdh w16sdtfl w16du wp14">
   <w:body>
     <w:p>
       <w:pPr>
@@ -69,302 +69,110 @@
     </w:p>
     <w:p>
       <w:pPr>
-        <w:spacing w:line="480" w:lineRule="exact"/>
-        <w:rPr>
-          <w:rFonts w:ascii="標楷體" w:eastAsia="標楷體" w:hAnsi="標楷體"/>
-          <w:sz w:val="36"/>
-          <w:szCs w:val="36"/>
-        </w:rPr>
-      </w:pPr>
-      <w:r>
-        <w:rPr>
-          <w:rFonts w:ascii="標楷體" w:eastAsia="標楷體" w:hAnsi="標楷體" w:hint="eastAsia"/>
-          <w:sz w:val="36"/>
-          <w:szCs w:val="36"/>
-        </w:rPr>
-        <w:t>寒蟬淒切，對</w:t>
-      </w:r>
-      <w:proofErr w:type="gramStart"/>
-      <w:r>
-        <w:rPr>
-          <w:rFonts w:ascii="標楷體" w:eastAsia="標楷體" w:hAnsi="標楷體" w:hint="eastAsia"/>
-          <w:sz w:val="36"/>
-          <w:szCs w:val="36"/>
-        </w:rPr>
-        <w:t>長亭晚</w:t>
-      </w:r>
-      <w:proofErr w:type="gramEnd"/>
-      <w:r>
-        <w:rPr>
-          <w:rFonts w:ascii="標楷體" w:eastAsia="標楷體" w:hAnsi="標楷體" w:hint="eastAsia"/>
-          <w:sz w:val="36"/>
-          <w:szCs w:val="36"/>
-        </w:rPr>
-        <w:t>，</w:t>
-      </w:r>
-      <w:proofErr w:type="gramStart"/>
-      <w:r>
-        <w:rPr>
-          <w:rFonts w:ascii="標楷體" w:eastAsia="標楷體" w:hAnsi="標楷體" w:hint="eastAsia"/>
-          <w:sz w:val="36"/>
-          <w:szCs w:val="36"/>
-        </w:rPr>
-        <w:t>驟雨初歇</w:t>
-      </w:r>
-      <w:proofErr w:type="gramEnd"/>
-      <w:r>
-        <w:rPr>
-          <w:rFonts w:ascii="標楷體" w:eastAsia="標楷體" w:hAnsi="標楷體" w:hint="eastAsia"/>
-          <w:sz w:val="36"/>
-          <w:szCs w:val="36"/>
-        </w:rPr>
-        <w:t>。</w:t>
+        <w:spacing w:line="420" w:lineRule="exact"/>
+        <w:rPr>
+          <w:rFonts w:ascii="標楷體" w:eastAsia="標楷體" w:hAnsi="標楷體"/>
+          <w:sz w:val="32"/>
+          <w:szCs w:val="32"/>
+        </w:rPr>
+      </w:pPr>
+      <w:r>
+        <w:rPr>
+          <w:rFonts w:ascii="標楷體" w:eastAsia="標楷體" w:hAnsi="標楷體" w:hint="eastAsia"/>
+          <w:sz w:val="32"/>
+          <w:szCs w:val="32"/>
+        </w:rPr>
+        <w:t>寒蟬淒切，對長亭晚，驟雨初歇。</w:t>
       </w:r>
     </w:p>
     <w:p>
       <w:pPr>
-        <w:spacing w:line="480" w:lineRule="exact"/>
-        <w:rPr>
-          <w:rFonts w:ascii="標楷體" w:eastAsia="標楷體" w:hAnsi="標楷體"/>
-          <w:sz w:val="36"/>
-          <w:szCs w:val="36"/>
-        </w:rPr>
-      </w:pPr>
-      <w:proofErr w:type="gramStart"/>
-      <w:r>
-        <w:rPr>
-          <w:rFonts w:ascii="標楷體" w:eastAsia="標楷體" w:hAnsi="標楷體" w:hint="eastAsia"/>
-          <w:sz w:val="36"/>
-          <w:szCs w:val="36"/>
-        </w:rPr>
-        <w:t>都門帳飲無緒</w:t>
-      </w:r>
-      <w:proofErr w:type="gramEnd"/>
-      <w:r>
-        <w:rPr>
-          <w:rFonts w:ascii="標楷體" w:eastAsia="標楷體" w:hAnsi="標楷體" w:hint="eastAsia"/>
-          <w:sz w:val="36"/>
-          <w:szCs w:val="36"/>
-        </w:rPr>
-        <w:t>，留戀處，</w:t>
-      </w:r>
-      <w:proofErr w:type="gramStart"/>
-      <w:r>
-        <w:rPr>
-          <w:rFonts w:ascii="標楷體" w:eastAsia="標楷體" w:hAnsi="標楷體" w:hint="eastAsia"/>
-          <w:sz w:val="36"/>
-          <w:szCs w:val="36"/>
-        </w:rPr>
-        <w:t>蘭舟催</w:t>
-      </w:r>
-      <w:proofErr w:type="gramEnd"/>
-      <w:r>
-        <w:rPr>
-          <w:rFonts w:ascii="標楷體" w:eastAsia="標楷體" w:hAnsi="標楷體" w:hint="eastAsia"/>
-          <w:sz w:val="36"/>
-          <w:szCs w:val="36"/>
-        </w:rPr>
-        <w:t>發。</w:t>
+        <w:spacing w:line="420" w:lineRule="exact"/>
+        <w:rPr>
+          <w:rFonts w:ascii="標楷體" w:eastAsia="標楷體" w:hAnsi="標楷體"/>
+          <w:sz w:val="32"/>
+          <w:szCs w:val="32"/>
+        </w:rPr>
+      </w:pPr>
+      <w:r>
+        <w:rPr>
+          <w:rFonts w:ascii="標楷體" w:eastAsia="標楷體" w:hAnsi="標楷體" w:hint="eastAsia"/>
+          <w:sz w:val="32"/>
+          <w:szCs w:val="32"/>
+        </w:rPr>
+        <w:t>都門帳飲無緒，留戀處，蘭舟催發。</w:t>
       </w:r>
     </w:p>
     <w:p>
       <w:pPr>
-        <w:spacing w:line="480" w:lineRule="exact"/>
-        <w:rPr>
-          <w:rFonts w:ascii="標楷體" w:eastAsia="標楷體" w:hAnsi="標楷體"/>
-          <w:sz w:val="36"/>
-          <w:szCs w:val="36"/>
-        </w:rPr>
-      </w:pPr>
-      <w:r>
-        <w:rPr>
-          <w:rFonts w:ascii="標楷體" w:eastAsia="標楷體" w:hAnsi="標楷體" w:hint="eastAsia"/>
-          <w:sz w:val="36"/>
-          <w:szCs w:val="36"/>
-        </w:rPr>
-        <w:t>執手相看淚眼，竟無語凝</w:t>
-      </w:r>
-      <w:proofErr w:type="gramStart"/>
-      <w:r>
-        <w:rPr>
-          <w:rFonts w:ascii="標楷體" w:eastAsia="標楷體" w:hAnsi="標楷體" w:hint="eastAsia"/>
-          <w:sz w:val="36"/>
-          <w:szCs w:val="36"/>
-        </w:rPr>
-        <w:t>噎</w:t>
-      </w:r>
-      <w:proofErr w:type="gramEnd"/>
-      <w:r>
-        <w:rPr>
-          <w:rFonts w:ascii="標楷體" w:eastAsia="標楷體" w:hAnsi="標楷體" w:hint="eastAsia"/>
-          <w:sz w:val="36"/>
-          <w:szCs w:val="36"/>
-        </w:rPr>
-        <w:t>。</w:t>
+        <w:spacing w:line="420" w:lineRule="exact"/>
+        <w:rPr>
+          <w:rFonts w:ascii="標楷體" w:eastAsia="標楷體" w:hAnsi="標楷體"/>
+          <w:sz w:val="32"/>
+          <w:szCs w:val="32"/>
+        </w:rPr>
+      </w:pPr>
+      <w:r>
+        <w:rPr>
+          <w:rFonts w:ascii="標楷體" w:eastAsia="標楷體" w:hAnsi="標楷體" w:hint="eastAsia"/>
+          <w:sz w:val="32"/>
+          <w:szCs w:val="32"/>
+        </w:rPr>
+        <w:t>執手相看淚眼，竟無語凝噎。念去去，千里煙波，暮靄沉沉楚天闊。</w:t>
       </w:r>
     </w:p>
     <w:p>
       <w:pPr>
-        <w:spacing w:line="480" w:lineRule="exact"/>
-        <w:rPr>
-          <w:rFonts w:ascii="標楷體" w:eastAsia="標楷體" w:hAnsi="標楷體"/>
-          <w:sz w:val="36"/>
-          <w:szCs w:val="36"/>
-        </w:rPr>
-      </w:pPr>
-      <w:r>
-        <w:rPr>
-          <w:rFonts w:ascii="標楷體" w:eastAsia="標楷體" w:hAnsi="標楷體" w:hint="eastAsia"/>
-          <w:sz w:val="36"/>
-          <w:szCs w:val="36"/>
-        </w:rPr>
-        <w:t>念去去，千里煙波，暮靄</w:t>
-      </w:r>
-      <w:proofErr w:type="gramStart"/>
-      <w:r>
-        <w:rPr>
-          <w:rFonts w:ascii="標楷體" w:eastAsia="標楷體" w:hAnsi="標楷體" w:hint="eastAsia"/>
-          <w:sz w:val="36"/>
-          <w:szCs w:val="36"/>
-        </w:rPr>
-        <w:t>沉沉楚天闊</w:t>
-      </w:r>
-      <w:proofErr w:type="gramEnd"/>
-      <w:r>
-        <w:rPr>
-          <w:rFonts w:ascii="標楷體" w:eastAsia="標楷體" w:hAnsi="標楷體" w:hint="eastAsia"/>
-          <w:sz w:val="36"/>
-          <w:szCs w:val="36"/>
-        </w:rPr>
-        <w:t>。</w:t>
+        <w:spacing w:line="420" w:lineRule="exact"/>
+        <w:rPr>
+          <w:rFonts w:ascii="標楷體" w:eastAsia="標楷體" w:hAnsi="標楷體"/>
+          <w:sz w:val="32"/>
+          <w:szCs w:val="32"/>
+        </w:rPr>
+      </w:pPr>
+      <w:r>
+        <w:rPr>
+          <w:rFonts w:ascii="標楷體" w:eastAsia="標楷體" w:hAnsi="標楷體" w:hint="eastAsia"/>
+          <w:sz w:val="32"/>
+          <w:szCs w:val="32"/>
+        </w:rPr>
+        <w:t>多情自古傷離別，更那堪，冷落清秋節！</w:t>
       </w:r>
     </w:p>
     <w:p>
       <w:pPr>
-        <w:spacing w:beforeLines="50" w:before="180" w:line="480" w:lineRule="exact"/>
-        <w:rPr>
-          <w:rFonts w:ascii="標楷體" w:eastAsia="標楷體" w:hAnsi="標楷體"/>
-          <w:sz w:val="36"/>
-          <w:szCs w:val="36"/>
-        </w:rPr>
-      </w:pPr>
-      <w:r>
-        <w:rPr>
-          <w:rFonts w:ascii="標楷體" w:eastAsia="標楷體" w:hAnsi="標楷體" w:hint="eastAsia"/>
-          <w:sz w:val="36"/>
-          <w:szCs w:val="36"/>
-        </w:rPr>
-        <w:t>多情自古傷離別，更那</w:t>
-      </w:r>
-      <w:proofErr w:type="gramStart"/>
-      <w:r>
-        <w:rPr>
-          <w:rFonts w:ascii="標楷體" w:eastAsia="標楷體" w:hAnsi="標楷體" w:hint="eastAsia"/>
-          <w:sz w:val="36"/>
-          <w:szCs w:val="36"/>
-        </w:rPr>
-        <w:t>堪</w:t>
-      </w:r>
-      <w:proofErr w:type="gramEnd"/>
-      <w:r>
-        <w:rPr>
-          <w:rFonts w:ascii="標楷體" w:eastAsia="標楷體" w:hAnsi="標楷體" w:hint="eastAsia"/>
-          <w:sz w:val="36"/>
-          <w:szCs w:val="36"/>
-        </w:rPr>
-        <w:t>，</w:t>
-      </w:r>
-      <w:proofErr w:type="gramStart"/>
-      <w:r>
-        <w:rPr>
-          <w:rFonts w:ascii="標楷體" w:eastAsia="標楷體" w:hAnsi="標楷體" w:hint="eastAsia"/>
-          <w:sz w:val="36"/>
-          <w:szCs w:val="36"/>
-        </w:rPr>
-        <w:t>冷落清秋節</w:t>
-      </w:r>
-      <w:proofErr w:type="gramEnd"/>
-      <w:r>
-        <w:rPr>
-          <w:rFonts w:ascii="標楷體" w:eastAsia="標楷體" w:hAnsi="標楷體" w:hint="eastAsia"/>
-          <w:sz w:val="36"/>
-          <w:szCs w:val="36"/>
-        </w:rPr>
-        <w:t>！</w:t>
+        <w:spacing w:line="420" w:lineRule="exact"/>
+        <w:rPr>
+          <w:rFonts w:ascii="標楷體" w:eastAsia="標楷體" w:hAnsi="標楷體"/>
+          <w:sz w:val="32"/>
+          <w:szCs w:val="32"/>
+        </w:rPr>
+      </w:pPr>
+      <w:r>
+        <w:rPr>
+          <w:rFonts w:ascii="標楷體" w:eastAsia="標楷體" w:hAnsi="標楷體" w:hint="eastAsia"/>
+          <w:sz w:val="32"/>
+          <w:szCs w:val="32"/>
+        </w:rPr>
+        <w:t>今宵酒醒何處？楊柳岸，曉風殘月。</w:t>
       </w:r>
     </w:p>
     <w:p>
       <w:pPr>
-        <w:spacing w:line="480" w:lineRule="exact"/>
-        <w:rPr>
-          <w:rFonts w:ascii="標楷體" w:eastAsia="標楷體" w:hAnsi="標楷體"/>
-          <w:sz w:val="36"/>
-          <w:szCs w:val="36"/>
-        </w:rPr>
-      </w:pPr>
-      <w:r>
-        <w:rPr>
-          <w:rFonts w:ascii="標楷體" w:eastAsia="標楷體" w:hAnsi="標楷體" w:hint="eastAsia"/>
-          <w:sz w:val="36"/>
-          <w:szCs w:val="36"/>
-        </w:rPr>
-        <w:t>今宵酒醒何處？楊柳岸，曉風殘月。</w:t>
-      </w:r>
-    </w:p>
-    <w:p>
-      <w:pPr>
-        <w:spacing w:line="480" w:lineRule="exact"/>
-        <w:rPr>
-          <w:rFonts w:ascii="標楷體" w:eastAsia="標楷體" w:hAnsi="標楷體"/>
-          <w:sz w:val="36"/>
-          <w:szCs w:val="36"/>
-        </w:rPr>
-      </w:pPr>
-      <w:proofErr w:type="gramStart"/>
-      <w:r>
-        <w:rPr>
-          <w:rFonts w:ascii="標楷體" w:eastAsia="標楷體" w:hAnsi="標楷體" w:hint="eastAsia"/>
-          <w:sz w:val="36"/>
-          <w:szCs w:val="36"/>
-        </w:rPr>
-        <w:t>此去經年</w:t>
-      </w:r>
-      <w:proofErr w:type="gramEnd"/>
-      <w:r>
-        <w:rPr>
-          <w:rFonts w:ascii="標楷體" w:eastAsia="標楷體" w:hAnsi="標楷體" w:hint="eastAsia"/>
-          <w:sz w:val="36"/>
-          <w:szCs w:val="36"/>
-        </w:rPr>
-        <w:t>，應是良辰好景虛設。</w:t>
-      </w:r>
-    </w:p>
-    <w:p>
-      <w:pPr>
-        <w:spacing w:line="480" w:lineRule="exact"/>
-        <w:rPr>
-          <w:rFonts w:ascii="標楷體" w:eastAsia="標楷體" w:hAnsi="標楷體"/>
-          <w:sz w:val="36"/>
-          <w:szCs w:val="36"/>
-        </w:rPr>
-      </w:pPr>
-      <w:proofErr w:type="gramStart"/>
-      <w:r>
-        <w:rPr>
-          <w:rFonts w:ascii="標楷體" w:eastAsia="標楷體" w:hAnsi="標楷體" w:hint="eastAsia"/>
-          <w:sz w:val="36"/>
-          <w:szCs w:val="36"/>
-        </w:rPr>
-        <w:t>便縱有</w:t>
-      </w:r>
-      <w:proofErr w:type="gramEnd"/>
-      <w:r>
-        <w:rPr>
-          <w:rFonts w:ascii="標楷體" w:eastAsia="標楷體" w:hAnsi="標楷體" w:hint="eastAsia"/>
-          <w:sz w:val="36"/>
-          <w:szCs w:val="36"/>
-        </w:rPr>
-        <w:t>千種風情，更與何人說？</w:t>
+        <w:spacing w:line="420" w:lineRule="exact"/>
+        <w:rPr>
+          <w:rFonts w:ascii="標楷體" w:eastAsia="標楷體" w:hAnsi="標楷體"/>
+          <w:sz w:val="32"/>
+          <w:szCs w:val="32"/>
+        </w:rPr>
+      </w:pPr>
+      <w:r>
+        <w:rPr>
+          <w:rFonts w:ascii="標楷體" w:eastAsia="標楷體" w:hAnsi="標楷體" w:hint="eastAsia"/>
+          <w:sz w:val="32"/>
+          <w:szCs w:val="32"/>
+        </w:rPr>
+        <w:t>此去經年，應是良辰好景虛設。便縱有千種風情，更與何人說？</w:t>
       </w:r>
     </w:p>
     <w:p>
@@ -394,8 +202,9 @@
           <w:ilvl w:val="0"/>
           <w:numId w:val="16"/>
         </w:numPr>
-        <w:spacing w:line="400" w:lineRule="exact"/>
-        <w:ind w:leftChars="0" w:left="482"/>
+        <w:spacing w:line="380" w:lineRule="exact"/>
+        <w:ind w:leftChars="0" w:left="284" w:hanging="282"/>
+        <w:jc w:val="both"/>
         <w:rPr>
           <w:rFonts w:ascii="標楷體" w:eastAsia="標楷體" w:hAnsi="標楷體" w:cs="標楷體"/>
           <w:sz w:val="28"/>
@@ -408,43 +217,7 @@
           <w:sz w:val="28"/>
           <w:szCs w:val="28"/>
         </w:rPr>
-        <w:t>長亭：古代在交通</w:t>
-      </w:r>
-      <w:proofErr w:type="gramStart"/>
-      <w:r>
-        <w:rPr>
-          <w:rFonts w:ascii="標楷體" w:eastAsia="標楷體" w:hAnsi="標楷體" w:cs="標楷體" w:hint="eastAsia"/>
-          <w:sz w:val="28"/>
-          <w:szCs w:val="28"/>
-        </w:rPr>
-        <w:t>要道邊每隔</w:t>
-      </w:r>
-      <w:proofErr w:type="gramEnd"/>
-      <w:r>
-        <w:rPr>
-          <w:rFonts w:ascii="標楷體" w:eastAsia="標楷體" w:hAnsi="標楷體" w:cs="標楷體" w:hint="eastAsia"/>
-          <w:sz w:val="28"/>
-          <w:szCs w:val="28"/>
-        </w:rPr>
-        <w:t>十里修建一座</w:t>
-      </w:r>
-      <w:proofErr w:type="gramStart"/>
-      <w:r>
-        <w:rPr>
-          <w:rFonts w:ascii="標楷體" w:eastAsia="標楷體" w:hAnsi="標楷體" w:cs="標楷體" w:hint="eastAsia"/>
-          <w:sz w:val="28"/>
-          <w:szCs w:val="28"/>
-        </w:rPr>
-        <w:t>長亭供行人</w:t>
-      </w:r>
-      <w:proofErr w:type="gramEnd"/>
-      <w:r>
-        <w:rPr>
-          <w:rFonts w:ascii="標楷體" w:eastAsia="標楷體" w:hAnsi="標楷體" w:cs="標楷體" w:hint="eastAsia"/>
-          <w:sz w:val="28"/>
-          <w:szCs w:val="28"/>
-        </w:rPr>
-        <w:t>休息，又稱</w:t>
+        <w:t>長亭：古代在交通要道邊每隔十里修建一座長亭供行人休息，又稱</w:t>
       </w:r>
       <w:r>
         <w:rPr>
@@ -486,8 +259,9 @@
           <w:ilvl w:val="0"/>
           <w:numId w:val="16"/>
         </w:numPr>
-        <w:spacing w:line="400" w:lineRule="exact"/>
-        <w:ind w:leftChars="0" w:left="482"/>
+        <w:spacing w:line="380" w:lineRule="exact"/>
+        <w:ind w:leftChars="0" w:left="284" w:hanging="282"/>
+        <w:jc w:val="both"/>
         <w:rPr>
           <w:rFonts w:ascii="標楷體" w:eastAsia="標楷體" w:hAnsi="標楷體" w:cs="標楷體"/>
           <w:sz w:val="28"/>
@@ -500,25 +274,7 @@
           <w:sz w:val="28"/>
           <w:szCs w:val="28"/>
         </w:rPr>
-        <w:t>驟雨：</w:t>
-      </w:r>
-      <w:proofErr w:type="gramStart"/>
-      <w:r>
-        <w:rPr>
-          <w:rFonts w:ascii="標楷體" w:eastAsia="標楷體" w:hAnsi="標楷體" w:cs="標楷體" w:hint="eastAsia"/>
-          <w:sz w:val="28"/>
-          <w:szCs w:val="28"/>
-        </w:rPr>
-        <w:t>急猛的</w:t>
-      </w:r>
-      <w:proofErr w:type="gramEnd"/>
-      <w:r>
-        <w:rPr>
-          <w:rFonts w:ascii="標楷體" w:eastAsia="標楷體" w:hAnsi="標楷體" w:cs="標楷體" w:hint="eastAsia"/>
-          <w:sz w:val="28"/>
-          <w:szCs w:val="28"/>
-        </w:rPr>
-        <w:t>陣雨。</w:t>
+        <w:t>驟雨：急猛的陣雨。</w:t>
       </w:r>
     </w:p>
     <w:p>
@@ -528,31 +284,22 @@
           <w:ilvl w:val="0"/>
           <w:numId w:val="16"/>
         </w:numPr>
-        <w:spacing w:line="400" w:lineRule="exact"/>
-        <w:ind w:leftChars="0" w:left="482"/>
+        <w:spacing w:line="380" w:lineRule="exact"/>
+        <w:ind w:leftChars="0" w:left="284" w:hanging="282"/>
+        <w:jc w:val="both"/>
         <w:rPr>
           <w:rFonts w:ascii="標楷體" w:eastAsia="標楷體" w:hAnsi="標楷體" w:cs="標楷體"/>
           <w:sz w:val="28"/>
           <w:szCs w:val="28"/>
         </w:rPr>
       </w:pPr>
-      <w:proofErr w:type="gramStart"/>
       <w:r>
         <w:rPr>
           <w:rFonts w:ascii="標楷體" w:eastAsia="標楷體" w:hAnsi="標楷體" w:cs="標楷體" w:hint="eastAsia"/>
           <w:sz w:val="28"/>
           <w:szCs w:val="28"/>
         </w:rPr>
-        <w:t>都門</w:t>
-      </w:r>
-      <w:proofErr w:type="gramEnd"/>
-      <w:r>
-        <w:rPr>
-          <w:rFonts w:ascii="標楷體" w:eastAsia="標楷體" w:hAnsi="標楷體" w:cs="標楷體" w:hint="eastAsia"/>
-          <w:sz w:val="28"/>
-          <w:szCs w:val="28"/>
-        </w:rPr>
-        <w:t>：國都之門。這裡代指</w:t>
+        <w:t>都門：國都之門。這裡代指</w:t>
       </w:r>
       <w:r>
         <w:rPr>
@@ -630,31 +377,22 @@
           <w:ilvl w:val="0"/>
           <w:numId w:val="16"/>
         </w:numPr>
-        <w:spacing w:line="400" w:lineRule="exact"/>
-        <w:ind w:leftChars="0" w:left="482"/>
+        <w:spacing w:line="380" w:lineRule="exact"/>
+        <w:ind w:leftChars="0" w:left="284" w:hanging="282"/>
+        <w:jc w:val="both"/>
         <w:rPr>
           <w:rFonts w:ascii="標楷體" w:eastAsia="標楷體" w:hAnsi="標楷體" w:cs="標楷體"/>
           <w:sz w:val="28"/>
           <w:szCs w:val="28"/>
         </w:rPr>
       </w:pPr>
-      <w:proofErr w:type="gramStart"/>
       <w:r>
         <w:rPr>
           <w:rFonts w:ascii="標楷體" w:eastAsia="標楷體" w:hAnsi="標楷體" w:cs="標楷體" w:hint="eastAsia"/>
           <w:sz w:val="28"/>
           <w:szCs w:val="28"/>
         </w:rPr>
-        <w:t>帳飲</w:t>
-      </w:r>
-      <w:proofErr w:type="gramEnd"/>
-      <w:r>
-        <w:rPr>
-          <w:rFonts w:ascii="標楷體" w:eastAsia="標楷體" w:hAnsi="標楷體" w:cs="標楷體" w:hint="eastAsia"/>
-          <w:sz w:val="28"/>
-          <w:szCs w:val="28"/>
-        </w:rPr>
-        <w:t>：在郊外設帳餞行。</w:t>
+        <w:t>帳飲：在郊外設帳餞行。</w:t>
       </w:r>
     </w:p>
     <w:p>
@@ -664,8 +402,9 @@
           <w:ilvl w:val="0"/>
           <w:numId w:val="16"/>
         </w:numPr>
-        <w:spacing w:line="400" w:lineRule="exact"/>
-        <w:ind w:leftChars="0" w:left="482"/>
+        <w:spacing w:line="380" w:lineRule="exact"/>
+        <w:ind w:leftChars="0" w:left="284" w:hanging="282"/>
+        <w:jc w:val="both"/>
         <w:rPr>
           <w:rFonts w:ascii="標楷體" w:eastAsia="標楷體" w:hAnsi="標楷體" w:cs="標楷體"/>
           <w:sz w:val="28"/>
@@ -678,25 +417,7 @@
           <w:sz w:val="28"/>
           <w:szCs w:val="28"/>
         </w:rPr>
-        <w:t>無</w:t>
-      </w:r>
-      <w:proofErr w:type="gramStart"/>
-      <w:r>
-        <w:rPr>
-          <w:rFonts w:ascii="標楷體" w:eastAsia="標楷體" w:hAnsi="標楷體" w:cs="標楷體" w:hint="eastAsia"/>
-          <w:sz w:val="28"/>
-          <w:szCs w:val="28"/>
-        </w:rPr>
-        <w:t>緒</w:t>
-      </w:r>
-      <w:proofErr w:type="gramEnd"/>
-      <w:r>
-        <w:rPr>
-          <w:rFonts w:ascii="標楷體" w:eastAsia="標楷體" w:hAnsi="標楷體" w:cs="標楷體" w:hint="eastAsia"/>
-          <w:sz w:val="28"/>
-          <w:szCs w:val="28"/>
-        </w:rPr>
-        <w:t>：沒有情緒</w:t>
+        <w:t>無緒：沒有情緒</w:t>
       </w:r>
       <w:r>
         <w:rPr>
@@ -714,34 +435,24 @@
           <w:ilvl w:val="0"/>
           <w:numId w:val="16"/>
         </w:numPr>
-        <w:spacing w:line="400" w:lineRule="exact"/>
-        <w:ind w:leftChars="0" w:left="482"/>
+        <w:spacing w:line="380" w:lineRule="exact"/>
+        <w:ind w:leftChars="0" w:left="284" w:hanging="282"/>
+        <w:jc w:val="both"/>
         <w:rPr>
           <w:rFonts w:ascii="標楷體" w:eastAsia="標楷體" w:hAnsi="標楷體" w:cs="標楷體"/>
           <w:sz w:val="28"/>
           <w:szCs w:val="28"/>
         </w:rPr>
       </w:pPr>
-      <w:proofErr w:type="gramStart"/>
       <w:r>
         <w:rPr>
           <w:rFonts w:ascii="標楷體" w:eastAsia="標楷體" w:hAnsi="標楷體" w:cs="標楷體" w:hint="eastAsia"/>
           <w:sz w:val="28"/>
           <w:szCs w:val="28"/>
         </w:rPr>
-        <w:t>蘭舟</w:t>
-      </w:r>
-      <w:proofErr w:type="gramEnd"/>
-      <w:r>
-        <w:rPr>
-          <w:rFonts w:ascii="標楷體" w:eastAsia="標楷體" w:hAnsi="標楷體" w:cs="標楷體" w:hint="eastAsia"/>
-          <w:sz w:val="28"/>
-          <w:szCs w:val="28"/>
-        </w:rPr>
-        <w:t>：古代傳說</w:t>
+        <w:t>蘭舟：古代傳說</w:t>
       </w:r>
       <w:hyperlink r:id="rId7" w:history="1">
-        <w:proofErr w:type="gramStart"/>
         <w:r>
           <w:rPr>
             <w:rStyle w:val="a4"/>
@@ -751,7 +462,6 @@
           </w:rPr>
           <w:t>魯班曾刻木蘭樹為舟</w:t>
         </w:r>
-        <w:proofErr w:type="gramEnd"/>
       </w:hyperlink>
       <w:r>
         <w:rPr>
@@ -759,25 +469,7 @@
           <w:sz w:val="28"/>
           <w:szCs w:val="28"/>
         </w:rPr>
-        <w:t>。這裡用</w:t>
-      </w:r>
-      <w:proofErr w:type="gramStart"/>
-      <w:r>
-        <w:rPr>
-          <w:rFonts w:ascii="標楷體" w:eastAsia="標楷體" w:hAnsi="標楷體" w:cs="標楷體" w:hint="eastAsia"/>
-          <w:sz w:val="28"/>
-          <w:szCs w:val="28"/>
-        </w:rPr>
-        <w:t>做對</w:t>
-      </w:r>
-      <w:proofErr w:type="gramEnd"/>
-      <w:r>
-        <w:rPr>
-          <w:rFonts w:ascii="標楷體" w:eastAsia="標楷體" w:hAnsi="標楷體" w:cs="標楷體" w:hint="eastAsia"/>
-          <w:sz w:val="28"/>
-          <w:szCs w:val="28"/>
-        </w:rPr>
-        <w:t>船的美稱。</w:t>
+        <w:t>。這裡用做對船的美稱。</w:t>
       </w:r>
     </w:p>
     <w:p>
@@ -787,8 +479,9 @@
           <w:ilvl w:val="0"/>
           <w:numId w:val="16"/>
         </w:numPr>
-        <w:spacing w:line="400" w:lineRule="exact"/>
-        <w:ind w:leftChars="0" w:left="482"/>
+        <w:spacing w:line="380" w:lineRule="exact"/>
+        <w:ind w:leftChars="0" w:left="284" w:hanging="282"/>
+        <w:jc w:val="both"/>
         <w:rPr>
           <w:rFonts w:ascii="標楷體" w:eastAsia="標楷體" w:hAnsi="標楷體" w:cs="標楷體"/>
           <w:sz w:val="28"/>
@@ -801,45 +494,25 @@
           <w:sz w:val="28"/>
           <w:szCs w:val="28"/>
         </w:rPr>
-        <w:t>凝</w:t>
-      </w:r>
-      <w:proofErr w:type="gramStart"/>
+        <w:t>凝噎</w:t>
+      </w:r>
       <w:r>
         <w:rPr>
           <w:rFonts w:ascii="標楷體" w:eastAsia="標楷體" w:hAnsi="標楷體" w:cs="標楷體" w:hint="eastAsia"/>
           <w:sz w:val="28"/>
           <w:szCs w:val="28"/>
         </w:rPr>
-        <w:t>噎</w:t>
-      </w:r>
-      <w:proofErr w:type="gramEnd"/>
+        <w:t>(</w:t>
+      </w:r>
       <w:r>
         <w:rPr>
           <w:rFonts w:ascii="標楷體" w:eastAsia="標楷體" w:hAnsi="標楷體" w:cs="標楷體" w:hint="eastAsia"/>
-          <w:sz w:val="28"/>
-          <w:szCs w:val="28"/>
-        </w:rPr>
-        <w:t>：喉嚨哽塞</w:t>
-      </w:r>
-      <w:r>
-        <w:rPr>
-          <w:rFonts w:ascii="標楷體" w:eastAsia="標楷體" w:hAnsi="標楷體" w:cs="標楷體" w:hint="eastAsia"/>
-          <w:sz w:val="28"/>
-          <w:szCs w:val="28"/>
-        </w:rPr>
-        <w:t>(</w:t>
-      </w:r>
-      <w:proofErr w:type="gramStart"/>
-      <w:r>
-        <w:rPr>
-          <w:rFonts w:ascii="標楷體" w:eastAsia="標楷體" w:hAnsi="標楷體" w:cs="標楷體" w:hint="eastAsia"/>
-          <w:color w:val="FF0000"/>
+          <w:color w:val="EE0000"/>
           <w:sz w:val="16"/>
           <w:szCs w:val="16"/>
         </w:rPr>
-        <w:t>ㄙㄜˋ</w:t>
-      </w:r>
-      <w:proofErr w:type="gramEnd"/>
+        <w:t>一ㄝ</w:t>
+      </w:r>
       <w:r>
         <w:rPr>
           <w:rFonts w:ascii="標楷體" w:eastAsia="標楷體" w:hAnsi="標楷體" w:cs="標楷體" w:hint="eastAsia"/>
@@ -854,7 +527,15 @@
           <w:sz w:val="28"/>
           <w:szCs w:val="28"/>
         </w:rPr>
-        <w:t>，欲語不出的樣子。</w:t>
+        <w:t>：</w:t>
+      </w:r>
+      <w:r>
+        <w:rPr>
+          <w:rFonts w:ascii="標楷體" w:eastAsia="標楷體" w:hAnsi="標楷體" w:cs="標楷體"/>
+          <w:sz w:val="28"/>
+          <w:szCs w:val="28"/>
+        </w:rPr>
+        <w:t>形容因情緒激動而喉嚨發緊、哽住，想說話卻講不出來的樣子。</w:t>
       </w:r>
     </w:p>
     <w:p>
@@ -864,8 +545,9 @@
           <w:ilvl w:val="0"/>
           <w:numId w:val="16"/>
         </w:numPr>
-        <w:spacing w:line="400" w:lineRule="exact"/>
-        <w:ind w:leftChars="0" w:left="482"/>
+        <w:spacing w:line="380" w:lineRule="exact"/>
+        <w:ind w:leftChars="0" w:left="284" w:hanging="282"/>
+        <w:jc w:val="both"/>
         <w:rPr>
           <w:rFonts w:ascii="標楷體" w:eastAsia="標楷體" w:hAnsi="標楷體" w:cs="標楷體"/>
           <w:sz w:val="28"/>
@@ -878,7 +560,39 @@
           <w:sz w:val="28"/>
           <w:szCs w:val="28"/>
         </w:rPr>
-        <w:t>去去：重複“去”字，表示行程遙遠。</w:t>
+        <w:t>去去：重複</w:t>
+      </w:r>
+      <w:r>
+        <w:rPr>
+          <w:rFonts w:ascii="標楷體" w:eastAsia="標楷體" w:hAnsi="標楷體" w:cs="標楷體" w:hint="eastAsia"/>
+          <w:sz w:val="28"/>
+          <w:szCs w:val="28"/>
+        </w:rPr>
+        <w:t>「</w:t>
+      </w:r>
+      <w:r>
+        <w:rPr>
+          <w:rFonts w:ascii="標楷體" w:eastAsia="標楷體" w:hAnsi="標楷體" w:cs="標楷體" w:hint="eastAsia"/>
+          <w:sz w:val="28"/>
+          <w:szCs w:val="28"/>
+        </w:rPr>
+        <w:t>去</w:t>
+      </w:r>
+      <w:r>
+        <w:rPr>
+          <w:rFonts w:ascii="標楷體" w:eastAsia="標楷體" w:hAnsi="標楷體" w:cs="標楷體" w:hint="eastAsia"/>
+          <w:sz w:val="28"/>
+          <w:szCs w:val="28"/>
+        </w:rPr>
+        <w:t>」</w:t>
+      </w:r>
+      <w:r>
+        <w:rPr>
+          <w:rFonts w:ascii="標楷體" w:eastAsia="標楷體" w:hAnsi="標楷體" w:cs="標楷體" w:hint="eastAsia"/>
+          <w:sz w:val="28"/>
+          <w:szCs w:val="28"/>
+        </w:rPr>
+        <w:t>字，表示行程遙遠。</w:t>
       </w:r>
     </w:p>
     <w:p>
@@ -888,8 +602,9 @@
           <w:ilvl w:val="0"/>
           <w:numId w:val="16"/>
         </w:numPr>
-        <w:spacing w:line="400" w:lineRule="exact"/>
-        <w:ind w:leftChars="0" w:left="482"/>
+        <w:spacing w:line="380" w:lineRule="exact"/>
+        <w:ind w:leftChars="0" w:left="284" w:hanging="282"/>
+        <w:jc w:val="both"/>
         <w:rPr>
           <w:rFonts w:ascii="標楷體" w:eastAsia="標楷體" w:hAnsi="標楷體" w:cs="標楷體"/>
           <w:sz w:val="28"/>
@@ -902,32 +617,15 @@
           <w:sz w:val="28"/>
           <w:szCs w:val="28"/>
         </w:rPr>
-        <w:t>暮靄</w:t>
-      </w:r>
-      <w:proofErr w:type="gramStart"/>
-      <w:r>
-        <w:rPr>
-          <w:rFonts w:ascii="標楷體" w:eastAsia="標楷體" w:hAnsi="標楷體" w:cs="標楷體" w:hint="eastAsia"/>
-          <w:sz w:val="28"/>
-          <w:szCs w:val="28"/>
-        </w:rPr>
-        <w:t>沉沉楚天闊</w:t>
-      </w:r>
-      <w:proofErr w:type="gramEnd"/>
-      <w:r>
-        <w:rPr>
-          <w:rFonts w:ascii="標楷體" w:eastAsia="標楷體" w:hAnsi="標楷體" w:cs="標楷體" w:hint="eastAsia"/>
-          <w:sz w:val="28"/>
-          <w:szCs w:val="28"/>
-        </w:rPr>
-        <w:t>：傍晚的雲霧籠罩著南天，深厚廣闊，不知盡頭。</w:t>
+        <w:t>暮靄沉沉楚天闊：傍晚的雲霧籠罩著南天，深厚廣闊，不知盡頭。</w:t>
       </w:r>
     </w:p>
     <w:p>
       <w:pPr>
         <w:pStyle w:val="a6"/>
-        <w:spacing w:line="400" w:lineRule="exact"/>
-        <w:ind w:leftChars="0" w:left="482"/>
+        <w:spacing w:line="380" w:lineRule="exact"/>
+        <w:ind w:leftChars="0" w:left="284"/>
+        <w:jc w:val="both"/>
         <w:rPr>
           <w:rFonts w:ascii="標楷體" w:eastAsia="標楷體" w:hAnsi="標楷體" w:cs="標楷體"/>
           <w:sz w:val="28"/>
@@ -942,7 +640,6 @@
         </w:rPr>
         <w:t>暮靄：傍晚的雲霧。沉沉：深厚的樣子。</w:t>
       </w:r>
-      <w:proofErr w:type="gramStart"/>
       <w:r>
         <w:rPr>
           <w:rFonts w:ascii="標楷體" w:eastAsia="標楷體" w:hAnsi="標楷體" w:cs="標楷體" w:hint="eastAsia"/>
@@ -958,51 +655,24 @@
           <w:sz w:val="28"/>
           <w:szCs w:val="28"/>
         </w:rPr>
-        <w:t>天</w:t>
-      </w:r>
-      <w:proofErr w:type="gramEnd"/>
+        <w:t>天：指南方</w:t>
+      </w:r>
       <w:r>
         <w:rPr>
           <w:rFonts w:ascii="標楷體" w:eastAsia="標楷體" w:hAnsi="標楷體" w:cs="標楷體" w:hint="eastAsia"/>
           <w:sz w:val="28"/>
           <w:szCs w:val="28"/>
-        </w:rPr>
-        <w:t>：指南</w:t>
-      </w:r>
-      <w:proofErr w:type="gramStart"/>
+          <w:u w:val="single"/>
+        </w:rPr>
+        <w:t>楚</w:t>
+      </w:r>
       <w:r>
         <w:rPr>
           <w:rFonts w:ascii="標楷體" w:eastAsia="標楷體" w:hAnsi="標楷體" w:cs="標楷體" w:hint="eastAsia"/>
           <w:sz w:val="28"/>
           <w:szCs w:val="28"/>
         </w:rPr>
-        <w:t>方</w:t>
-      </w:r>
-      <w:r>
-        <w:rPr>
-          <w:rFonts w:ascii="標楷體" w:eastAsia="標楷體" w:hAnsi="標楷體" w:cs="標楷體" w:hint="eastAsia"/>
-          <w:sz w:val="28"/>
-          <w:szCs w:val="28"/>
-          <w:u w:val="single"/>
-        </w:rPr>
-        <w:t>楚</w:t>
-      </w:r>
-      <w:r>
-        <w:rPr>
-          <w:rFonts w:ascii="標楷體" w:eastAsia="標楷體" w:hAnsi="標楷體" w:cs="標楷體" w:hint="eastAsia"/>
-          <w:sz w:val="28"/>
-          <w:szCs w:val="28"/>
-        </w:rPr>
-        <w:t>地的</w:t>
-      </w:r>
-      <w:proofErr w:type="gramEnd"/>
-      <w:r>
-        <w:rPr>
-          <w:rFonts w:ascii="標楷體" w:eastAsia="標楷體" w:hAnsi="標楷體" w:cs="標楷體" w:hint="eastAsia"/>
-          <w:sz w:val="28"/>
-          <w:szCs w:val="28"/>
-        </w:rPr>
-        <w:t>天空。</w:t>
+        <w:t>地的天空。</w:t>
       </w:r>
     </w:p>
     <w:p>
@@ -1012,8 +682,9 @@
           <w:ilvl w:val="0"/>
           <w:numId w:val="16"/>
         </w:numPr>
-        <w:spacing w:line="400" w:lineRule="exact"/>
-        <w:ind w:leftChars="0" w:left="482"/>
+        <w:spacing w:line="380" w:lineRule="exact"/>
+        <w:ind w:leftChars="0" w:left="284" w:hanging="426"/>
+        <w:jc w:val="both"/>
         <w:rPr>
           <w:rFonts w:ascii="標楷體" w:eastAsia="標楷體" w:hAnsi="標楷體" w:cs="標楷體"/>
           <w:sz w:val="28"/>
@@ -1036,8 +707,9 @@
           <w:ilvl w:val="0"/>
           <w:numId w:val="16"/>
         </w:numPr>
-        <w:spacing w:line="400" w:lineRule="exact"/>
-        <w:ind w:leftChars="0" w:left="482"/>
+        <w:spacing w:line="380" w:lineRule="exact"/>
+        <w:ind w:leftChars="0" w:left="284" w:hanging="426"/>
+        <w:jc w:val="both"/>
         <w:rPr>
           <w:rFonts w:ascii="標楷體" w:eastAsia="標楷體" w:hAnsi="標楷體" w:cs="標楷體"/>
           <w:sz w:val="28"/>
@@ -1050,7 +722,7 @@
           <w:sz w:val="28"/>
           <w:szCs w:val="28"/>
         </w:rPr>
-        <w:t>縱：即使。風情：情意</w:t>
+        <w:t>風情：情意</w:t>
       </w:r>
       <w:r>
         <w:rPr>
@@ -1066,25 +738,7 @@
           <w:sz w:val="28"/>
           <w:szCs w:val="28"/>
         </w:rPr>
-        <w:t>男女相愛之情，</w:t>
-      </w:r>
-      <w:proofErr w:type="gramStart"/>
-      <w:r>
-        <w:rPr>
-          <w:rFonts w:ascii="標楷體" w:eastAsia="標楷體" w:hAnsi="標楷體" w:cs="標楷體" w:hint="eastAsia"/>
-          <w:sz w:val="28"/>
-          <w:szCs w:val="28"/>
-        </w:rPr>
-        <w:t>深情蜜意</w:t>
-      </w:r>
-      <w:proofErr w:type="gramEnd"/>
-      <w:r>
-        <w:rPr>
-          <w:rFonts w:ascii="標楷體" w:eastAsia="標楷體" w:hAnsi="標楷體" w:cs="標楷體" w:hint="eastAsia"/>
-          <w:sz w:val="28"/>
-          <w:szCs w:val="28"/>
-        </w:rPr>
-        <w:t>。</w:t>
+        <w:t>男女相愛之情，深情蜜意。</w:t>
       </w:r>
     </w:p>
     <w:p>
@@ -1111,7 +765,7 @@
       <w:pPr>
         <w:spacing w:line="440" w:lineRule="exact"/>
         <w:rPr>
-          <w:rFonts w:ascii="標楷體" w:eastAsia="標楷體" w:hAnsi="標楷體"/>
+          <w:rFonts w:ascii="標楷體" w:eastAsia="標楷體" w:hAnsi="標楷體" w:hint="eastAsia"/>
           <w:sz w:val="28"/>
           <w:szCs w:val="28"/>
         </w:rPr>
@@ -1130,7 +784,33 @@
           <w:sz w:val="28"/>
           <w:szCs w:val="28"/>
         </w:rPr>
-        <w:t>秋後的蟬叫得是那樣地淒涼而急促，面對著長亭，正是傍</w:t>
+        <w:t>秋天暮色中的蟬鳴淒涼而急促，正對著郊外的長亭，天色已晚，急驟的陣雨才剛剛停歇。在京城門外設帳鋪席為你</w:t>
+      </w:r>
+      <w:r>
+        <w:rPr>
+          <w:rFonts w:ascii="標楷體" w:eastAsia="標楷體" w:hAnsi="標楷體" w:hint="eastAsia"/>
+          <w:b/>
+          <w:bCs/>
+          <w:sz w:val="28"/>
+          <w:szCs w:val="28"/>
+        </w:rPr>
+        <w:t>餞行</w:t>
+      </w:r>
+      <w:r>
+        <w:rPr>
+          <w:rFonts w:ascii="標楷體" w:eastAsia="標楷體" w:hAnsi="標楷體" w:hint="eastAsia"/>
+          <w:sz w:val="28"/>
+          <w:szCs w:val="28"/>
+        </w:rPr>
+        <w:t>，心中萬分</w:t>
+      </w:r>
+      <w:r>
+        <w:rPr>
+          <w:rFonts w:ascii="標楷體" w:eastAsia="標楷體" w:hAnsi="標楷體" w:hint="eastAsia"/>
+          <w:sz w:val="28"/>
+          <w:szCs w:val="28"/>
+        </w:rPr>
+        <w:t>沮</w:t>
       </w:r>
       <w:r>
         <w:rPr>
@@ -1140,17 +820,15 @@
         </w:rPr>
         <w:t>(</w:t>
       </w:r>
-      <w:proofErr w:type="gramStart"/>
-      <w:r>
-        <w:rPr>
-          <w:rFonts w:ascii="標楷體" w:eastAsia="標楷體" w:hAnsi="標楷體" w:hint="eastAsia"/>
-          <w:color w:val="FF0000"/>
+      <w:r>
+        <w:rPr>
+          <w:rFonts w:ascii="標楷體" w:eastAsia="標楷體" w:hAnsi="標楷體" w:hint="eastAsia"/>
+          <w:color w:val="EE0000"/>
           <w:sz w:val="16"/>
           <w:szCs w:val="16"/>
         </w:rPr>
-        <w:t>ㄅㄤ</w:t>
-      </w:r>
-      <w:proofErr w:type="gramEnd"/>
+        <w:t>ㄐㄩˇ</w:t>
+      </w:r>
       <w:r>
         <w:rPr>
           <w:rFonts w:ascii="標楷體" w:eastAsia="標楷體" w:hAnsi="標楷體" w:hint="eastAsia"/>
@@ -1165,61 +843,15 @@
           <w:sz w:val="28"/>
           <w:szCs w:val="28"/>
         </w:rPr>
-        <w:t>晚時分，一陣</w:t>
-      </w:r>
-      <w:proofErr w:type="gramStart"/>
-      <w:r>
-        <w:rPr>
-          <w:rFonts w:ascii="標楷體" w:eastAsia="標楷體" w:hAnsi="標楷體" w:hint="eastAsia"/>
-          <w:sz w:val="28"/>
-          <w:szCs w:val="28"/>
-        </w:rPr>
-        <w:t>急雨剛</w:t>
-      </w:r>
-      <w:proofErr w:type="gramEnd"/>
-      <w:r>
-        <w:rPr>
-          <w:rFonts w:ascii="標楷體" w:eastAsia="標楷體" w:hAnsi="標楷體" w:hint="eastAsia"/>
-          <w:sz w:val="28"/>
-          <w:szCs w:val="28"/>
-        </w:rPr>
-        <w:t>停住。在京都城外設帳餞別，卻沒有暢飲的心緒，正在依依不捨的時候，船上的</w:t>
-      </w:r>
-      <w:proofErr w:type="gramStart"/>
-      <w:r>
-        <w:rPr>
-          <w:rFonts w:ascii="標楷體" w:eastAsia="標楷體" w:hAnsi="標楷體" w:hint="eastAsia"/>
-          <w:sz w:val="28"/>
-          <w:szCs w:val="28"/>
-        </w:rPr>
-        <w:t>人已催著</w:t>
-      </w:r>
-      <w:proofErr w:type="gramEnd"/>
-      <w:r>
-        <w:rPr>
-          <w:rFonts w:ascii="標楷體" w:eastAsia="標楷體" w:hAnsi="標楷體" w:hint="eastAsia"/>
-          <w:sz w:val="28"/>
-          <w:szCs w:val="28"/>
-        </w:rPr>
-        <w:t>出發。握著手互相瞧著，滿眼淚花，直到最後也無言相對，千言萬語</w:t>
-      </w:r>
-      <w:proofErr w:type="gramStart"/>
-      <w:r>
-        <w:rPr>
-          <w:rFonts w:ascii="標楷體" w:eastAsia="標楷體" w:hAnsi="標楷體" w:hint="eastAsia"/>
-          <w:sz w:val="28"/>
-          <w:szCs w:val="28"/>
-        </w:rPr>
-        <w:t>都噎在喉間說不出來</w:t>
-      </w:r>
-      <w:proofErr w:type="gramEnd"/>
-      <w:r>
-        <w:rPr>
-          <w:rFonts w:ascii="標楷體" w:eastAsia="標楷體" w:hAnsi="標楷體" w:hint="eastAsia"/>
-          <w:sz w:val="28"/>
-          <w:szCs w:val="28"/>
-        </w:rPr>
-        <w:t>。想到這回去南方，這一程又一程，千里</w:t>
+        <w:t>喪</w:t>
+      </w:r>
+      <w:r>
+        <w:rPr>
+          <w:rFonts w:ascii="標楷體" w:eastAsia="標楷體" w:hAnsi="標楷體" w:hint="eastAsia"/>
+          <w:sz w:val="28"/>
+          <w:szCs w:val="28"/>
+        </w:rPr>
+        <w:t>與茫然；正在依依不捨、難分難捨之際，船夫已在催促著登船出發。兩人緊握著雙手，眼含淚水互相凝視，哽咽得喉嚨</w:t>
       </w:r>
       <w:r>
         <w:rPr>
@@ -1229,37 +861,38 @@
           <w:sz w:val="28"/>
           <w:szCs w:val="28"/>
         </w:rPr>
-        <w:t>迢迢</w:t>
-      </w:r>
-      <w:r>
-        <w:rPr>
-          <w:rFonts w:ascii="標楷體" w:eastAsia="標楷體" w:hAnsi="標楷體" w:hint="eastAsia"/>
-          <w:sz w:val="28"/>
-          <w:szCs w:val="28"/>
-        </w:rPr>
-        <w:t>，一片煙波，那夜霧沉沉的</w:t>
-      </w:r>
-      <w:r>
-        <w:rPr>
-          <w:rFonts w:ascii="標楷體" w:eastAsia="標楷體" w:hAnsi="標楷體" w:hint="eastAsia"/>
-          <w:sz w:val="28"/>
-          <w:szCs w:val="28"/>
-          <w:u w:val="single"/>
-        </w:rPr>
-        <w:t>楚</w:t>
-      </w:r>
-      <w:r>
-        <w:rPr>
-          <w:rFonts w:ascii="標楷體" w:eastAsia="標楷體" w:hAnsi="標楷體" w:hint="eastAsia"/>
-          <w:sz w:val="28"/>
-          <w:szCs w:val="28"/>
-        </w:rPr>
-        <w:t>地天空竟是一望無邊。</w:t>
+        <w:t>發堵</w:t>
+      </w:r>
+      <w:r>
+        <w:rPr>
+          <w:rFonts w:ascii="標楷體" w:eastAsia="標楷體" w:hAnsi="標楷體" w:hint="eastAsia"/>
+          <w:sz w:val="28"/>
+          <w:szCs w:val="28"/>
+        </w:rPr>
+        <w:t>，竟然一句話也說不出來。想到這一去路途遙遠，</w:t>
+      </w:r>
+      <w:r>
+        <w:rPr>
+          <w:rFonts w:ascii="標楷體" w:eastAsia="標楷體" w:hAnsi="標楷體" w:hint="eastAsia"/>
+          <w:b/>
+          <w:bCs/>
+          <w:sz w:val="28"/>
+          <w:szCs w:val="28"/>
+        </w:rPr>
+        <w:t>煙波浩渺</w:t>
+      </w:r>
+      <w:r>
+        <w:rPr>
+          <w:rFonts w:ascii="標楷體" w:eastAsia="標楷體" w:hAnsi="標楷體" w:hint="eastAsia"/>
+          <w:sz w:val="28"/>
+          <w:szCs w:val="28"/>
+        </w:rPr>
+        <w:t>，前方只有傍晚沉沉的雲霧，以及無邊無際、遼闊空曠的南方天空。</w:t>
       </w:r>
     </w:p>
     <w:p>
       <w:pPr>
-        <w:spacing w:line="480" w:lineRule="exact"/>
+        <w:spacing w:line="440" w:lineRule="exact"/>
         <w:rPr>
           <w:rFonts w:ascii="標楷體" w:eastAsia="標楷體" w:hAnsi="標楷體"/>
           <w:sz w:val="28"/>
@@ -1280,23 +913,7 @@
           <w:sz w:val="28"/>
           <w:szCs w:val="28"/>
         </w:rPr>
-        <w:t>自古以來多情的人最傷心的是離別，更何況又</w:t>
-      </w:r>
-      <w:r>
-        <w:rPr>
-          <w:rFonts w:ascii="標楷體" w:eastAsia="標楷體" w:hAnsi="標楷體" w:hint="eastAsia"/>
-          <w:sz w:val="28"/>
-          <w:szCs w:val="28"/>
-        </w:rPr>
-        <w:t>恰</w:t>
-      </w:r>
-      <w:r>
-        <w:rPr>
-          <w:rFonts w:ascii="標楷體" w:eastAsia="標楷體" w:hAnsi="標楷體" w:hint="eastAsia"/>
-          <w:sz w:val="28"/>
-          <w:szCs w:val="28"/>
-        </w:rPr>
-        <w:t>逢這</w:t>
+        <w:t>自古以來，多情的人總是為離別而傷感，更何況是在這蕭條冷落的秋天！今晚酒醉醒來之後，不知道自己會身在何處？恐怕只有長滿楊柳的岸邊，伴隨著清晨的冷風與殘缺的彎月。這一去多年，往後的良辰美景恐怕都只是</w:t>
       </w:r>
       <w:r>
         <w:rPr>
@@ -1306,38 +923,20 @@
           <w:sz w:val="28"/>
           <w:szCs w:val="28"/>
         </w:rPr>
-        <w:t>蕭瑟</w:t>
-      </w:r>
-      <w:r>
-        <w:rPr>
-          <w:rFonts w:ascii="標楷體" w:eastAsia="標楷體" w:hAnsi="標楷體" w:hint="eastAsia"/>
-          <w:sz w:val="28"/>
-          <w:szCs w:val="28"/>
-        </w:rPr>
-        <w:t>冷落的秋季，這離愁哪能經受得了！誰知我今夜酒醒時身在何處？怕是只有楊柳岸邊，面對</w:t>
-      </w:r>
-      <w:r>
-        <w:rPr>
-          <w:rFonts w:ascii="標楷體" w:eastAsia="標楷體" w:hAnsi="標楷體" w:hint="eastAsia"/>
-          <w:b/>
-          <w:bCs/>
-          <w:sz w:val="28"/>
-          <w:szCs w:val="28"/>
-        </w:rPr>
-        <w:t>淒厲</w:t>
-      </w:r>
-      <w:r>
-        <w:rPr>
-          <w:rFonts w:ascii="標楷體" w:eastAsia="標楷體" w:hAnsi="標楷體" w:hint="eastAsia"/>
-          <w:sz w:val="28"/>
-          <w:szCs w:val="28"/>
-        </w:rPr>
-        <w:t>的晨風和黎明的殘月了。這一去長年相別，相愛的人不在一起，我料想即使遇到好天氣、好風景，也如同虛設。即使有滿腹的情意，又能和誰一同欣賞呢？</w:t>
+        <w:t>虛設</w:t>
+      </w:r>
+      <w:r>
+        <w:rPr>
+          <w:rFonts w:ascii="標楷體" w:eastAsia="標楷體" w:hAnsi="標楷體" w:hint="eastAsia"/>
+          <w:sz w:val="28"/>
+          <w:szCs w:val="28"/>
+        </w:rPr>
+        <w:t>。縱然心頭有千萬種深情蜜意，又能向誰訴說呢？</w:t>
       </w:r>
     </w:p>
     <w:p>
       <w:pPr>
-        <w:spacing w:line="440" w:lineRule="exact"/>
+        <w:spacing w:beforeLines="50" w:before="180" w:line="440" w:lineRule="exact"/>
         <w:rPr>
           <w:rFonts w:ascii="標楷體" w:eastAsia="標楷體" w:hAnsi="標楷體"/>
           <w:sz w:val="32"/>
@@ -1351,7 +950,6 @@
           <w:szCs w:val="32"/>
           <w:bdr w:val="single" w:sz="4" w:space="0" w:color="auto"/>
         </w:rPr>
-        <w:lastRenderedPageBreak/>
         <w:t>賞</w:t>
       </w:r>
       <w:r>
@@ -1367,8 +965,9 @@
     <w:p>
       <w:pPr>
         <w:spacing w:line="420" w:lineRule="exact"/>
-        <w:rPr>
-          <w:rFonts w:ascii="標楷體" w:eastAsia="標楷體" w:hAnsi="標楷體"/>
+        <w:jc w:val="both"/>
+        <w:rPr>
+          <w:rFonts w:ascii="標楷體" w:eastAsia="標楷體" w:hAnsi="標楷體" w:hint="eastAsia"/>
           <w:sz w:val="28"/>
           <w:szCs w:val="28"/>
         </w:rPr>
@@ -1386,14 +985,6 @@
           <w:rFonts w:ascii="標楷體" w:eastAsia="標楷體" w:hAnsi="標楷體" w:hint="eastAsia"/>
           <w:sz w:val="28"/>
           <w:szCs w:val="28"/>
-        </w:rPr>
-        <w:t>《雨霖鈴》是</w:t>
-      </w:r>
-      <w:r>
-        <w:rPr>
-          <w:rFonts w:ascii="標楷體" w:eastAsia="標楷體" w:hAnsi="標楷體" w:hint="eastAsia"/>
-          <w:sz w:val="28"/>
-          <w:szCs w:val="28"/>
           <w:u w:val="single"/>
         </w:rPr>
         <w:t>柳永</w:t>
@@ -1404,7 +995,7 @@
           <w:sz w:val="28"/>
           <w:szCs w:val="28"/>
         </w:rPr>
-        <w:t>著名的代表作。這首詞是詞人在仕途失意，不得不離京都（</w:t>
+        <w:t>的《雨霖鈴·寒蟬淒切》是</w:t>
       </w:r>
       <w:r>
         <w:rPr>
@@ -1413,49 +1004,15 @@
           <w:szCs w:val="28"/>
           <w:u w:val="single"/>
         </w:rPr>
-        <w:t>汴京</w:t>
-      </w:r>
-      <w:r>
-        <w:rPr>
-          <w:rFonts w:ascii="標楷體" w:eastAsia="標楷體" w:hAnsi="標楷體" w:hint="eastAsia"/>
-          <w:sz w:val="28"/>
-          <w:szCs w:val="28"/>
-        </w:rPr>
-        <w:t>，今</w:t>
-      </w:r>
-      <w:r>
-        <w:rPr>
-          <w:rFonts w:ascii="標楷體" w:eastAsia="標楷體" w:hAnsi="標楷體" w:hint="eastAsia"/>
-          <w:sz w:val="28"/>
-          <w:szCs w:val="28"/>
-          <w:u w:val="single"/>
-        </w:rPr>
-        <w:t>河南</w:t>
-      </w:r>
-      <w:r>
-        <w:rPr>
-          <w:rFonts w:ascii="標楷體" w:eastAsia="標楷體" w:hAnsi="標楷體" w:hint="eastAsia"/>
-          <w:sz w:val="28"/>
-          <w:szCs w:val="28"/>
-        </w:rPr>
-        <w:t xml:space="preserve"> </w:t>
-      </w:r>
-      <w:r>
-        <w:rPr>
-          <w:rFonts w:ascii="標楷體" w:eastAsia="標楷體" w:hAnsi="標楷體" w:hint="eastAsia"/>
-          <w:sz w:val="28"/>
-          <w:szCs w:val="28"/>
-          <w:u w:val="single"/>
-        </w:rPr>
-        <w:t>開封</w:t>
-      </w:r>
-      <w:r>
-        <w:rPr>
-          <w:rFonts w:ascii="標楷體" w:eastAsia="標楷體" w:hAnsi="標楷體" w:hint="eastAsia"/>
-          <w:sz w:val="28"/>
-          <w:szCs w:val="28"/>
-        </w:rPr>
-        <w:t>）時寫的,是表現</w:t>
+        <w:t>宋</w:t>
+      </w:r>
+      <w:r>
+        <w:rPr>
+          <w:rFonts w:ascii="標楷體" w:eastAsia="標楷體" w:hAnsi="標楷體" w:hint="eastAsia"/>
+          <w:sz w:val="28"/>
+          <w:szCs w:val="28"/>
+        </w:rPr>
+        <w:t>詞中抒寫離別情懷的千古名篇。全詞以「離情」為核心，透過</w:t>
       </w:r>
       <w:r>
         <w:rPr>
@@ -1465,83 +1022,15 @@
           <w:sz w:val="28"/>
           <w:szCs w:val="28"/>
         </w:rPr>
-        <w:t>江湖流落</w:t>
-      </w:r>
-      <w:r>
-        <w:rPr>
-          <w:rFonts w:ascii="標楷體" w:eastAsia="標楷體" w:hAnsi="標楷體" w:hint="eastAsia"/>
-          <w:sz w:val="28"/>
-          <w:szCs w:val="28"/>
-        </w:rPr>
-        <w:t>感受中很有代表性的一篇。這首</w:t>
-      </w:r>
-      <w:proofErr w:type="gramStart"/>
-      <w:r>
-        <w:rPr>
-          <w:rFonts w:ascii="標楷體" w:eastAsia="標楷體" w:hAnsi="標楷體" w:hint="eastAsia"/>
-          <w:sz w:val="28"/>
-          <w:szCs w:val="28"/>
-        </w:rPr>
-        <w:t>詞寫離情別緒</w:t>
-      </w:r>
-      <w:proofErr w:type="gramEnd"/>
-      <w:r>
-        <w:rPr>
-          <w:rFonts w:ascii="標楷體" w:eastAsia="標楷體" w:hAnsi="標楷體" w:hint="eastAsia"/>
-          <w:sz w:val="28"/>
-          <w:szCs w:val="28"/>
-        </w:rPr>
-        <w:t>,達到了情景交融的藝術境界。詞的主要內容是以冷落淒涼的秋景作為襯托</w:t>
-      </w:r>
-      <w:r>
-        <w:rPr>
-          <w:rFonts w:ascii="標楷體" w:eastAsia="標楷體" w:hAnsi="標楷體" w:hint="eastAsia"/>
-          <w:sz w:val="28"/>
-          <w:szCs w:val="28"/>
-        </w:rPr>
-        <w:t>，</w:t>
-      </w:r>
-      <w:r>
-        <w:rPr>
-          <w:rFonts w:ascii="標楷體" w:eastAsia="標楷體" w:hAnsi="標楷體" w:hint="eastAsia"/>
-          <w:sz w:val="28"/>
-          <w:szCs w:val="28"/>
-        </w:rPr>
-        <w:t>來表達和情人難以割捨的離情。</w:t>
-      </w:r>
-      <w:proofErr w:type="gramStart"/>
-      <w:r>
-        <w:rPr>
-          <w:rFonts w:ascii="標楷體" w:eastAsia="標楷體" w:hAnsi="標楷體" w:hint="eastAsia"/>
-          <w:sz w:val="28"/>
-          <w:szCs w:val="28"/>
-        </w:rPr>
-        <w:t>宦</w:t>
-      </w:r>
-      <w:proofErr w:type="gramEnd"/>
-      <w:r>
-        <w:rPr>
-          <w:rFonts w:ascii="標楷體" w:eastAsia="標楷體" w:hAnsi="標楷體" w:hint="eastAsia"/>
-          <w:sz w:val="28"/>
-          <w:szCs w:val="28"/>
-        </w:rPr>
-        <w:t>途的失意和與戀人的離別，兩種痛苦交織在一起</w:t>
-      </w:r>
-      <w:r>
-        <w:rPr>
-          <w:rFonts w:ascii="標楷體" w:eastAsia="標楷體" w:hAnsi="標楷體" w:hint="eastAsia"/>
-          <w:sz w:val="28"/>
-          <w:szCs w:val="28"/>
-        </w:rPr>
-        <w:t>，</w:t>
-      </w:r>
-      <w:r>
-        <w:rPr>
-          <w:rFonts w:ascii="標楷體" w:eastAsia="標楷體" w:hAnsi="標楷體" w:hint="eastAsia"/>
-          <w:sz w:val="28"/>
-          <w:szCs w:val="28"/>
-        </w:rPr>
-        <w:t>使詞人更加感到前途的</w:t>
+        <w:t>虛實相生</w:t>
+      </w:r>
+      <w:r>
+        <w:rPr>
+          <w:rFonts w:ascii="標楷體" w:eastAsia="標楷體" w:hAnsi="標楷體" w:hint="eastAsia"/>
+          <w:sz w:val="28"/>
+          <w:szCs w:val="28"/>
+        </w:rPr>
+        <w:t>的筆法、細膩的情感刻畫與</w:t>
       </w:r>
       <w:r>
         <w:rPr>
@@ -1551,22 +1040,41 @@
           <w:sz w:val="28"/>
           <w:szCs w:val="28"/>
         </w:rPr>
-        <w:t>暗淡</w:t>
-      </w:r>
-      <w:r>
-        <w:rPr>
-          <w:rFonts w:ascii="標楷體" w:eastAsia="標楷體" w:hAnsi="標楷體" w:hint="eastAsia"/>
-          <w:sz w:val="28"/>
-          <w:szCs w:val="28"/>
-        </w:rPr>
-        <w:t>和渺茫。</w:t>
+        <w:t>繪聲繪色</w:t>
+      </w:r>
+      <w:r>
+        <w:rPr>
+          <w:rFonts w:ascii="標楷體" w:eastAsia="標楷體" w:hAnsi="標楷體" w:hint="eastAsia"/>
+          <w:sz w:val="28"/>
+          <w:szCs w:val="28"/>
+        </w:rPr>
+        <w:t>的意象營造，將戀人臨別之際的依依不捨與別後的孤寂淒涼表現得</w:t>
+      </w:r>
+      <w:r>
+        <w:rPr>
+          <w:rFonts w:ascii="標楷體" w:eastAsia="標楷體" w:hAnsi="標楷體" w:hint="eastAsia"/>
+          <w:b/>
+          <w:bCs/>
+          <w:sz w:val="28"/>
+          <w:szCs w:val="28"/>
+        </w:rPr>
+        <w:t>淋漓盡致</w:t>
+      </w:r>
+      <w:r>
+        <w:rPr>
+          <w:rFonts w:ascii="標楷體" w:eastAsia="標楷體" w:hAnsi="標楷體" w:hint="eastAsia"/>
+          <w:sz w:val="28"/>
+          <w:szCs w:val="28"/>
+        </w:rPr>
+        <w:t>。</w:t>
       </w:r>
     </w:p>
     <w:p>
       <w:pPr>
-        <w:spacing w:line="420" w:lineRule="exact"/>
-        <w:rPr>
-          <w:rFonts w:ascii="標楷體" w:eastAsia="標楷體" w:hAnsi="標楷體"/>
+        <w:spacing w:line="400" w:lineRule="exact"/>
+        <w:jc w:val="both"/>
+        <w:rPr>
+          <w:rFonts w:ascii="標楷體" w:eastAsia="標楷體" w:hAnsi="標楷體" w:hint="eastAsia"/>
           <w:sz w:val="28"/>
           <w:szCs w:val="28"/>
         </w:rPr>
@@ -1585,77 +1093,16 @@
           <w:sz w:val="28"/>
           <w:szCs w:val="28"/>
         </w:rPr>
-        <w:t>從上片的描寫，讀者可以這樣想像：一個深秋的傍晚，</w:t>
-      </w:r>
-      <w:r>
-        <w:rPr>
-          <w:rFonts w:ascii="標楷體" w:eastAsia="標楷體" w:hAnsi="標楷體" w:hint="eastAsia"/>
-          <w:sz w:val="28"/>
-          <w:szCs w:val="28"/>
-          <w:u w:val="single"/>
-        </w:rPr>
-        <w:t>北宋</w:t>
-      </w:r>
-      <w:r>
-        <w:rPr>
-          <w:rFonts w:ascii="標楷體" w:eastAsia="標楷體" w:hAnsi="標楷體" w:hint="eastAsia"/>
-          <w:sz w:val="28"/>
-          <w:szCs w:val="28"/>
-        </w:rPr>
-        <w:t>京都</w:t>
-      </w:r>
-      <w:r>
-        <w:rPr>
-          <w:rFonts w:ascii="標楷體" w:eastAsia="標楷體" w:hAnsi="標楷體" w:hint="eastAsia"/>
-          <w:sz w:val="28"/>
-          <w:szCs w:val="28"/>
-          <w:u w:val="single"/>
-        </w:rPr>
-        <w:t>汴梁</w:t>
-      </w:r>
-      <w:r>
-        <w:rPr>
-          <w:rFonts w:ascii="標楷體" w:eastAsia="標楷體" w:hAnsi="標楷體" w:hint="eastAsia"/>
-          <w:sz w:val="28"/>
-          <w:szCs w:val="28"/>
-        </w:rPr>
-        <w:t>郊外，一個臨時搭起的帳篷內，一對男女飲酒話別。</w:t>
-      </w:r>
-      <w:proofErr w:type="gramStart"/>
-      <w:r>
-        <w:rPr>
-          <w:rFonts w:ascii="標楷體" w:eastAsia="標楷體" w:hAnsi="標楷體" w:hint="eastAsia"/>
-          <w:sz w:val="28"/>
-          <w:szCs w:val="28"/>
-        </w:rPr>
-        <w:t>帳外</w:t>
-      </w:r>
-      <w:proofErr w:type="gramEnd"/>
-      <w:r>
-        <w:rPr>
-          <w:rFonts w:ascii="標楷體" w:eastAsia="標楷體" w:hAnsi="標楷體" w:hint="eastAsia"/>
-          <w:sz w:val="28"/>
-          <w:szCs w:val="28"/>
-        </w:rPr>
-        <w:t>，寒蟬悽慘地哀鳴，好像在為</w:t>
-      </w:r>
-      <w:proofErr w:type="gramStart"/>
-      <w:r>
-        <w:rPr>
-          <w:rFonts w:ascii="標楷體" w:eastAsia="標楷體" w:hAnsi="標楷體" w:hint="eastAsia"/>
-          <w:sz w:val="28"/>
-          <w:szCs w:val="28"/>
-        </w:rPr>
-        <w:t>他倆傷別而</w:t>
-      </w:r>
-      <w:proofErr w:type="gramEnd"/>
-      <w:r>
-        <w:rPr>
-          <w:rFonts w:ascii="標楷體" w:eastAsia="標楷體" w:hAnsi="標楷體" w:hint="eastAsia"/>
-          <w:sz w:val="28"/>
-          <w:szCs w:val="28"/>
-        </w:rPr>
-        <w:t>哭泣。那不遠處的長亭，已經隱隱約約，可見天色將晚，一場大雨也剛剛停歇。天將晚，雨已停，河邊不時傳來</w:t>
+        <w:t>上片開篇「寒蟬淒切，對長亭晚，驟雨初歇」，以極具感染力的視聽意象奠定了</w:t>
+      </w:r>
+      <w:r>
+        <w:rPr>
+          <w:rFonts w:ascii="標楷體" w:eastAsia="標楷體" w:hAnsi="標楷體" w:hint="eastAsia"/>
+          <w:sz w:val="28"/>
+          <w:szCs w:val="28"/>
+        </w:rPr>
+        <w:lastRenderedPageBreak/>
+        <w:t>全詞</w:t>
       </w:r>
       <w:r>
         <w:rPr>
@@ -1665,69 +1112,15 @@
           <w:sz w:val="28"/>
           <w:szCs w:val="28"/>
         </w:rPr>
-        <w:t>艄公</w:t>
-      </w:r>
-      <w:r>
-        <w:rPr>
-          <w:rFonts w:ascii="標楷體" w:eastAsia="標楷體" w:hAnsi="標楷體" w:hint="eastAsia"/>
-          <w:sz w:val="28"/>
-          <w:szCs w:val="28"/>
-        </w:rPr>
-        <w:t>的喊聲：“快上船吧，要開船了！”兩人不得已徐徐站起，移步</w:t>
-      </w:r>
-      <w:proofErr w:type="gramStart"/>
-      <w:r>
-        <w:rPr>
-          <w:rFonts w:ascii="標楷體" w:eastAsia="標楷體" w:hAnsi="標楷體" w:hint="eastAsia"/>
-          <w:sz w:val="28"/>
-          <w:szCs w:val="28"/>
-        </w:rPr>
-        <w:t>出帳</w:t>
-      </w:r>
-      <w:proofErr w:type="gramEnd"/>
-      <w:r>
-        <w:rPr>
-          <w:rFonts w:ascii="標楷體" w:eastAsia="標楷體" w:hAnsi="標楷體" w:hint="eastAsia"/>
-          <w:sz w:val="28"/>
-          <w:szCs w:val="28"/>
-        </w:rPr>
-        <w:t>外，萬般依戀之際，此刻可真的要分手了。你看他們雙手相擁，淚眼相看，竟然一句話</w:t>
-      </w:r>
-      <w:proofErr w:type="gramStart"/>
-      <w:r>
-        <w:rPr>
-          <w:rFonts w:ascii="標楷體" w:eastAsia="標楷體" w:hAnsi="標楷體" w:hint="eastAsia"/>
-          <w:sz w:val="28"/>
-          <w:szCs w:val="28"/>
-        </w:rPr>
-        <w:t>也說不出</w:t>
-      </w:r>
-      <w:proofErr w:type="gramEnd"/>
-      <w:r>
-        <w:rPr>
-          <w:rFonts w:ascii="標楷體" w:eastAsia="標楷體" w:hAnsi="標楷體" w:hint="eastAsia"/>
-          <w:sz w:val="28"/>
-          <w:szCs w:val="28"/>
-        </w:rPr>
-        <w:t>。船開了，人去了，漸行漸遠。情人岸邊佇立，含著淚，舉著手，一直目送</w:t>
-      </w:r>
-      <w:proofErr w:type="gramStart"/>
-      <w:r>
-        <w:rPr>
-          <w:rFonts w:ascii="標楷體" w:eastAsia="標楷體" w:hAnsi="標楷體" w:hint="eastAsia"/>
-          <w:sz w:val="28"/>
-          <w:szCs w:val="28"/>
-        </w:rPr>
-        <w:t>那蘭舟</w:t>
-      </w:r>
-      <w:proofErr w:type="gramEnd"/>
-      <w:r>
-        <w:rPr>
-          <w:rFonts w:ascii="標楷體" w:eastAsia="標楷體" w:hAnsi="標楷體" w:hint="eastAsia"/>
-          <w:sz w:val="28"/>
-          <w:szCs w:val="28"/>
-        </w:rPr>
-        <w:t>消失在無邊無際的暮</w:t>
+        <w:t>淒清哀婉</w:t>
+      </w:r>
+      <w:r>
+        <w:rPr>
+          <w:rFonts w:ascii="標楷體" w:eastAsia="標楷體" w:hAnsi="標楷體" w:hint="eastAsia"/>
+          <w:sz w:val="28"/>
+          <w:szCs w:val="28"/>
+        </w:rPr>
+        <w:t>的基調。淒涼的蟬鳴、晚暮的長亭、初歇的驟雨，將離別的空間與時間交織成一張</w:t>
       </w:r>
       <w:r>
         <w:rPr>
@@ -1737,15 +1130,25 @@
           <w:sz w:val="28"/>
           <w:szCs w:val="28"/>
         </w:rPr>
-        <w:t>靄</w:t>
-      </w:r>
-      <w:r>
-        <w:rPr>
-          <w:rFonts w:ascii="標楷體" w:eastAsia="標楷體" w:hAnsi="標楷體" w:hint="eastAsia"/>
-          <w:sz w:val="28"/>
-          <w:szCs w:val="28"/>
-        </w:rPr>
-        <w:t>裡</w:t>
+        <w:t>壓抑的情感網絡</w:t>
+      </w:r>
+      <w:r>
+        <w:rPr>
+          <w:rFonts w:ascii="標楷體" w:eastAsia="標楷體" w:hAnsi="標楷體" w:hint="eastAsia"/>
+          <w:sz w:val="28"/>
+          <w:szCs w:val="28"/>
+        </w:rPr>
+        <w:t>。「都門帳飲無緒」直抒胸臆，點出餞行時無心飲酒的茫然與苦悶；而「蘭舟催發」的動態催促，更打破了最後的停留，迫使情感推向高潮。「執手相看淚眼，竟無語凝噎」為千古名句，詞人放棄了繁複的言語，僅以動作與神態寫出極度悲傷時無聲勝有聲的情狀。最後「念去前，千里煙波，暮靄沉沉楚天闊」，將視線由眼前的凝滯拉開至遼闊的前方，茫茫煙波與沉沉暮靄不僅是眼前的景色，更是詞人心中無邊無際的茫然與</w:t>
+      </w:r>
+      <w:r>
+        <w:rPr>
+          <w:rFonts w:ascii="標楷體" w:eastAsia="標楷體" w:hAnsi="標楷體" w:hint="eastAsia"/>
+          <w:b/>
+          <w:bCs/>
+          <w:sz w:val="28"/>
+          <w:szCs w:val="28"/>
+        </w:rPr>
+        <w:t>惆悵</w:t>
       </w:r>
       <w:r>
         <w:rPr>
@@ -1758,10 +1161,10 @@
     </w:p>
     <w:p>
       <w:pPr>
-        <w:spacing w:line="420" w:lineRule="exact"/>
-        <w:rPr>
-          <w:rFonts w:ascii="標楷體" w:eastAsia="標楷體" w:hAnsi="標楷體"/>
-          <w:spacing w:val="-2"/>
+        <w:spacing w:line="400" w:lineRule="exact"/>
+        <w:jc w:val="both"/>
+        <w:rPr>
+          <w:rFonts w:ascii="標楷體" w:eastAsia="標楷體" w:hAnsi="標楷體" w:hint="eastAsia"/>
           <w:sz w:val="28"/>
           <w:szCs w:val="28"/>
         </w:rPr>
@@ -1777,2131 +1180,191 @@
       <w:r>
         <w:rPr>
           <w:rFonts w:ascii="標楷體" w:eastAsia="標楷體" w:hAnsi="標楷體" w:hint="eastAsia"/>
-          <w:spacing w:val="-2"/>
-          <w:sz w:val="28"/>
-          <w:szCs w:val="28"/>
-        </w:rPr>
-        <w:t>這就是發生在近一千年前的</w:t>
-      </w:r>
-      <w:r>
-        <w:rPr>
-          <w:rFonts w:ascii="標楷體" w:eastAsia="標楷體" w:hAnsi="標楷體" w:hint="eastAsia"/>
-          <w:spacing w:val="-2"/>
-          <w:sz w:val="28"/>
-          <w:szCs w:val="28"/>
-          <w:u w:val="single"/>
-        </w:rPr>
-        <w:t>北宋</w:t>
-      </w:r>
-      <w:r>
-        <w:rPr>
-          <w:rFonts w:ascii="標楷體" w:eastAsia="標楷體" w:hAnsi="標楷體" w:hint="eastAsia"/>
-          <w:spacing w:val="-2"/>
-          <w:sz w:val="28"/>
-          <w:szCs w:val="28"/>
-        </w:rPr>
-        <w:t>詞人</w:t>
-      </w:r>
-      <w:r>
-        <w:rPr>
-          <w:rFonts w:ascii="標楷體" w:eastAsia="標楷體" w:hAnsi="標楷體" w:hint="eastAsia"/>
-          <w:spacing w:val="-2"/>
-          <w:sz w:val="28"/>
-          <w:szCs w:val="28"/>
-          <w:u w:val="single"/>
-        </w:rPr>
-        <w:t>柳永</w:t>
-      </w:r>
-      <w:r>
-        <w:rPr>
-          <w:rFonts w:ascii="標楷體" w:eastAsia="標楷體" w:hAnsi="標楷體" w:hint="eastAsia"/>
-          <w:spacing w:val="-2"/>
-          <w:sz w:val="28"/>
-          <w:szCs w:val="28"/>
-        </w:rPr>
-        <w:t>與情人話別的場面，也就是《雨霖鈴》上片所寫的內容。</w:t>
-      </w:r>
-      <w:proofErr w:type="gramStart"/>
-      <w:r>
-        <w:rPr>
-          <w:rFonts w:ascii="標楷體" w:eastAsia="標楷體" w:hAnsi="標楷體" w:hint="eastAsia"/>
-          <w:spacing w:val="-2"/>
-          <w:sz w:val="28"/>
-          <w:szCs w:val="28"/>
-        </w:rPr>
-        <w:t>首句</w:t>
-      </w:r>
-      <w:proofErr w:type="gramEnd"/>
-      <w:r>
-        <w:rPr>
-          <w:rFonts w:ascii="標楷體" w:eastAsia="標楷體" w:hAnsi="標楷體" w:hint="eastAsia"/>
-          <w:spacing w:val="-2"/>
-          <w:sz w:val="28"/>
-          <w:szCs w:val="28"/>
-        </w:rPr>
-        <w:t>「</w:t>
-      </w:r>
-      <w:r>
-        <w:rPr>
-          <w:rFonts w:ascii="標楷體" w:eastAsia="標楷體" w:hAnsi="標楷體" w:hint="eastAsia"/>
-          <w:spacing w:val="-2"/>
-          <w:sz w:val="28"/>
-          <w:szCs w:val="28"/>
-        </w:rPr>
-        <w:t>寒蟬淒切</w:t>
-      </w:r>
-      <w:r>
-        <w:rPr>
-          <w:rFonts w:ascii="標楷體" w:eastAsia="標楷體" w:hAnsi="標楷體" w:hint="eastAsia"/>
-          <w:spacing w:val="-2"/>
-          <w:sz w:val="28"/>
-          <w:szCs w:val="28"/>
-        </w:rPr>
-        <w:t>」</w:t>
-      </w:r>
-      <w:r>
-        <w:rPr>
-          <w:rFonts w:ascii="標楷體" w:eastAsia="標楷體" w:hAnsi="標楷體" w:hint="eastAsia"/>
-          <w:spacing w:val="-2"/>
-          <w:sz w:val="28"/>
-          <w:szCs w:val="28"/>
-        </w:rPr>
-        <w:t>，點明節令</w:t>
-      </w:r>
-      <w:r>
-        <w:rPr>
-          <w:rFonts w:ascii="標楷體" w:eastAsia="標楷體" w:hAnsi="標楷體" w:hint="eastAsia"/>
-          <w:spacing w:val="-2"/>
-          <w:sz w:val="28"/>
-          <w:szCs w:val="28"/>
-        </w:rPr>
-        <w:t>--</w:t>
-      </w:r>
-      <w:r>
-        <w:rPr>
-          <w:rFonts w:ascii="標楷體" w:eastAsia="標楷體" w:hAnsi="標楷體" w:hint="eastAsia"/>
-          <w:spacing w:val="-2"/>
-          <w:sz w:val="28"/>
-          <w:szCs w:val="28"/>
-        </w:rPr>
-        <w:t>深秋，</w:t>
-      </w:r>
-      <w:r>
-        <w:rPr>
-          <w:rFonts w:ascii="標楷體" w:eastAsia="標楷體" w:hAnsi="標楷體" w:hint="eastAsia"/>
-          <w:spacing w:val="-2"/>
-          <w:sz w:val="28"/>
-          <w:szCs w:val="28"/>
-        </w:rPr>
-        <w:t>「</w:t>
-      </w:r>
-      <w:r>
-        <w:rPr>
-          <w:rFonts w:ascii="標楷體" w:eastAsia="標楷體" w:hAnsi="標楷體" w:hint="eastAsia"/>
-          <w:spacing w:val="-2"/>
-          <w:sz w:val="28"/>
-          <w:szCs w:val="28"/>
-        </w:rPr>
-        <w:t>蟬</w:t>
-      </w:r>
-      <w:r>
-        <w:rPr>
-          <w:rFonts w:ascii="標楷體" w:eastAsia="標楷體" w:hAnsi="標楷體" w:hint="eastAsia"/>
-          <w:spacing w:val="-2"/>
-          <w:sz w:val="28"/>
-          <w:szCs w:val="28"/>
-        </w:rPr>
-        <w:t>」</w:t>
-      </w:r>
-      <w:r>
-        <w:rPr>
-          <w:rFonts w:ascii="標楷體" w:eastAsia="標楷體" w:hAnsi="標楷體" w:hint="eastAsia"/>
-          <w:spacing w:val="-2"/>
-          <w:sz w:val="28"/>
-          <w:szCs w:val="28"/>
-        </w:rPr>
-        <w:t>而</w:t>
-      </w:r>
-      <w:r>
-        <w:rPr>
-          <w:rFonts w:ascii="標楷體" w:eastAsia="標楷體" w:hAnsi="標楷體" w:hint="eastAsia"/>
-          <w:spacing w:val="-2"/>
-          <w:sz w:val="28"/>
-          <w:szCs w:val="28"/>
-        </w:rPr>
-        <w:t>「</w:t>
-      </w:r>
-      <w:r>
-        <w:rPr>
-          <w:rFonts w:ascii="標楷體" w:eastAsia="標楷體" w:hAnsi="標楷體" w:hint="eastAsia"/>
-          <w:spacing w:val="-2"/>
-          <w:sz w:val="28"/>
-          <w:szCs w:val="28"/>
-        </w:rPr>
-        <w:t>寒</w:t>
-      </w:r>
-      <w:r>
-        <w:rPr>
-          <w:rFonts w:ascii="標楷體" w:eastAsia="標楷體" w:hAnsi="標楷體" w:hint="eastAsia"/>
-          <w:spacing w:val="-2"/>
-          <w:sz w:val="28"/>
-          <w:szCs w:val="28"/>
-        </w:rPr>
-        <w:t>」</w:t>
-      </w:r>
-      <w:r>
-        <w:rPr>
-          <w:rFonts w:ascii="標楷體" w:eastAsia="標楷體" w:hAnsi="標楷體" w:hint="eastAsia"/>
-          <w:spacing w:val="-2"/>
-          <w:sz w:val="28"/>
-          <w:szCs w:val="28"/>
-        </w:rPr>
-        <w:t>，</w:t>
-      </w:r>
-      <w:proofErr w:type="gramStart"/>
-      <w:r>
-        <w:rPr>
-          <w:rFonts w:ascii="標楷體" w:eastAsia="標楷體" w:hAnsi="標楷體" w:hint="eastAsia"/>
-          <w:spacing w:val="-2"/>
-          <w:sz w:val="28"/>
-          <w:szCs w:val="28"/>
-        </w:rPr>
-        <w:t>鳴音</w:t>
-      </w:r>
-      <w:proofErr w:type="gramEnd"/>
-      <w:r>
-        <w:rPr>
-          <w:rFonts w:ascii="標楷體" w:eastAsia="標楷體" w:hAnsi="標楷體" w:hint="eastAsia"/>
-          <w:spacing w:val="-2"/>
-          <w:sz w:val="28"/>
-          <w:szCs w:val="28"/>
-        </w:rPr>
-        <w:t>「</w:t>
-      </w:r>
-      <w:r>
-        <w:rPr>
-          <w:rFonts w:ascii="標楷體" w:eastAsia="標楷體" w:hAnsi="標楷體" w:hint="eastAsia"/>
-          <w:spacing w:val="-2"/>
-          <w:sz w:val="28"/>
-          <w:szCs w:val="28"/>
-        </w:rPr>
-        <w:t>淒切</w:t>
-      </w:r>
-      <w:r>
-        <w:rPr>
-          <w:rFonts w:ascii="標楷體" w:eastAsia="標楷體" w:hAnsi="標楷體" w:hint="eastAsia"/>
-          <w:spacing w:val="-2"/>
-          <w:sz w:val="28"/>
-          <w:szCs w:val="28"/>
-        </w:rPr>
-        <w:t>」</w:t>
-      </w:r>
-      <w:r>
-        <w:rPr>
-          <w:rFonts w:ascii="標楷體" w:eastAsia="標楷體" w:hAnsi="標楷體" w:hint="eastAsia"/>
-          <w:spacing w:val="-2"/>
-          <w:sz w:val="28"/>
-          <w:szCs w:val="28"/>
-        </w:rPr>
-        <w:t>，渲染了悲涼的環境氣氛，為</w:t>
-      </w:r>
-      <w:proofErr w:type="gramStart"/>
-      <w:r>
-        <w:rPr>
-          <w:rFonts w:ascii="標楷體" w:eastAsia="標楷體" w:hAnsi="標楷體" w:hint="eastAsia"/>
-          <w:spacing w:val="-2"/>
-          <w:sz w:val="28"/>
-          <w:szCs w:val="28"/>
-        </w:rPr>
-        <w:t>下文傷別</w:t>
+          <w:sz w:val="28"/>
+          <w:szCs w:val="28"/>
+        </w:rPr>
+        <w:t>下片</w:t>
       </w:r>
       <w:r>
         <w:rPr>
           <w:rFonts w:ascii="標楷體" w:eastAsia="標楷體" w:hAnsi="標楷體" w:hint="eastAsia"/>
           <w:b/>
           <w:bCs/>
-          <w:spacing w:val="-2"/>
-          <w:sz w:val="28"/>
-          <w:szCs w:val="28"/>
-        </w:rPr>
-        <w:t>張本</w:t>
-      </w:r>
-      <w:proofErr w:type="gramEnd"/>
-      <w:r>
-        <w:rPr>
-          <w:rFonts w:ascii="標楷體" w:eastAsia="標楷體" w:hAnsi="標楷體" w:hint="eastAsia"/>
-          <w:spacing w:val="-2"/>
-          <w:sz w:val="28"/>
-          <w:szCs w:val="28"/>
-        </w:rPr>
-        <w:t>，也為全文奠定了感情基調。</w:t>
-      </w:r>
-      <w:r>
-        <w:rPr>
-          <w:rFonts w:ascii="標楷體" w:eastAsia="標楷體" w:hAnsi="標楷體" w:hint="eastAsia"/>
-          <w:spacing w:val="-2"/>
-          <w:sz w:val="28"/>
-          <w:szCs w:val="28"/>
-        </w:rPr>
-        <w:t>「</w:t>
-      </w:r>
-      <w:r>
-        <w:rPr>
-          <w:rFonts w:ascii="標楷體" w:eastAsia="標楷體" w:hAnsi="標楷體" w:hint="eastAsia"/>
-          <w:spacing w:val="-2"/>
-          <w:sz w:val="28"/>
-          <w:szCs w:val="28"/>
-        </w:rPr>
-        <w:t>對</w:t>
-      </w:r>
-      <w:proofErr w:type="gramStart"/>
-      <w:r>
-        <w:rPr>
-          <w:rFonts w:ascii="標楷體" w:eastAsia="標楷體" w:hAnsi="標楷體" w:hint="eastAsia"/>
-          <w:spacing w:val="-2"/>
-          <w:sz w:val="28"/>
-          <w:szCs w:val="28"/>
-        </w:rPr>
-        <w:t>長亭晚</w:t>
-      </w:r>
-      <w:proofErr w:type="gramEnd"/>
-      <w:r>
-        <w:rPr>
-          <w:rFonts w:ascii="標楷體" w:eastAsia="標楷體" w:hAnsi="標楷體" w:hint="eastAsia"/>
-          <w:spacing w:val="-2"/>
-          <w:sz w:val="28"/>
-          <w:szCs w:val="28"/>
-        </w:rPr>
-        <w:t>」</w:t>
-      </w:r>
-      <w:r>
-        <w:rPr>
-          <w:rFonts w:ascii="標楷體" w:eastAsia="標楷體" w:hAnsi="標楷體" w:hint="eastAsia"/>
-          <w:spacing w:val="-2"/>
-          <w:sz w:val="28"/>
-          <w:szCs w:val="28"/>
-        </w:rPr>
-        <w:t>，交代時間、地點，</w:t>
-      </w:r>
-      <w:r>
-        <w:rPr>
-          <w:rFonts w:ascii="標楷體" w:eastAsia="標楷體" w:hAnsi="標楷體" w:hint="eastAsia"/>
-          <w:spacing w:val="-2"/>
-          <w:sz w:val="28"/>
-          <w:szCs w:val="28"/>
-        </w:rPr>
-        <w:t>「</w:t>
-      </w:r>
-      <w:r>
-        <w:rPr>
-          <w:rFonts w:ascii="標楷體" w:eastAsia="標楷體" w:hAnsi="標楷體" w:hint="eastAsia"/>
-          <w:spacing w:val="-2"/>
-          <w:sz w:val="28"/>
-          <w:szCs w:val="28"/>
-        </w:rPr>
-        <w:t>驟雨</w:t>
-      </w:r>
-      <w:r>
-        <w:rPr>
-          <w:rFonts w:ascii="標楷體" w:eastAsia="標楷體" w:hAnsi="標楷體" w:hint="eastAsia"/>
-          <w:spacing w:val="-2"/>
-          <w:sz w:val="28"/>
-          <w:szCs w:val="28"/>
-        </w:rPr>
-        <w:t>」</w:t>
-      </w:r>
-      <w:r>
-        <w:rPr>
-          <w:rFonts w:ascii="標楷體" w:eastAsia="標楷體" w:hAnsi="標楷體" w:hint="eastAsia"/>
-          <w:spacing w:val="-2"/>
-          <w:sz w:val="28"/>
-          <w:szCs w:val="28"/>
-        </w:rPr>
-        <w:t>，描寫天氣。天下雨，正好停留；時將晚，停留時間有限，他們多</w:t>
-      </w:r>
-      <w:r>
-        <w:rPr>
-          <w:rFonts w:ascii="標楷體" w:eastAsia="標楷體" w:hAnsi="標楷體" w:hint="eastAsia"/>
-          <w:spacing w:val="-2"/>
-          <w:sz w:val="28"/>
-          <w:szCs w:val="28"/>
-        </w:rPr>
-        <w:t>麼</w:t>
-      </w:r>
-      <w:r>
-        <w:rPr>
-          <w:rFonts w:ascii="標楷體" w:eastAsia="標楷體" w:hAnsi="標楷體" w:hint="eastAsia"/>
-          <w:spacing w:val="-2"/>
-          <w:sz w:val="28"/>
-          <w:szCs w:val="28"/>
-        </w:rPr>
-        <w:t>希望雨不停，天</w:t>
-      </w:r>
-      <w:proofErr w:type="gramStart"/>
-      <w:r>
-        <w:rPr>
-          <w:rFonts w:ascii="標楷體" w:eastAsia="標楷體" w:hAnsi="標楷體" w:hint="eastAsia"/>
-          <w:spacing w:val="-2"/>
-          <w:sz w:val="28"/>
-          <w:szCs w:val="28"/>
-        </w:rPr>
-        <w:t>不晚啊</w:t>
-      </w:r>
-      <w:proofErr w:type="gramEnd"/>
-      <w:r>
-        <w:rPr>
-          <w:rFonts w:ascii="標楷體" w:eastAsia="標楷體" w:hAnsi="標楷體" w:hint="eastAsia"/>
-          <w:spacing w:val="-2"/>
-          <w:sz w:val="28"/>
-          <w:szCs w:val="28"/>
-        </w:rPr>
-        <w:t>！</w:t>
-      </w:r>
-      <w:r>
-        <w:rPr>
-          <w:rFonts w:ascii="標楷體" w:eastAsia="標楷體" w:hAnsi="標楷體" w:hint="eastAsia"/>
-          <w:spacing w:val="-2"/>
-          <w:sz w:val="28"/>
-          <w:szCs w:val="28"/>
-        </w:rPr>
-        <w:t>「</w:t>
-      </w:r>
-      <w:proofErr w:type="gramStart"/>
-      <w:r>
-        <w:rPr>
-          <w:rFonts w:ascii="標楷體" w:eastAsia="標楷體" w:hAnsi="標楷體" w:hint="eastAsia"/>
-          <w:spacing w:val="-2"/>
-          <w:sz w:val="28"/>
-          <w:szCs w:val="28"/>
-        </w:rPr>
-        <w:t>都門帳飲</w:t>
-      </w:r>
-      <w:proofErr w:type="gramEnd"/>
-      <w:r>
-        <w:rPr>
-          <w:rFonts w:ascii="標楷體" w:eastAsia="標楷體" w:hAnsi="標楷體" w:hint="eastAsia"/>
-          <w:spacing w:val="-2"/>
-          <w:sz w:val="28"/>
-          <w:szCs w:val="28"/>
-        </w:rPr>
-        <w:t>」</w:t>
-      </w:r>
-      <w:r>
-        <w:rPr>
-          <w:rFonts w:ascii="標楷體" w:eastAsia="標楷體" w:hAnsi="標楷體" w:hint="eastAsia"/>
-          <w:spacing w:val="-2"/>
-          <w:sz w:val="28"/>
-          <w:szCs w:val="28"/>
-        </w:rPr>
-        <w:t>，可知寫京都之事，言別離之情。一桌</w:t>
-      </w:r>
-      <w:proofErr w:type="gramStart"/>
-      <w:r>
-        <w:rPr>
-          <w:rFonts w:ascii="標楷體" w:eastAsia="標楷體" w:hAnsi="標楷體" w:hint="eastAsia"/>
-          <w:spacing w:val="-2"/>
-          <w:sz w:val="28"/>
-          <w:szCs w:val="28"/>
-        </w:rPr>
-        <w:t>好酒好菜</w:t>
-      </w:r>
-      <w:proofErr w:type="gramEnd"/>
-      <w:r>
-        <w:rPr>
-          <w:rFonts w:ascii="標楷體" w:eastAsia="標楷體" w:hAnsi="標楷體" w:hint="eastAsia"/>
-          <w:spacing w:val="-2"/>
-          <w:sz w:val="28"/>
-          <w:szCs w:val="28"/>
-        </w:rPr>
-        <w:t>，</w:t>
+          <w:sz w:val="28"/>
+          <w:szCs w:val="28"/>
+        </w:rPr>
+        <w:t>由實轉虛</w:t>
+      </w:r>
+      <w:r>
+        <w:rPr>
+          <w:rFonts w:ascii="標楷體" w:eastAsia="標楷體" w:hAnsi="標楷體" w:hint="eastAsia"/>
+          <w:sz w:val="28"/>
+          <w:szCs w:val="28"/>
+        </w:rPr>
+        <w:t>，將當下的離別上升至普遍的情感體驗。「多情自古傷離別，更那堪，冷落清秋節！」指出離別本就傷感，何況是在本就</w:t>
       </w:r>
       <w:r>
         <w:rPr>
           <w:rFonts w:ascii="標楷體" w:eastAsia="標楷體" w:hAnsi="標楷體" w:hint="eastAsia"/>
           <w:b/>
           <w:bCs/>
-          <w:spacing w:val="-2"/>
-          <w:sz w:val="28"/>
-          <w:szCs w:val="28"/>
-        </w:rPr>
-        <w:t>怎奈</w:t>
-      </w:r>
-      <w:r>
-        <w:rPr>
-          <w:rFonts w:ascii="標楷體" w:eastAsia="標楷體" w:hAnsi="標楷體" w:hint="eastAsia"/>
-          <w:spacing w:val="-2"/>
-          <w:sz w:val="28"/>
-          <w:szCs w:val="28"/>
-        </w:rPr>
-        <w:t>滿腹</w:t>
-      </w:r>
-      <w:r>
-        <w:rPr>
-          <w:rFonts w:ascii="標楷體" w:eastAsia="標楷體" w:hAnsi="標楷體" w:hint="eastAsia"/>
-          <w:spacing w:val="-2"/>
-          <w:sz w:val="28"/>
-          <w:szCs w:val="28"/>
-        </w:rPr>
-        <w:t>傷情</w:t>
-      </w:r>
-      <w:r>
-        <w:rPr>
-          <w:rFonts w:ascii="標楷體" w:eastAsia="標楷體" w:hAnsi="標楷體" w:hint="eastAsia"/>
-          <w:spacing w:val="-2"/>
-          <w:sz w:val="28"/>
-          <w:szCs w:val="28"/>
-        </w:rPr>
-        <w:t>離愁，何來心思。實在是食之不香，飲而不暢，是謂</w:t>
-      </w:r>
-      <w:r>
-        <w:rPr>
-          <w:rFonts w:ascii="標楷體" w:eastAsia="標楷體" w:hAnsi="標楷體" w:hint="eastAsia"/>
-          <w:spacing w:val="-2"/>
-          <w:sz w:val="28"/>
-          <w:szCs w:val="28"/>
-        </w:rPr>
-        <w:t>「</w:t>
-      </w:r>
-      <w:r>
-        <w:rPr>
-          <w:rFonts w:ascii="標楷體" w:eastAsia="標楷體" w:hAnsi="標楷體" w:hint="eastAsia"/>
-          <w:spacing w:val="-2"/>
-          <w:sz w:val="28"/>
-          <w:szCs w:val="28"/>
-        </w:rPr>
-        <w:t>無</w:t>
-      </w:r>
-      <w:proofErr w:type="gramStart"/>
-      <w:r>
-        <w:rPr>
-          <w:rFonts w:ascii="標楷體" w:eastAsia="標楷體" w:hAnsi="標楷體" w:hint="eastAsia"/>
-          <w:spacing w:val="-2"/>
-          <w:sz w:val="28"/>
-          <w:szCs w:val="28"/>
-        </w:rPr>
-        <w:t>緒</w:t>
-      </w:r>
-      <w:proofErr w:type="gramEnd"/>
-      <w:r>
-        <w:rPr>
-          <w:rFonts w:ascii="標楷體" w:eastAsia="標楷體" w:hAnsi="標楷體" w:hint="eastAsia"/>
-          <w:spacing w:val="-2"/>
-          <w:sz w:val="28"/>
-          <w:szCs w:val="28"/>
-        </w:rPr>
-        <w:t>」</w:t>
-      </w:r>
-      <w:r>
-        <w:rPr>
-          <w:rFonts w:ascii="標楷體" w:eastAsia="標楷體" w:hAnsi="標楷體" w:hint="eastAsia"/>
-          <w:spacing w:val="-2"/>
-          <w:sz w:val="28"/>
-          <w:szCs w:val="28"/>
-        </w:rPr>
-        <w:t>。乘船的</w:t>
-      </w:r>
-      <w:r>
-        <w:rPr>
-          <w:rFonts w:ascii="標楷體" w:eastAsia="標楷體" w:hAnsi="標楷體" w:hint="eastAsia"/>
-          <w:spacing w:val="-2"/>
-          <w:sz w:val="28"/>
-          <w:szCs w:val="28"/>
-        </w:rPr>
-        <w:t>「</w:t>
-      </w:r>
-      <w:r>
-        <w:rPr>
-          <w:rFonts w:ascii="標楷體" w:eastAsia="標楷體" w:hAnsi="標楷體" w:hint="eastAsia"/>
-          <w:spacing w:val="-2"/>
-          <w:sz w:val="28"/>
-          <w:szCs w:val="28"/>
-        </w:rPr>
-        <w:t>留戀</w:t>
-      </w:r>
-      <w:r>
-        <w:rPr>
-          <w:rFonts w:ascii="標楷體" w:eastAsia="標楷體" w:hAnsi="標楷體" w:hint="eastAsia"/>
-          <w:spacing w:val="-2"/>
-          <w:sz w:val="28"/>
-          <w:szCs w:val="28"/>
-        </w:rPr>
-        <w:t>」，</w:t>
-      </w:r>
-      <w:r>
-        <w:rPr>
-          <w:rFonts w:ascii="標楷體" w:eastAsia="標楷體" w:hAnsi="標楷體" w:hint="eastAsia"/>
-          <w:spacing w:val="-2"/>
-          <w:sz w:val="28"/>
-          <w:szCs w:val="28"/>
-        </w:rPr>
-        <w:t>情人不忍別，撐船的眼看天將晚</w:t>
-      </w:r>
-      <w:r>
-        <w:rPr>
-          <w:rFonts w:ascii="標楷體" w:eastAsia="標楷體" w:hAnsi="標楷體" w:hint="eastAsia"/>
-          <w:spacing w:val="-2"/>
-          <w:sz w:val="28"/>
-          <w:szCs w:val="28"/>
-        </w:rPr>
-        <w:t>，</w:t>
-      </w:r>
-      <w:r>
-        <w:rPr>
-          <w:rFonts w:ascii="標楷體" w:eastAsia="標楷體" w:hAnsi="標楷體" w:hint="eastAsia"/>
-          <w:spacing w:val="-2"/>
-          <w:sz w:val="28"/>
-          <w:szCs w:val="28"/>
-        </w:rPr>
-        <w:t>不得不割斷他們</w:t>
-      </w:r>
-      <w:proofErr w:type="gramStart"/>
-      <w:r>
-        <w:rPr>
-          <w:rFonts w:ascii="標楷體" w:eastAsia="標楷體" w:hAnsi="標楷體" w:hint="eastAsia"/>
-          <w:spacing w:val="-2"/>
-          <w:sz w:val="28"/>
-          <w:szCs w:val="28"/>
-        </w:rPr>
-        <w:t>的情絲而</w:t>
-      </w:r>
-      <w:proofErr w:type="gramEnd"/>
-      <w:r>
-        <w:rPr>
-          <w:rFonts w:ascii="標楷體" w:eastAsia="標楷體" w:hAnsi="標楷體" w:hint="eastAsia"/>
-          <w:spacing w:val="-2"/>
-          <w:sz w:val="28"/>
-          <w:szCs w:val="28"/>
-        </w:rPr>
-        <w:t>「</w:t>
-      </w:r>
-      <w:r>
-        <w:rPr>
-          <w:rFonts w:ascii="標楷體" w:eastAsia="標楷體" w:hAnsi="標楷體" w:hint="eastAsia"/>
-          <w:spacing w:val="-2"/>
-          <w:sz w:val="28"/>
-          <w:szCs w:val="28"/>
-        </w:rPr>
-        <w:t>催發</w:t>
-      </w:r>
-      <w:r>
-        <w:rPr>
-          <w:rFonts w:ascii="標楷體" w:eastAsia="標楷體" w:hAnsi="標楷體" w:hint="eastAsia"/>
-          <w:spacing w:val="-2"/>
-          <w:sz w:val="28"/>
-          <w:szCs w:val="28"/>
-        </w:rPr>
-        <w:t>」</w:t>
-      </w:r>
-      <w:r>
-        <w:rPr>
-          <w:rFonts w:ascii="標楷體" w:eastAsia="標楷體" w:hAnsi="標楷體" w:hint="eastAsia"/>
-          <w:spacing w:val="-2"/>
-          <w:sz w:val="28"/>
-          <w:szCs w:val="28"/>
-        </w:rPr>
-        <w:t>，這種</w:t>
-      </w:r>
-      <w:r>
-        <w:rPr>
-          <w:rFonts w:ascii="標楷體" w:eastAsia="標楷體" w:hAnsi="標楷體" w:hint="eastAsia"/>
-          <w:color w:val="FF0000"/>
-          <w:spacing w:val="-2"/>
-          <w:sz w:val="28"/>
-          <w:szCs w:val="28"/>
-        </w:rPr>
-        <w:t>主觀意願與客觀形勢之矛盾</w:t>
-      </w:r>
-      <w:r>
-        <w:rPr>
-          <w:rFonts w:ascii="標楷體" w:eastAsia="標楷體" w:hAnsi="標楷體" w:hint="eastAsia"/>
-          <w:spacing w:val="-2"/>
-          <w:sz w:val="28"/>
-          <w:szCs w:val="28"/>
-        </w:rPr>
-        <w:t>，使別情達到高潮。</w:t>
-      </w:r>
-      <w:r>
-        <w:rPr>
-          <w:rFonts w:ascii="標楷體" w:eastAsia="標楷體" w:hAnsi="標楷體" w:hint="eastAsia"/>
-          <w:spacing w:val="-2"/>
-          <w:sz w:val="28"/>
-          <w:szCs w:val="28"/>
-        </w:rPr>
-        <w:t>「</w:t>
-      </w:r>
-      <w:proofErr w:type="gramStart"/>
-      <w:r>
-        <w:rPr>
-          <w:rFonts w:ascii="標楷體" w:eastAsia="標楷體" w:hAnsi="標楷體" w:hint="eastAsia"/>
-          <w:spacing w:val="-2"/>
-          <w:sz w:val="28"/>
-          <w:szCs w:val="28"/>
-        </w:rPr>
-        <w:t>執手</w:t>
-      </w:r>
-      <w:proofErr w:type="gramEnd"/>
-      <w:r>
-        <w:rPr>
-          <w:rFonts w:ascii="標楷體" w:eastAsia="標楷體" w:hAnsi="標楷體" w:hint="eastAsia"/>
-          <w:spacing w:val="-2"/>
-          <w:sz w:val="28"/>
-          <w:szCs w:val="28"/>
-        </w:rPr>
-        <w:t>」</w:t>
-      </w:r>
-      <w:r>
-        <w:rPr>
-          <w:rFonts w:ascii="標楷體" w:eastAsia="標楷體" w:hAnsi="標楷體" w:hint="eastAsia"/>
-          <w:spacing w:val="-2"/>
-          <w:sz w:val="28"/>
-          <w:szCs w:val="28"/>
-        </w:rPr>
-        <w:t>二句，生動細膩，描</w:t>
-      </w:r>
-      <w:proofErr w:type="gramStart"/>
-      <w:r>
-        <w:rPr>
-          <w:rFonts w:ascii="標楷體" w:eastAsia="標楷體" w:hAnsi="標楷體" w:hint="eastAsia"/>
-          <w:spacing w:val="-2"/>
-          <w:sz w:val="28"/>
-          <w:szCs w:val="28"/>
-        </w:rPr>
-        <w:t>情繪意</w:t>
-      </w:r>
-      <w:proofErr w:type="gramEnd"/>
-      <w:r>
-        <w:rPr>
-          <w:rFonts w:ascii="標楷體" w:eastAsia="標楷體" w:hAnsi="標楷體" w:hint="eastAsia"/>
-          <w:spacing w:val="-2"/>
-          <w:sz w:val="28"/>
-          <w:szCs w:val="28"/>
-        </w:rPr>
-        <w:t>，絕妙無比。仿佛在舞台上看到的那</w:t>
+          <w:sz w:val="28"/>
+          <w:szCs w:val="28"/>
+        </w:rPr>
+        <w:t>蕭瑟</w:t>
+      </w:r>
+      <w:r>
+        <w:rPr>
+          <w:rFonts w:ascii="標楷體" w:eastAsia="標楷體" w:hAnsi="標楷體" w:hint="eastAsia"/>
+          <w:sz w:val="28"/>
+          <w:szCs w:val="28"/>
+        </w:rPr>
+        <w:t>的清秋，層層遞進，深化了悲情。隨後「今宵酒醒何處？楊柳岸，曉風殘月」堪稱全詞的</w:t>
+      </w:r>
+      <w:r>
+        <w:rPr>
+          <w:rFonts w:ascii="標楷體" w:eastAsia="標楷體" w:hAnsi="標楷體" w:hint="eastAsia"/>
+          <w:sz w:val="28"/>
+          <w:szCs w:val="28"/>
+        </w:rPr>
+        <w:t>精髓</w:t>
+      </w:r>
+      <w:r>
+        <w:rPr>
+          <w:rFonts w:ascii="標楷體" w:eastAsia="標楷體" w:hAnsi="標楷體" w:hint="eastAsia"/>
+          <w:sz w:val="28"/>
+          <w:szCs w:val="28"/>
+        </w:rPr>
+        <w:t>(</w:t>
+      </w:r>
+      <w:r>
+        <w:rPr>
+          <w:rFonts w:ascii="標楷體" w:eastAsia="標楷體" w:hAnsi="標楷體"/>
+          <w:color w:val="EE0000"/>
+          <w:sz w:val="16"/>
+          <w:szCs w:val="16"/>
+        </w:rPr>
+        <w:t>ㄙㄨㄟ</w:t>
+      </w:r>
+      <w:r>
+        <w:rPr>
+          <w:rFonts w:ascii="標楷體" w:eastAsia="標楷體" w:hAnsi="標楷體" w:hint="eastAsia"/>
+          <w:color w:val="EE0000"/>
+          <w:sz w:val="16"/>
+          <w:szCs w:val="16"/>
+        </w:rPr>
+        <w:t>ˇ</w:t>
+      </w:r>
+      <w:r>
+        <w:rPr>
+          <w:rFonts w:ascii="標楷體" w:eastAsia="標楷體" w:hAnsi="標楷體" w:hint="eastAsia"/>
+          <w:sz w:val="28"/>
+          <w:szCs w:val="28"/>
+        </w:rPr>
+        <w:t>)</w:t>
+      </w:r>
+      <w:r>
+        <w:rPr>
+          <w:rFonts w:ascii="標楷體" w:eastAsia="標楷體" w:hAnsi="標楷體" w:hint="eastAsia"/>
+          <w:sz w:val="28"/>
+          <w:szCs w:val="28"/>
+        </w:rPr>
+        <w:t>。詞人構想別後酒醒的情境：柔弱的楊柳、淒冷的曉風、殘缺的彎月，三種</w:t>
       </w:r>
       <w:r>
         <w:rPr>
           <w:rFonts w:ascii="標楷體" w:eastAsia="標楷體" w:hAnsi="標楷體" w:hint="eastAsia"/>
           <w:b/>
           <w:bCs/>
-          <w:spacing w:val="-2"/>
-          <w:sz w:val="28"/>
-          <w:szCs w:val="28"/>
-        </w:rPr>
-        <w:t>生</w:t>
-      </w:r>
-      <w:proofErr w:type="gramStart"/>
+          <w:sz w:val="28"/>
+          <w:szCs w:val="28"/>
+        </w:rPr>
+        <w:t>經典</w:t>
+      </w:r>
+      <w:r>
+        <w:rPr>
+          <w:rFonts w:ascii="標楷體" w:eastAsia="標楷體" w:hAnsi="標楷體" w:hint="eastAsia"/>
+          <w:sz w:val="28"/>
+          <w:szCs w:val="28"/>
+        </w:rPr>
+        <w:t>意象疊加，營造出極其孤寂的情境，將旅人的孤獨感描繪得躍然紙上。</w:t>
+      </w:r>
+    </w:p>
+    <w:p>
+      <w:pPr>
+        <w:spacing w:line="400" w:lineRule="exact"/>
+        <w:jc w:val="both"/>
+        <w:rPr>
+          <w:rFonts w:ascii="標楷體" w:eastAsia="標楷體" w:hAnsi="標楷體"/>
+          <w:sz w:val="28"/>
+          <w:szCs w:val="28"/>
+        </w:rPr>
+      </w:pPr>
+      <w:r>
+        <w:rPr>
+          <w:rFonts w:ascii="標楷體" w:eastAsia="標楷體" w:hAnsi="標楷體" w:hint="eastAsia"/>
+          <w:sz w:val="28"/>
+          <w:szCs w:val="28"/>
+        </w:rPr>
+        <w:t xml:space="preserve">    </w:t>
+      </w:r>
+      <w:r>
+        <w:rPr>
+          <w:rFonts w:ascii="標楷體" w:eastAsia="標楷體" w:hAnsi="標楷體" w:hint="eastAsia"/>
+          <w:sz w:val="28"/>
+          <w:szCs w:val="28"/>
+        </w:rPr>
+        <w:t>結尾「此去經年，應是良辰好景虛設。便縱有千種風情，更與何人說？」，將時間跨度拉長至未來的歲月。失去了知心之人，世間再美好的風景與歡樂都失去了意義</w:t>
+      </w:r>
+      <w:r>
+        <w:rPr>
+          <w:rFonts w:ascii="標楷體" w:eastAsia="標楷體" w:hAnsi="標楷體"/>
+          <w:sz w:val="28"/>
+          <w:szCs w:val="28"/>
+        </w:rPr>
+        <w:br/>
+      </w:r>
+      <w:r>
+        <w:rPr>
+          <w:rFonts w:ascii="標楷體" w:eastAsia="標楷體" w:hAnsi="標楷體" w:hint="eastAsia"/>
+          <w:sz w:val="28"/>
+          <w:szCs w:val="28"/>
+        </w:rPr>
+        <w:t>。詞人以質問收尾，將無奈與絕望推向頂峰，</w:t>
+      </w:r>
       <w:r>
         <w:rPr>
           <w:rFonts w:ascii="標楷體" w:eastAsia="標楷體" w:hAnsi="標楷體" w:hint="eastAsia"/>
           <w:b/>
           <w:bCs/>
-          <w:spacing w:val="-2"/>
-          <w:sz w:val="28"/>
-          <w:szCs w:val="28"/>
-        </w:rPr>
-        <w:t>旦</w:t>
-      </w:r>
-      <w:proofErr w:type="gramEnd"/>
-      <w:r>
-        <w:rPr>
-          <w:rFonts w:ascii="標楷體" w:eastAsia="標楷體" w:hAnsi="標楷體" w:hint="eastAsia"/>
-          <w:spacing w:val="-2"/>
-          <w:sz w:val="28"/>
-          <w:szCs w:val="28"/>
-        </w:rPr>
-        <w:t>主角，兩手相擁，兩肩上聳，訴無語，</w:t>
-      </w:r>
-      <w:proofErr w:type="gramStart"/>
-      <w:r>
-        <w:rPr>
-          <w:rFonts w:ascii="標楷體" w:eastAsia="標楷體" w:hAnsi="標楷體" w:hint="eastAsia"/>
-          <w:spacing w:val="-2"/>
-          <w:sz w:val="28"/>
-          <w:szCs w:val="28"/>
-        </w:rPr>
-        <w:t>泣</w:t>
-      </w:r>
-      <w:proofErr w:type="gramEnd"/>
-      <w:r>
-        <w:rPr>
-          <w:rFonts w:ascii="標楷體" w:eastAsia="標楷體" w:hAnsi="標楷體" w:hint="eastAsia"/>
-          <w:spacing w:val="-2"/>
-          <w:sz w:val="28"/>
-          <w:szCs w:val="28"/>
-        </w:rPr>
-        <w:t>無聲，比千言萬語，嚎啕大哭，悲之更切。表面寫兩人分手之情狀，</w:t>
-      </w:r>
-      <w:proofErr w:type="gramStart"/>
-      <w:r>
-        <w:rPr>
-          <w:rFonts w:ascii="標楷體" w:eastAsia="標楷體" w:hAnsi="標楷體" w:hint="eastAsia"/>
-          <w:spacing w:val="-2"/>
-          <w:sz w:val="28"/>
-          <w:szCs w:val="28"/>
-        </w:rPr>
-        <w:t>實際暗寫</w:t>
-      </w:r>
-      <w:proofErr w:type="gramEnd"/>
-      <w:r>
-        <w:rPr>
-          <w:rFonts w:ascii="標楷體" w:eastAsia="標楷體" w:hAnsi="標楷體" w:hint="eastAsia"/>
-          <w:spacing w:val="-2"/>
-          <w:sz w:val="28"/>
-          <w:szCs w:val="28"/>
-        </w:rPr>
-        <w:t>了他們極其複雜微妙的內心活動。</w:t>
-      </w:r>
-      <w:proofErr w:type="gramStart"/>
-      <w:r>
-        <w:rPr>
-          <w:rFonts w:ascii="標楷體" w:eastAsia="標楷體" w:hAnsi="標楷體" w:hint="eastAsia"/>
-          <w:color w:val="FF0000"/>
-          <w:spacing w:val="-2"/>
-          <w:sz w:val="28"/>
-          <w:szCs w:val="28"/>
-        </w:rPr>
-        <w:t>柔情蜜意千千萬</w:t>
-      </w:r>
-      <w:proofErr w:type="gramEnd"/>
-      <w:r>
-        <w:rPr>
-          <w:rFonts w:ascii="標楷體" w:eastAsia="標楷體" w:hAnsi="標楷體" w:hint="eastAsia"/>
-          <w:color w:val="FF0000"/>
-          <w:spacing w:val="-2"/>
-          <w:sz w:val="28"/>
-          <w:szCs w:val="28"/>
-        </w:rPr>
-        <w:t>，唯在淚花閃爍間</w:t>
-      </w:r>
-      <w:r>
-        <w:rPr>
-          <w:rFonts w:ascii="標楷體" w:eastAsia="標楷體" w:hAnsi="標楷體" w:hint="eastAsia"/>
-          <w:spacing w:val="-2"/>
-          <w:sz w:val="28"/>
-          <w:szCs w:val="28"/>
-        </w:rPr>
-        <w:t>。</w:t>
-      </w:r>
-      <w:r>
-        <w:rPr>
-          <w:rFonts w:ascii="標楷體" w:eastAsia="標楷體" w:hAnsi="標楷體" w:hint="eastAsia"/>
-          <w:spacing w:val="-2"/>
-          <w:sz w:val="28"/>
-          <w:szCs w:val="28"/>
-        </w:rPr>
-        <w:t>「</w:t>
-      </w:r>
-      <w:r>
-        <w:rPr>
-          <w:rFonts w:ascii="標楷體" w:eastAsia="標楷體" w:hAnsi="標楷體" w:hint="eastAsia"/>
-          <w:spacing w:val="-2"/>
-          <w:sz w:val="28"/>
-          <w:szCs w:val="28"/>
-        </w:rPr>
-        <w:t>念去去</w:t>
-      </w:r>
-      <w:r>
-        <w:rPr>
-          <w:rFonts w:ascii="標楷體" w:eastAsia="標楷體" w:hAnsi="標楷體" w:hint="eastAsia"/>
-          <w:spacing w:val="-2"/>
-          <w:sz w:val="28"/>
-          <w:szCs w:val="28"/>
-        </w:rPr>
-        <w:t>」</w:t>
-      </w:r>
-      <w:r>
-        <w:rPr>
-          <w:rFonts w:ascii="標楷體" w:eastAsia="標楷體" w:hAnsi="標楷體" w:hint="eastAsia"/>
-          <w:spacing w:val="-2"/>
-          <w:sz w:val="28"/>
-          <w:szCs w:val="28"/>
-        </w:rPr>
-        <w:t>兩句，為近景遠景相連，</w:t>
-      </w:r>
-      <w:proofErr w:type="gramStart"/>
-      <w:r>
-        <w:rPr>
-          <w:rFonts w:ascii="標楷體" w:eastAsia="標楷體" w:hAnsi="標楷體" w:hint="eastAsia"/>
-          <w:spacing w:val="-2"/>
-          <w:sz w:val="28"/>
-          <w:szCs w:val="28"/>
-        </w:rPr>
-        <w:t>虛景實景</w:t>
-      </w:r>
-      <w:proofErr w:type="gramEnd"/>
-      <w:r>
-        <w:rPr>
-          <w:rFonts w:ascii="標楷體" w:eastAsia="標楷體" w:hAnsi="標楷體" w:hint="eastAsia"/>
-          <w:spacing w:val="-2"/>
-          <w:sz w:val="28"/>
-          <w:szCs w:val="28"/>
-        </w:rPr>
-        <w:t>交融。煙波千里，</w:t>
-      </w:r>
-      <w:proofErr w:type="gramStart"/>
-      <w:r>
-        <w:rPr>
-          <w:rFonts w:ascii="標楷體" w:eastAsia="標楷體" w:hAnsi="標楷體" w:hint="eastAsia"/>
-          <w:spacing w:val="-2"/>
-          <w:sz w:val="28"/>
-          <w:szCs w:val="28"/>
-          <w:u w:val="single"/>
-        </w:rPr>
-        <w:t>楚</w:t>
-      </w:r>
-      <w:r>
-        <w:rPr>
-          <w:rFonts w:ascii="標楷體" w:eastAsia="標楷體" w:hAnsi="標楷體" w:hint="eastAsia"/>
-          <w:spacing w:val="-2"/>
-          <w:sz w:val="28"/>
-          <w:szCs w:val="28"/>
-        </w:rPr>
-        <w:t>天廣闊</w:t>
-      </w:r>
-      <w:proofErr w:type="gramEnd"/>
-      <w:r>
-        <w:rPr>
-          <w:rFonts w:ascii="標楷體" w:eastAsia="標楷體" w:hAnsi="標楷體" w:hint="eastAsia"/>
-          <w:spacing w:val="-2"/>
-          <w:sz w:val="28"/>
-          <w:szCs w:val="28"/>
-        </w:rPr>
-        <w:t>，茫茫天涯，何處是歸程？離愁別</w:t>
-      </w:r>
-      <w:proofErr w:type="gramStart"/>
-      <w:r>
-        <w:rPr>
-          <w:rFonts w:ascii="標楷體" w:eastAsia="標楷體" w:hAnsi="標楷體" w:hint="eastAsia"/>
-          <w:spacing w:val="-2"/>
-          <w:sz w:val="28"/>
-          <w:szCs w:val="28"/>
-        </w:rPr>
-        <w:t>緒</w:t>
-      </w:r>
-      <w:proofErr w:type="gramEnd"/>
-      <w:r>
-        <w:rPr>
-          <w:rFonts w:ascii="標楷體" w:eastAsia="標楷體" w:hAnsi="標楷體" w:hint="eastAsia"/>
-          <w:spacing w:val="-2"/>
-          <w:sz w:val="28"/>
-          <w:szCs w:val="28"/>
-        </w:rPr>
-        <w:t>都幾許？風吹浪</w:t>
-      </w:r>
-      <w:proofErr w:type="gramStart"/>
-      <w:r>
-        <w:rPr>
-          <w:rFonts w:ascii="標楷體" w:eastAsia="標楷體" w:hAnsi="標楷體" w:hint="eastAsia"/>
-          <w:b/>
-          <w:bCs/>
-          <w:spacing w:val="-2"/>
-          <w:sz w:val="28"/>
-          <w:szCs w:val="28"/>
-        </w:rPr>
-        <w:t>涌</w:t>
-      </w:r>
-      <w:proofErr w:type="gramEnd"/>
-      <w:r>
-        <w:rPr>
-          <w:rFonts w:ascii="標楷體" w:eastAsia="標楷體" w:hAnsi="標楷體" w:hint="eastAsia"/>
-          <w:spacing w:val="-2"/>
-          <w:sz w:val="28"/>
-          <w:szCs w:val="28"/>
-        </w:rPr>
-        <w:t>融暮靄。這</w:t>
-      </w:r>
-      <w:proofErr w:type="gramStart"/>
-      <w:r>
-        <w:rPr>
-          <w:rFonts w:ascii="標楷體" w:eastAsia="標楷體" w:hAnsi="標楷體" w:hint="eastAsia"/>
-          <w:spacing w:val="-2"/>
-          <w:sz w:val="28"/>
-          <w:szCs w:val="28"/>
-        </w:rPr>
-        <w:t>不僅襯寫</w:t>
-      </w:r>
-      <w:proofErr w:type="gramEnd"/>
-      <w:r>
-        <w:rPr>
-          <w:rFonts w:ascii="標楷體" w:eastAsia="標楷體" w:hAnsi="標楷體" w:hint="eastAsia"/>
-          <w:spacing w:val="-2"/>
-          <w:sz w:val="28"/>
-          <w:szCs w:val="28"/>
-        </w:rPr>
-        <w:t>了別後悵然空虛的心情，同時也暗示了作者在政治上失意後迷茫的前程。</w:t>
+          <w:sz w:val="28"/>
+          <w:szCs w:val="28"/>
+        </w:rPr>
+        <w:t>餘音繞樑</w:t>
+      </w:r>
+      <w:r>
+        <w:rPr>
+          <w:rFonts w:ascii="標楷體" w:eastAsia="標楷體" w:hAnsi="標楷體" w:hint="eastAsia"/>
+          <w:sz w:val="28"/>
+          <w:szCs w:val="28"/>
+        </w:rPr>
+        <w:t>，令人回味無窮。</w:t>
       </w:r>
     </w:p>
     <w:p>
       <w:pPr>
-        <w:spacing w:line="420" w:lineRule="exact"/>
-        <w:rPr>
-          <w:rFonts w:ascii="標楷體" w:eastAsia="標楷體" w:hAnsi="標楷體"/>
-          <w:sz w:val="28"/>
-          <w:szCs w:val="28"/>
-        </w:rPr>
-      </w:pPr>
-      <w:r>
-        <w:rPr>
-          <w:rFonts w:ascii="標楷體" w:eastAsia="標楷體" w:hAnsi="標楷體" w:hint="eastAsia"/>
-          <w:sz w:val="28"/>
-          <w:szCs w:val="28"/>
-        </w:rPr>
-        <w:t xml:space="preserve">    </w:t>
-      </w:r>
-      <w:r>
-        <w:rPr>
-          <w:rFonts w:ascii="標楷體" w:eastAsia="標楷體" w:hAnsi="標楷體" w:hint="eastAsia"/>
-          <w:sz w:val="28"/>
-          <w:szCs w:val="28"/>
-        </w:rPr>
-        <w:t>《雨》詞下</w:t>
-      </w:r>
-      <w:proofErr w:type="gramStart"/>
-      <w:r>
-        <w:rPr>
-          <w:rFonts w:ascii="標楷體" w:eastAsia="標楷體" w:hAnsi="標楷體" w:hint="eastAsia"/>
-          <w:sz w:val="28"/>
-          <w:szCs w:val="28"/>
-        </w:rPr>
-        <w:t>闋</w:t>
-      </w:r>
-      <w:proofErr w:type="gramEnd"/>
-      <w:r>
-        <w:rPr>
-          <w:rFonts w:ascii="標楷體" w:eastAsia="標楷體" w:hAnsi="標楷體" w:hint="eastAsia"/>
-          <w:sz w:val="28"/>
-          <w:szCs w:val="28"/>
-        </w:rPr>
-        <w:t>主要寫別後的痛苦。傷情離別，自古皆然，可萬不該在這</w:t>
-      </w:r>
-      <w:proofErr w:type="gramStart"/>
-      <w:r>
-        <w:rPr>
-          <w:rFonts w:ascii="標楷體" w:eastAsia="標楷體" w:hAnsi="標楷體" w:hint="eastAsia"/>
-          <w:sz w:val="28"/>
-          <w:szCs w:val="28"/>
-        </w:rPr>
-        <w:t>冷落清秋的</w:t>
-      </w:r>
-      <w:proofErr w:type="gramEnd"/>
-      <w:r>
-        <w:rPr>
-          <w:rFonts w:ascii="標楷體" w:eastAsia="標楷體" w:hAnsi="標楷體" w:hint="eastAsia"/>
-          <w:sz w:val="28"/>
-          <w:szCs w:val="28"/>
-        </w:rPr>
-        <w:t>時節，這叫人怎能忍受？第二句</w:t>
-      </w:r>
-      <w:proofErr w:type="gramStart"/>
-      <w:r>
-        <w:rPr>
-          <w:rFonts w:ascii="標楷體" w:eastAsia="標楷體" w:hAnsi="標楷體" w:hint="eastAsia"/>
-          <w:sz w:val="28"/>
-          <w:szCs w:val="28"/>
-        </w:rPr>
-        <w:t>照應首句</w:t>
-      </w:r>
-      <w:proofErr w:type="gramEnd"/>
-      <w:r>
-        <w:rPr>
-          <w:rFonts w:ascii="標楷體" w:eastAsia="標楷體" w:hAnsi="標楷體" w:hint="eastAsia"/>
-          <w:sz w:val="28"/>
-          <w:szCs w:val="28"/>
-        </w:rPr>
-        <w:t>，</w:t>
-      </w:r>
-      <w:r>
-        <w:rPr>
-          <w:rFonts w:ascii="標楷體" w:eastAsia="標楷體" w:hAnsi="標楷體" w:hint="eastAsia"/>
-          <w:sz w:val="28"/>
-          <w:szCs w:val="28"/>
-        </w:rPr>
-        <w:t>「</w:t>
-      </w:r>
-      <w:proofErr w:type="gramStart"/>
-      <w:r>
-        <w:rPr>
-          <w:rFonts w:ascii="標楷體" w:eastAsia="標楷體" w:hAnsi="標楷體" w:hint="eastAsia"/>
-          <w:sz w:val="28"/>
-          <w:szCs w:val="28"/>
-        </w:rPr>
-        <w:t>清秋</w:t>
-      </w:r>
-      <w:proofErr w:type="gramEnd"/>
-      <w:r>
-        <w:rPr>
-          <w:rFonts w:ascii="標楷體" w:eastAsia="標楷體" w:hAnsi="標楷體" w:hint="eastAsia"/>
-          <w:sz w:val="28"/>
-          <w:szCs w:val="28"/>
-        </w:rPr>
-        <w:t>」</w:t>
-      </w:r>
-      <w:r>
-        <w:rPr>
-          <w:rFonts w:ascii="標楷體" w:eastAsia="標楷體" w:hAnsi="標楷體" w:hint="eastAsia"/>
-          <w:sz w:val="28"/>
-          <w:szCs w:val="28"/>
-        </w:rPr>
-        <w:t>應</w:t>
-      </w:r>
-      <w:r>
-        <w:rPr>
-          <w:rFonts w:ascii="標楷體" w:eastAsia="標楷體" w:hAnsi="標楷體" w:hint="eastAsia"/>
-          <w:sz w:val="28"/>
-          <w:szCs w:val="28"/>
-        </w:rPr>
-        <w:t>「</w:t>
-      </w:r>
-      <w:r>
-        <w:rPr>
-          <w:rFonts w:ascii="標楷體" w:eastAsia="標楷體" w:hAnsi="標楷體" w:hint="eastAsia"/>
-          <w:sz w:val="28"/>
-          <w:szCs w:val="28"/>
-        </w:rPr>
-        <w:t>寒蟬</w:t>
-      </w:r>
-      <w:r>
-        <w:rPr>
-          <w:rFonts w:ascii="標楷體" w:eastAsia="標楷體" w:hAnsi="標楷體" w:hint="eastAsia"/>
-          <w:sz w:val="28"/>
-          <w:szCs w:val="28"/>
-        </w:rPr>
-        <w:t>」</w:t>
-      </w:r>
-      <w:r>
-        <w:rPr>
-          <w:rFonts w:ascii="標楷體" w:eastAsia="標楷體" w:hAnsi="標楷體" w:hint="eastAsia"/>
-          <w:sz w:val="28"/>
-          <w:szCs w:val="28"/>
-        </w:rPr>
-        <w:t>，襯托出自己的</w:t>
-      </w:r>
-      <w:proofErr w:type="gramStart"/>
-      <w:r>
-        <w:rPr>
-          <w:rFonts w:ascii="標楷體" w:eastAsia="標楷體" w:hAnsi="標楷體" w:hint="eastAsia"/>
-          <w:sz w:val="28"/>
-          <w:szCs w:val="28"/>
-        </w:rPr>
-        <w:t>離情比古人</w:t>
-      </w:r>
-      <w:proofErr w:type="gramEnd"/>
-      <w:r>
-        <w:rPr>
-          <w:rFonts w:ascii="標楷體" w:eastAsia="標楷體" w:hAnsi="標楷體" w:hint="eastAsia"/>
-          <w:sz w:val="28"/>
-          <w:szCs w:val="28"/>
-        </w:rPr>
-        <w:t>更深，意義翻新，不</w:t>
-      </w:r>
-      <w:proofErr w:type="gramStart"/>
-      <w:r>
-        <w:rPr>
-          <w:rFonts w:ascii="標楷體" w:eastAsia="標楷體" w:hAnsi="標楷體" w:hint="eastAsia"/>
-          <w:sz w:val="28"/>
-          <w:szCs w:val="28"/>
-        </w:rPr>
-        <w:t>入俗結</w:t>
-      </w:r>
-      <w:proofErr w:type="gramEnd"/>
-      <w:r>
-        <w:rPr>
-          <w:rFonts w:ascii="標楷體" w:eastAsia="標楷體" w:hAnsi="標楷體" w:hint="eastAsia"/>
-          <w:sz w:val="28"/>
-          <w:szCs w:val="28"/>
-        </w:rPr>
-        <w:t>。</w:t>
-      </w:r>
-      <w:r>
-        <w:rPr>
-          <w:rFonts w:ascii="標楷體" w:eastAsia="標楷體" w:hAnsi="標楷體" w:hint="eastAsia"/>
-          <w:sz w:val="28"/>
-          <w:szCs w:val="28"/>
-        </w:rPr>
-        <w:t>「</w:t>
-      </w:r>
-      <w:r>
-        <w:rPr>
-          <w:rFonts w:ascii="標楷體" w:eastAsia="標楷體" w:hAnsi="標楷體" w:hint="eastAsia"/>
-          <w:sz w:val="28"/>
-          <w:szCs w:val="28"/>
-        </w:rPr>
-        <w:t>今宵</w:t>
-      </w:r>
-      <w:r>
-        <w:rPr>
-          <w:rFonts w:ascii="標楷體" w:eastAsia="標楷體" w:hAnsi="標楷體" w:hint="eastAsia"/>
-          <w:sz w:val="28"/>
-          <w:szCs w:val="28"/>
-        </w:rPr>
-        <w:t>」</w:t>
-      </w:r>
-      <w:r>
-        <w:rPr>
-          <w:rFonts w:ascii="標楷體" w:eastAsia="標楷體" w:hAnsi="標楷體" w:hint="eastAsia"/>
-          <w:sz w:val="28"/>
-          <w:szCs w:val="28"/>
-        </w:rPr>
-        <w:t>二句為千古傳誦名句佳句。</w:t>
-      </w:r>
-      <w:r>
-        <w:rPr>
-          <w:rFonts w:ascii="標楷體" w:eastAsia="標楷體" w:hAnsi="標楷體" w:hint="eastAsia"/>
-          <w:sz w:val="28"/>
-          <w:szCs w:val="28"/>
-        </w:rPr>
-        <w:t>「</w:t>
-      </w:r>
-      <w:r>
-        <w:rPr>
-          <w:rFonts w:ascii="標楷體" w:eastAsia="標楷體" w:hAnsi="標楷體" w:hint="eastAsia"/>
-          <w:sz w:val="28"/>
-          <w:szCs w:val="28"/>
-        </w:rPr>
-        <w:t>酒醒</w:t>
-      </w:r>
-      <w:r>
-        <w:rPr>
-          <w:rFonts w:ascii="標楷體" w:eastAsia="標楷體" w:hAnsi="標楷體" w:hint="eastAsia"/>
-          <w:sz w:val="28"/>
-          <w:szCs w:val="28"/>
-        </w:rPr>
-        <w:t>」</w:t>
-      </w:r>
-      <w:r>
-        <w:rPr>
-          <w:rFonts w:ascii="標楷體" w:eastAsia="標楷體" w:hAnsi="標楷體" w:hint="eastAsia"/>
-          <w:sz w:val="28"/>
-          <w:szCs w:val="28"/>
-        </w:rPr>
-        <w:t>遙接上片</w:t>
-      </w:r>
-      <w:r>
-        <w:rPr>
-          <w:rFonts w:ascii="標楷體" w:eastAsia="標楷體" w:hAnsi="標楷體" w:hint="eastAsia"/>
-          <w:sz w:val="28"/>
-          <w:szCs w:val="28"/>
-        </w:rPr>
-        <w:t>「</w:t>
-      </w:r>
-      <w:proofErr w:type="gramStart"/>
-      <w:r>
-        <w:rPr>
-          <w:rFonts w:ascii="標楷體" w:eastAsia="標楷體" w:hAnsi="標楷體" w:hint="eastAsia"/>
-          <w:sz w:val="28"/>
-          <w:szCs w:val="28"/>
-        </w:rPr>
-        <w:t>帳飲</w:t>
-      </w:r>
-      <w:proofErr w:type="gramEnd"/>
-      <w:r>
-        <w:rPr>
-          <w:rFonts w:ascii="標楷體" w:eastAsia="標楷體" w:hAnsi="標楷體" w:hint="eastAsia"/>
-          <w:sz w:val="28"/>
-          <w:szCs w:val="28"/>
-        </w:rPr>
-        <w:t>」</w:t>
-      </w:r>
-      <w:r>
-        <w:rPr>
-          <w:rFonts w:ascii="標楷體" w:eastAsia="標楷體" w:hAnsi="標楷體" w:hint="eastAsia"/>
-          <w:sz w:val="28"/>
-          <w:szCs w:val="28"/>
-        </w:rPr>
-        <w:t>，可見當時雖然情</w:t>
-      </w:r>
-      <w:r>
-        <w:rPr>
-          <w:rFonts w:ascii="標楷體" w:eastAsia="標楷體" w:hAnsi="標楷體" w:hint="eastAsia"/>
-          <w:sz w:val="28"/>
-          <w:szCs w:val="28"/>
-        </w:rPr>
-        <w:t>「</w:t>
-      </w:r>
-      <w:r>
-        <w:rPr>
-          <w:rFonts w:ascii="標楷體" w:eastAsia="標楷體" w:hAnsi="標楷體" w:hint="eastAsia"/>
-          <w:sz w:val="28"/>
-          <w:szCs w:val="28"/>
-        </w:rPr>
-        <w:t>無</w:t>
-      </w:r>
-      <w:proofErr w:type="gramStart"/>
-      <w:r>
-        <w:rPr>
-          <w:rFonts w:ascii="標楷體" w:eastAsia="標楷體" w:hAnsi="標楷體" w:hint="eastAsia"/>
-          <w:sz w:val="28"/>
-          <w:szCs w:val="28"/>
-        </w:rPr>
-        <w:t>緒</w:t>
-      </w:r>
-      <w:proofErr w:type="gramEnd"/>
-      <w:r>
-        <w:rPr>
-          <w:rFonts w:ascii="標楷體" w:eastAsia="標楷體" w:hAnsi="標楷體" w:hint="eastAsia"/>
-          <w:sz w:val="28"/>
-          <w:szCs w:val="28"/>
-        </w:rPr>
-        <w:t>」</w:t>
-      </w:r>
-      <w:r>
-        <w:rPr>
-          <w:rFonts w:ascii="標楷體" w:eastAsia="標楷體" w:hAnsi="標楷體" w:hint="eastAsia"/>
-          <w:sz w:val="28"/>
-          <w:szCs w:val="28"/>
-        </w:rPr>
-        <w:t>，然借酒澆愁，還是沉醉了。扁舟</w:t>
-      </w:r>
-      <w:proofErr w:type="gramStart"/>
-      <w:r>
-        <w:rPr>
-          <w:rFonts w:ascii="標楷體" w:eastAsia="標楷體" w:hAnsi="標楷體" w:hint="eastAsia"/>
-          <w:sz w:val="28"/>
-          <w:szCs w:val="28"/>
-        </w:rPr>
-        <w:t>夜發，愁醉</w:t>
-      </w:r>
-      <w:proofErr w:type="gramEnd"/>
-      <w:r>
-        <w:rPr>
-          <w:rFonts w:ascii="標楷體" w:eastAsia="標楷體" w:hAnsi="標楷體" w:hint="eastAsia"/>
-          <w:sz w:val="28"/>
-          <w:szCs w:val="28"/>
-        </w:rPr>
-        <w:t>迷濛，忽然醒來，想必已是拂曉。</w:t>
-      </w:r>
-      <w:proofErr w:type="gramStart"/>
-      <w:r>
-        <w:rPr>
-          <w:rFonts w:ascii="標楷體" w:eastAsia="標楷體" w:hAnsi="標楷體" w:hint="eastAsia"/>
-          <w:sz w:val="28"/>
-          <w:szCs w:val="28"/>
-        </w:rPr>
-        <w:t>驚起忙尋覓</w:t>
-      </w:r>
-      <w:proofErr w:type="gramEnd"/>
-      <w:r>
-        <w:rPr>
-          <w:rFonts w:ascii="標楷體" w:eastAsia="標楷體" w:hAnsi="標楷體" w:hint="eastAsia"/>
-          <w:sz w:val="28"/>
-          <w:szCs w:val="28"/>
-        </w:rPr>
-        <w:t>，情人在何處？所</w:t>
-      </w:r>
-      <w:proofErr w:type="gramStart"/>
-      <w:r>
-        <w:rPr>
-          <w:rFonts w:ascii="標楷體" w:eastAsia="標楷體" w:hAnsi="標楷體" w:hint="eastAsia"/>
-          <w:sz w:val="28"/>
-          <w:szCs w:val="28"/>
-        </w:rPr>
-        <w:t>見者唯楊柳</w:t>
-      </w:r>
-      <w:proofErr w:type="gramEnd"/>
-      <w:r>
-        <w:rPr>
-          <w:rFonts w:ascii="標楷體" w:eastAsia="標楷體" w:hAnsi="標楷體" w:hint="eastAsia"/>
-          <w:sz w:val="28"/>
-          <w:szCs w:val="28"/>
-        </w:rPr>
-        <w:t>岸上曉風殘月也。</w:t>
-      </w:r>
-      <w:proofErr w:type="gramStart"/>
-      <w:r>
-        <w:rPr>
-          <w:rFonts w:ascii="標楷體" w:eastAsia="標楷體" w:hAnsi="標楷體" w:hint="eastAsia"/>
-          <w:sz w:val="28"/>
-          <w:szCs w:val="28"/>
-        </w:rPr>
-        <w:t>清秋的</w:t>
-      </w:r>
-      <w:proofErr w:type="gramEnd"/>
-      <w:r>
-        <w:rPr>
-          <w:rFonts w:ascii="標楷體" w:eastAsia="標楷體" w:hAnsi="標楷體" w:hint="eastAsia"/>
-          <w:sz w:val="28"/>
-          <w:szCs w:val="28"/>
-        </w:rPr>
-        <w:t>曉風是涼的，</w:t>
-      </w:r>
-      <w:r>
-        <w:rPr>
-          <w:rFonts w:ascii="標楷體" w:eastAsia="標楷體" w:hAnsi="標楷體" w:hint="eastAsia"/>
-          <w:sz w:val="28"/>
-          <w:szCs w:val="28"/>
-        </w:rPr>
-        <w:t>「</w:t>
-      </w:r>
-      <w:r>
-        <w:rPr>
-          <w:rFonts w:ascii="標楷體" w:eastAsia="標楷體" w:hAnsi="標楷體" w:hint="eastAsia"/>
-          <w:sz w:val="28"/>
-          <w:szCs w:val="28"/>
-        </w:rPr>
-        <w:t>月</w:t>
-      </w:r>
-      <w:r>
-        <w:rPr>
-          <w:rFonts w:ascii="標楷體" w:eastAsia="標楷體" w:hAnsi="標楷體" w:hint="eastAsia"/>
-          <w:sz w:val="28"/>
-          <w:szCs w:val="28"/>
-        </w:rPr>
-        <w:t>」</w:t>
-      </w:r>
-      <w:proofErr w:type="gramStart"/>
-      <w:r>
-        <w:rPr>
-          <w:rFonts w:ascii="標楷體" w:eastAsia="標楷體" w:hAnsi="標楷體" w:hint="eastAsia"/>
-          <w:sz w:val="28"/>
-          <w:szCs w:val="28"/>
-        </w:rPr>
-        <w:t>前</w:t>
-      </w:r>
-      <w:r>
-        <w:rPr>
-          <w:rFonts w:ascii="標楷體" w:eastAsia="標楷體" w:hAnsi="標楷體" w:hint="eastAsia"/>
-          <w:b/>
-          <w:bCs/>
-          <w:sz w:val="28"/>
-          <w:szCs w:val="28"/>
-        </w:rPr>
-        <w:t>著</w:t>
-      </w:r>
-      <w:r>
-        <w:rPr>
-          <w:rFonts w:ascii="標楷體" w:eastAsia="標楷體" w:hAnsi="標楷體" w:hint="eastAsia"/>
-          <w:sz w:val="28"/>
-          <w:szCs w:val="28"/>
-        </w:rPr>
-        <w:t>一</w:t>
-      </w:r>
-      <w:proofErr w:type="gramEnd"/>
-      <w:r>
-        <w:rPr>
-          <w:rFonts w:ascii="標楷體" w:eastAsia="標楷體" w:hAnsi="標楷體" w:hint="eastAsia"/>
-          <w:sz w:val="28"/>
-          <w:szCs w:val="28"/>
-        </w:rPr>
-        <w:t>「</w:t>
-      </w:r>
-      <w:r>
-        <w:rPr>
-          <w:rFonts w:ascii="標楷體" w:eastAsia="標楷體" w:hAnsi="標楷體" w:hint="eastAsia"/>
-          <w:sz w:val="28"/>
-          <w:szCs w:val="28"/>
-        </w:rPr>
-        <w:t>殘</w:t>
-      </w:r>
-      <w:r>
-        <w:rPr>
-          <w:rFonts w:ascii="標楷體" w:eastAsia="標楷體" w:hAnsi="標楷體" w:hint="eastAsia"/>
-          <w:sz w:val="28"/>
-          <w:szCs w:val="28"/>
-        </w:rPr>
-        <w:t>」</w:t>
-      </w:r>
-      <w:r>
-        <w:rPr>
-          <w:rFonts w:ascii="標楷體" w:eastAsia="標楷體" w:hAnsi="標楷體" w:hint="eastAsia"/>
-          <w:sz w:val="28"/>
-          <w:szCs w:val="28"/>
-        </w:rPr>
-        <w:t>字，而境界</w:t>
-      </w:r>
-      <w:proofErr w:type="gramStart"/>
-      <w:r>
-        <w:rPr>
-          <w:rFonts w:ascii="標楷體" w:eastAsia="標楷體" w:hAnsi="標楷體" w:hint="eastAsia"/>
-          <w:sz w:val="28"/>
-          <w:szCs w:val="28"/>
-        </w:rPr>
-        <w:t>全出矣</w:t>
-      </w:r>
-      <w:proofErr w:type="gramEnd"/>
-      <w:r>
-        <w:rPr>
-          <w:rFonts w:ascii="標楷體" w:eastAsia="標楷體" w:hAnsi="標楷體" w:hint="eastAsia"/>
-          <w:sz w:val="28"/>
-          <w:szCs w:val="28"/>
-        </w:rPr>
-        <w:t>。更襯</w:t>
-      </w:r>
-      <w:r>
-        <w:rPr>
-          <w:rFonts w:ascii="標楷體" w:eastAsia="標楷體" w:hAnsi="標楷體" w:hint="eastAsia"/>
-          <w:sz w:val="28"/>
-          <w:szCs w:val="28"/>
-        </w:rPr>
-        <w:t>托</w:t>
-      </w:r>
-      <w:r>
-        <w:rPr>
-          <w:rFonts w:ascii="標楷體" w:eastAsia="標楷體" w:hAnsi="標楷體" w:hint="eastAsia"/>
-          <w:sz w:val="28"/>
-          <w:szCs w:val="28"/>
-        </w:rPr>
-        <w:t>了詞人當時淒清悲涼冷落的心境。此刻的離愁別</w:t>
-      </w:r>
-      <w:proofErr w:type="gramStart"/>
-      <w:r>
-        <w:rPr>
-          <w:rFonts w:ascii="標楷體" w:eastAsia="標楷體" w:hAnsi="標楷體" w:hint="eastAsia"/>
-          <w:sz w:val="28"/>
-          <w:szCs w:val="28"/>
-        </w:rPr>
-        <w:t>緒</w:t>
-      </w:r>
-      <w:proofErr w:type="gramEnd"/>
-      <w:r>
-        <w:rPr>
-          <w:rFonts w:ascii="標楷體" w:eastAsia="標楷體" w:hAnsi="標楷體" w:hint="eastAsia"/>
-          <w:sz w:val="28"/>
-          <w:szCs w:val="28"/>
-        </w:rPr>
-        <w:t>如風</w:t>
-      </w:r>
-      <w:proofErr w:type="gramStart"/>
-      <w:r>
-        <w:rPr>
-          <w:rFonts w:ascii="標楷體" w:eastAsia="標楷體" w:hAnsi="標楷體" w:hint="eastAsia"/>
-          <w:sz w:val="28"/>
-          <w:szCs w:val="28"/>
-        </w:rPr>
-        <w:t>捲</w:t>
-      </w:r>
-      <w:proofErr w:type="gramEnd"/>
-      <w:r>
-        <w:rPr>
-          <w:rFonts w:ascii="標楷體" w:eastAsia="標楷體" w:hAnsi="標楷體" w:hint="eastAsia"/>
-          <w:sz w:val="28"/>
-          <w:szCs w:val="28"/>
-        </w:rPr>
-        <w:t>浪</w:t>
-      </w:r>
-      <w:r>
-        <w:rPr>
-          <w:rFonts w:ascii="標楷體" w:eastAsia="標楷體" w:hAnsi="標楷體" w:hint="eastAsia"/>
-          <w:sz w:val="28"/>
-          <w:szCs w:val="28"/>
-        </w:rPr>
-        <w:t>湧</w:t>
-      </w:r>
-      <w:r>
-        <w:rPr>
-          <w:rFonts w:ascii="標楷體" w:eastAsia="標楷體" w:hAnsi="標楷體" w:hint="eastAsia"/>
-          <w:sz w:val="28"/>
-          <w:szCs w:val="28"/>
-        </w:rPr>
-        <w:t>，不可遏止。真是</w:t>
-      </w:r>
-      <w:r>
-        <w:rPr>
-          <w:rFonts w:ascii="標楷體" w:eastAsia="標楷體" w:hAnsi="標楷體" w:hint="eastAsia"/>
-          <w:sz w:val="28"/>
-          <w:szCs w:val="28"/>
-        </w:rPr>
-        <w:t>「</w:t>
-      </w:r>
-      <w:r>
-        <w:rPr>
-          <w:rFonts w:ascii="標楷體" w:eastAsia="標楷體" w:hAnsi="標楷體" w:hint="eastAsia"/>
-          <w:sz w:val="28"/>
-          <w:szCs w:val="28"/>
-        </w:rPr>
-        <w:t>離愁波</w:t>
-      </w:r>
-      <w:proofErr w:type="gramStart"/>
-      <w:r>
-        <w:rPr>
-          <w:rFonts w:ascii="標楷體" w:eastAsia="標楷體" w:hAnsi="標楷體" w:hint="eastAsia"/>
-          <w:sz w:val="28"/>
-          <w:szCs w:val="28"/>
-        </w:rPr>
-        <w:t>涌</w:t>
-      </w:r>
-      <w:proofErr w:type="gramEnd"/>
-      <w:r>
-        <w:rPr>
-          <w:rFonts w:ascii="標楷體" w:eastAsia="標楷體" w:hAnsi="標楷體" w:hint="eastAsia"/>
-          <w:sz w:val="28"/>
-          <w:szCs w:val="28"/>
-        </w:rPr>
-        <w:t>楊柳岸，別</w:t>
-      </w:r>
-      <w:proofErr w:type="gramStart"/>
-      <w:r>
-        <w:rPr>
-          <w:rFonts w:ascii="標楷體" w:eastAsia="標楷體" w:hAnsi="標楷體" w:hint="eastAsia"/>
-          <w:sz w:val="28"/>
-          <w:szCs w:val="28"/>
-        </w:rPr>
-        <w:t>緒風連</w:t>
-      </w:r>
-      <w:proofErr w:type="gramEnd"/>
-      <w:r>
-        <w:rPr>
-          <w:rFonts w:ascii="標楷體" w:eastAsia="標楷體" w:hAnsi="標楷體" w:hint="eastAsia"/>
-          <w:sz w:val="28"/>
-          <w:szCs w:val="28"/>
-        </w:rPr>
-        <w:t>殘月邊</w:t>
-      </w:r>
-      <w:r>
-        <w:rPr>
-          <w:rFonts w:ascii="標楷體" w:eastAsia="標楷體" w:hAnsi="標楷體" w:hint="eastAsia"/>
-          <w:sz w:val="28"/>
-          <w:szCs w:val="28"/>
-        </w:rPr>
-        <w:t>」</w:t>
-      </w:r>
-      <w:r>
-        <w:rPr>
-          <w:rFonts w:ascii="標楷體" w:eastAsia="標楷體" w:hAnsi="標楷體" w:hint="eastAsia"/>
-          <w:sz w:val="28"/>
-          <w:szCs w:val="28"/>
-        </w:rPr>
-        <w:t>。</w:t>
-      </w:r>
-    </w:p>
-    <w:p>
-      <w:pPr>
-        <w:spacing w:line="420" w:lineRule="exact"/>
-        <w:rPr>
-          <w:rFonts w:ascii="標楷體" w:eastAsia="標楷體" w:hAnsi="標楷體"/>
-          <w:sz w:val="28"/>
-          <w:szCs w:val="28"/>
-        </w:rPr>
-      </w:pPr>
-      <w:r>
-        <w:rPr>
-          <w:rFonts w:ascii="標楷體" w:eastAsia="標楷體" w:hAnsi="標楷體" w:hint="eastAsia"/>
-          <w:sz w:val="28"/>
-          <w:szCs w:val="28"/>
-        </w:rPr>
-        <w:t xml:space="preserve">    </w:t>
-      </w:r>
-      <w:r>
-        <w:rPr>
-          <w:rFonts w:ascii="標楷體" w:eastAsia="標楷體" w:hAnsi="標楷體" w:hint="eastAsia"/>
-          <w:sz w:val="28"/>
-          <w:szCs w:val="28"/>
-        </w:rPr>
-        <w:t>「</w:t>
-      </w:r>
-      <w:proofErr w:type="gramStart"/>
-      <w:r>
-        <w:rPr>
-          <w:rFonts w:ascii="標楷體" w:eastAsia="標楷體" w:hAnsi="標楷體" w:hint="eastAsia"/>
-          <w:sz w:val="28"/>
-          <w:szCs w:val="28"/>
-        </w:rPr>
-        <w:t>此去經年</w:t>
-      </w:r>
-      <w:proofErr w:type="gramEnd"/>
-      <w:r>
-        <w:rPr>
-          <w:rFonts w:ascii="標楷體" w:eastAsia="標楷體" w:hAnsi="標楷體" w:hint="eastAsia"/>
-          <w:sz w:val="28"/>
-          <w:szCs w:val="28"/>
-        </w:rPr>
-        <w:t>」</w:t>
-      </w:r>
-      <w:r>
-        <w:rPr>
-          <w:rFonts w:ascii="標楷體" w:eastAsia="標楷體" w:hAnsi="標楷體" w:hint="eastAsia"/>
-          <w:sz w:val="28"/>
-          <w:szCs w:val="28"/>
-        </w:rPr>
-        <w:t>以下</w:t>
-      </w:r>
-      <w:proofErr w:type="gramStart"/>
-      <w:r>
-        <w:rPr>
-          <w:rFonts w:ascii="標楷體" w:eastAsia="標楷體" w:hAnsi="標楷體" w:hint="eastAsia"/>
-          <w:sz w:val="28"/>
-          <w:szCs w:val="28"/>
-        </w:rPr>
-        <w:t>四句虛寫想像</w:t>
-      </w:r>
-      <w:proofErr w:type="gramEnd"/>
-      <w:r>
-        <w:rPr>
-          <w:rFonts w:ascii="標楷體" w:eastAsia="標楷體" w:hAnsi="標楷體" w:hint="eastAsia"/>
-          <w:sz w:val="28"/>
-          <w:szCs w:val="28"/>
-        </w:rPr>
-        <w:t>別後的情景。作者由</w:t>
-      </w:r>
-      <w:r>
-        <w:rPr>
-          <w:rFonts w:ascii="標楷體" w:eastAsia="標楷體" w:hAnsi="標楷體" w:hint="eastAsia"/>
-          <w:sz w:val="28"/>
-          <w:szCs w:val="28"/>
-        </w:rPr>
-        <w:t>「</w:t>
-      </w:r>
-      <w:r>
-        <w:rPr>
-          <w:rFonts w:ascii="標楷體" w:eastAsia="標楷體" w:hAnsi="標楷體" w:hint="eastAsia"/>
-          <w:sz w:val="28"/>
-          <w:szCs w:val="28"/>
-        </w:rPr>
-        <w:t>今宵</w:t>
-      </w:r>
-      <w:r>
-        <w:rPr>
-          <w:rFonts w:ascii="標楷體" w:eastAsia="標楷體" w:hAnsi="標楷體" w:hint="eastAsia"/>
-          <w:sz w:val="28"/>
-          <w:szCs w:val="28"/>
-        </w:rPr>
-        <w:t>」</w:t>
-      </w:r>
-      <w:r>
-        <w:rPr>
-          <w:rFonts w:ascii="標楷體" w:eastAsia="標楷體" w:hAnsi="標楷體" w:hint="eastAsia"/>
-          <w:sz w:val="28"/>
-          <w:szCs w:val="28"/>
-        </w:rPr>
-        <w:t>想到</w:t>
-      </w:r>
-      <w:r>
-        <w:rPr>
-          <w:rFonts w:ascii="標楷體" w:eastAsia="標楷體" w:hAnsi="標楷體" w:hint="eastAsia"/>
-          <w:sz w:val="28"/>
-          <w:szCs w:val="28"/>
-        </w:rPr>
-        <w:t>「</w:t>
-      </w:r>
-      <w:r>
-        <w:rPr>
-          <w:rFonts w:ascii="標楷體" w:eastAsia="標楷體" w:hAnsi="標楷體" w:hint="eastAsia"/>
-          <w:sz w:val="28"/>
-          <w:szCs w:val="28"/>
-        </w:rPr>
-        <w:t>經年</w:t>
-      </w:r>
-      <w:r>
-        <w:rPr>
-          <w:rFonts w:ascii="標楷體" w:eastAsia="標楷體" w:hAnsi="標楷體" w:hint="eastAsia"/>
-          <w:sz w:val="28"/>
-          <w:szCs w:val="28"/>
-        </w:rPr>
-        <w:t>」</w:t>
-      </w:r>
-      <w:r>
-        <w:rPr>
-          <w:rFonts w:ascii="標楷體" w:eastAsia="標楷體" w:hAnsi="標楷體" w:hint="eastAsia"/>
-          <w:sz w:val="28"/>
-          <w:szCs w:val="28"/>
-        </w:rPr>
-        <w:t>，由</w:t>
-      </w:r>
-      <w:r>
-        <w:rPr>
-          <w:rFonts w:ascii="標楷體" w:eastAsia="標楷體" w:hAnsi="標楷體" w:hint="eastAsia"/>
-          <w:sz w:val="28"/>
-          <w:szCs w:val="28"/>
-        </w:rPr>
-        <w:t>「</w:t>
-      </w:r>
-      <w:r>
-        <w:rPr>
-          <w:rFonts w:ascii="標楷體" w:eastAsia="標楷體" w:hAnsi="標楷體" w:hint="eastAsia"/>
-          <w:sz w:val="28"/>
-          <w:szCs w:val="28"/>
-        </w:rPr>
-        <w:t>千里煙波</w:t>
-      </w:r>
-      <w:r>
-        <w:rPr>
-          <w:rFonts w:ascii="標楷體" w:eastAsia="標楷體" w:hAnsi="標楷體" w:hint="eastAsia"/>
-          <w:sz w:val="28"/>
-          <w:szCs w:val="28"/>
-        </w:rPr>
-        <w:t>」</w:t>
-      </w:r>
-      <w:r>
-        <w:rPr>
-          <w:rFonts w:ascii="標楷體" w:eastAsia="標楷體" w:hAnsi="標楷體" w:hint="eastAsia"/>
-          <w:sz w:val="28"/>
-          <w:szCs w:val="28"/>
-        </w:rPr>
-        <w:t>想到</w:t>
-      </w:r>
-      <w:r>
-        <w:rPr>
-          <w:rFonts w:ascii="標楷體" w:eastAsia="標楷體" w:hAnsi="標楷體" w:hint="eastAsia"/>
-          <w:sz w:val="28"/>
-          <w:szCs w:val="28"/>
-        </w:rPr>
-        <w:t>「</w:t>
-      </w:r>
-      <w:r>
-        <w:rPr>
-          <w:rFonts w:ascii="標楷體" w:eastAsia="標楷體" w:hAnsi="標楷體" w:hint="eastAsia"/>
-          <w:sz w:val="28"/>
-          <w:szCs w:val="28"/>
-        </w:rPr>
-        <w:t>千種風情</w:t>
-      </w:r>
-      <w:r>
-        <w:rPr>
-          <w:rFonts w:ascii="標楷體" w:eastAsia="標楷體" w:hAnsi="標楷體" w:hint="eastAsia"/>
-          <w:sz w:val="28"/>
-          <w:szCs w:val="28"/>
-        </w:rPr>
-        <w:t>」</w:t>
-      </w:r>
-      <w:r>
-        <w:rPr>
-          <w:rFonts w:ascii="標楷體" w:eastAsia="標楷體" w:hAnsi="標楷體" w:hint="eastAsia"/>
-          <w:sz w:val="28"/>
-          <w:szCs w:val="28"/>
-        </w:rPr>
-        <w:t>，由</w:t>
-      </w:r>
-      <w:r>
-        <w:rPr>
-          <w:rFonts w:ascii="標楷體" w:eastAsia="標楷體" w:hAnsi="標楷體" w:hint="eastAsia"/>
-          <w:sz w:val="28"/>
-          <w:szCs w:val="28"/>
-        </w:rPr>
-        <w:t>「</w:t>
-      </w:r>
-      <w:r>
-        <w:rPr>
-          <w:rFonts w:ascii="標楷體" w:eastAsia="標楷體" w:hAnsi="標楷體" w:hint="eastAsia"/>
-          <w:sz w:val="28"/>
-          <w:szCs w:val="28"/>
-        </w:rPr>
-        <w:t>無</w:t>
-      </w:r>
-      <w:proofErr w:type="gramStart"/>
-      <w:r>
-        <w:rPr>
-          <w:rFonts w:ascii="標楷體" w:eastAsia="標楷體" w:hAnsi="標楷體" w:hint="eastAsia"/>
-          <w:sz w:val="28"/>
-          <w:szCs w:val="28"/>
-        </w:rPr>
-        <w:t>語凝咽</w:t>
-      </w:r>
-      <w:proofErr w:type="gramEnd"/>
-      <w:r>
-        <w:rPr>
-          <w:rFonts w:ascii="標楷體" w:eastAsia="標楷體" w:hAnsi="標楷體" w:hint="eastAsia"/>
-          <w:sz w:val="28"/>
-          <w:szCs w:val="28"/>
-        </w:rPr>
-        <w:t>」</w:t>
-      </w:r>
-      <w:r>
-        <w:rPr>
-          <w:rFonts w:ascii="標楷體" w:eastAsia="標楷體" w:hAnsi="標楷體" w:hint="eastAsia"/>
-          <w:sz w:val="28"/>
-          <w:szCs w:val="28"/>
-        </w:rPr>
-        <w:t>想到</w:t>
-      </w:r>
-      <w:r>
-        <w:rPr>
-          <w:rFonts w:ascii="標楷體" w:eastAsia="標楷體" w:hAnsi="標楷體" w:hint="eastAsia"/>
-          <w:sz w:val="28"/>
-          <w:szCs w:val="28"/>
-        </w:rPr>
-        <w:t>「</w:t>
-      </w:r>
-      <w:r>
-        <w:rPr>
-          <w:rFonts w:ascii="標楷體" w:eastAsia="標楷體" w:hAnsi="標楷體" w:hint="eastAsia"/>
-          <w:sz w:val="28"/>
-          <w:szCs w:val="28"/>
-        </w:rPr>
-        <w:t>更與何人說</w:t>
-      </w:r>
-      <w:r>
-        <w:rPr>
-          <w:rFonts w:ascii="標楷體" w:eastAsia="標楷體" w:hAnsi="標楷體" w:hint="eastAsia"/>
-          <w:sz w:val="28"/>
-          <w:szCs w:val="28"/>
-        </w:rPr>
-        <w:t>」</w:t>
-      </w:r>
-      <w:r>
-        <w:rPr>
-          <w:rFonts w:ascii="標楷體" w:eastAsia="標楷體" w:hAnsi="標楷體" w:hint="eastAsia"/>
-          <w:sz w:val="28"/>
-          <w:szCs w:val="28"/>
-        </w:rPr>
-        <w:t>。作者離開</w:t>
-      </w:r>
-      <w:r>
-        <w:rPr>
-          <w:rFonts w:ascii="標楷體" w:eastAsia="標楷體" w:hAnsi="標楷體" w:hint="eastAsia"/>
-          <w:sz w:val="28"/>
-          <w:szCs w:val="28"/>
-        </w:rPr>
-        <w:lastRenderedPageBreak/>
-        <w:t>情人，寂寞淒涼，孤獨萬分，從此後即使有良辰美景，也只形同虛設，然而越是有良辰美景，就越發使</w:t>
-      </w:r>
-      <w:proofErr w:type="gramStart"/>
-      <w:r>
-        <w:rPr>
-          <w:rFonts w:ascii="標楷體" w:eastAsia="標楷體" w:hAnsi="標楷體" w:hint="eastAsia"/>
-          <w:sz w:val="28"/>
-          <w:szCs w:val="28"/>
-        </w:rPr>
-        <w:t>人念情</w:t>
-      </w:r>
-      <w:proofErr w:type="gramEnd"/>
-      <w:r>
-        <w:rPr>
-          <w:rFonts w:ascii="標楷體" w:eastAsia="標楷體" w:hAnsi="標楷體" w:hint="eastAsia"/>
-          <w:sz w:val="28"/>
-          <w:szCs w:val="28"/>
-        </w:rPr>
-        <w:t>傷神。恐怕別後只能在</w:t>
-      </w:r>
-      <w:r>
-        <w:rPr>
-          <w:rFonts w:ascii="標楷體" w:eastAsia="標楷體" w:hAnsi="標楷體" w:hint="eastAsia"/>
-          <w:sz w:val="28"/>
-          <w:szCs w:val="28"/>
-        </w:rPr>
-        <w:t>「</w:t>
-      </w:r>
-      <w:r>
-        <w:rPr>
-          <w:rFonts w:ascii="標楷體" w:eastAsia="標楷體" w:hAnsi="標楷體" w:hint="eastAsia"/>
-          <w:sz w:val="28"/>
-          <w:szCs w:val="28"/>
-        </w:rPr>
-        <w:t>冷冷清清，</w:t>
-      </w:r>
-      <w:proofErr w:type="gramStart"/>
-      <w:r>
-        <w:rPr>
-          <w:rFonts w:ascii="標楷體" w:eastAsia="標楷體" w:hAnsi="標楷體" w:hint="eastAsia"/>
-          <w:sz w:val="28"/>
-          <w:szCs w:val="28"/>
-        </w:rPr>
-        <w:t>淒</w:t>
-      </w:r>
-      <w:proofErr w:type="gramEnd"/>
-      <w:r>
-        <w:rPr>
-          <w:rFonts w:ascii="標楷體" w:eastAsia="標楷體" w:hAnsi="標楷體" w:hint="eastAsia"/>
-          <w:sz w:val="28"/>
-          <w:szCs w:val="28"/>
-        </w:rPr>
-        <w:t>悽慘</w:t>
-      </w:r>
-      <w:proofErr w:type="gramStart"/>
-      <w:r>
-        <w:rPr>
-          <w:rFonts w:ascii="標楷體" w:eastAsia="標楷體" w:hAnsi="標楷體" w:hint="eastAsia"/>
-          <w:sz w:val="28"/>
-          <w:szCs w:val="28"/>
-        </w:rPr>
-        <w:t>慘</w:t>
-      </w:r>
-      <w:proofErr w:type="gramEnd"/>
-      <w:r>
-        <w:rPr>
-          <w:rFonts w:ascii="標楷體" w:eastAsia="標楷體" w:hAnsi="標楷體" w:hint="eastAsia"/>
-          <w:sz w:val="28"/>
-          <w:szCs w:val="28"/>
-        </w:rPr>
-        <w:t>戚戚</w:t>
-      </w:r>
-      <w:r>
-        <w:rPr>
-          <w:rFonts w:ascii="標楷體" w:eastAsia="標楷體" w:hAnsi="標楷體" w:hint="eastAsia"/>
-          <w:sz w:val="28"/>
-          <w:szCs w:val="28"/>
-        </w:rPr>
-        <w:t>」</w:t>
-      </w:r>
-      <w:r>
-        <w:rPr>
-          <w:rFonts w:ascii="標楷體" w:eastAsia="標楷體" w:hAnsi="標楷體" w:hint="eastAsia"/>
-          <w:sz w:val="28"/>
-          <w:szCs w:val="28"/>
-        </w:rPr>
-        <w:t>中虛度</w:t>
-      </w:r>
-      <w:proofErr w:type="gramStart"/>
-      <w:r>
-        <w:rPr>
-          <w:rFonts w:ascii="標楷體" w:eastAsia="標楷體" w:hAnsi="標楷體" w:hint="eastAsia"/>
-          <w:sz w:val="28"/>
-          <w:szCs w:val="28"/>
-        </w:rPr>
-        <w:t>餘</w:t>
-      </w:r>
-      <w:r>
-        <w:rPr>
-          <w:rFonts w:ascii="標楷體" w:eastAsia="標楷體" w:hAnsi="標楷體" w:hint="eastAsia"/>
-          <w:sz w:val="28"/>
-          <w:szCs w:val="28"/>
-        </w:rPr>
-        <w:t>日了</w:t>
-      </w:r>
-      <w:proofErr w:type="gramEnd"/>
-      <w:r>
-        <w:rPr>
-          <w:rFonts w:ascii="標楷體" w:eastAsia="標楷體" w:hAnsi="標楷體" w:hint="eastAsia"/>
-          <w:sz w:val="28"/>
-          <w:szCs w:val="28"/>
-        </w:rPr>
-        <w:t>。最後兩句中，</w:t>
-      </w:r>
-      <w:proofErr w:type="gramStart"/>
-      <w:r>
-        <w:rPr>
-          <w:rFonts w:ascii="標楷體" w:eastAsia="標楷體" w:hAnsi="標楷體" w:hint="eastAsia"/>
-          <w:sz w:val="28"/>
-          <w:szCs w:val="28"/>
-        </w:rPr>
-        <w:t>一</w:t>
-      </w:r>
-      <w:proofErr w:type="gramEnd"/>
-      <w:r>
-        <w:rPr>
-          <w:rFonts w:ascii="標楷體" w:eastAsia="標楷體" w:hAnsi="標楷體" w:hint="eastAsia"/>
-          <w:sz w:val="28"/>
-          <w:szCs w:val="28"/>
-        </w:rPr>
-        <w:t>「</w:t>
-      </w:r>
-      <w:r>
-        <w:rPr>
-          <w:rFonts w:ascii="標楷體" w:eastAsia="標楷體" w:hAnsi="標楷體" w:hint="eastAsia"/>
-          <w:sz w:val="28"/>
-          <w:szCs w:val="28"/>
-        </w:rPr>
-        <w:t>便</w:t>
-      </w:r>
-      <w:r>
-        <w:rPr>
-          <w:rFonts w:ascii="標楷體" w:eastAsia="標楷體" w:hAnsi="標楷體" w:hint="eastAsia"/>
-          <w:sz w:val="28"/>
-          <w:szCs w:val="28"/>
-        </w:rPr>
-        <w:t>」</w:t>
-      </w:r>
-      <w:proofErr w:type="gramStart"/>
-      <w:r>
-        <w:rPr>
-          <w:rFonts w:ascii="標楷體" w:eastAsia="標楷體" w:hAnsi="標楷體" w:hint="eastAsia"/>
-          <w:sz w:val="28"/>
-          <w:szCs w:val="28"/>
-        </w:rPr>
-        <w:t>一</w:t>
-      </w:r>
-      <w:proofErr w:type="gramEnd"/>
-      <w:r>
-        <w:rPr>
-          <w:rFonts w:ascii="標楷體" w:eastAsia="標楷體" w:hAnsi="標楷體" w:hint="eastAsia"/>
-          <w:sz w:val="28"/>
-          <w:szCs w:val="28"/>
-        </w:rPr>
-        <w:t>「</w:t>
-      </w:r>
-      <w:r>
-        <w:rPr>
-          <w:rFonts w:ascii="標楷體" w:eastAsia="標楷體" w:hAnsi="標楷體" w:hint="eastAsia"/>
-          <w:sz w:val="28"/>
-          <w:szCs w:val="28"/>
-        </w:rPr>
-        <w:t>更</w:t>
-      </w:r>
-      <w:r>
-        <w:rPr>
-          <w:rFonts w:ascii="標楷體" w:eastAsia="標楷體" w:hAnsi="標楷體" w:hint="eastAsia"/>
-          <w:sz w:val="28"/>
-          <w:szCs w:val="28"/>
-        </w:rPr>
-        <w:t>」</w:t>
-      </w:r>
-      <w:r>
-        <w:rPr>
-          <w:rFonts w:ascii="標楷體" w:eastAsia="標楷體" w:hAnsi="標楷體" w:hint="eastAsia"/>
-          <w:sz w:val="28"/>
-          <w:szCs w:val="28"/>
-        </w:rPr>
-        <w:t>，表明念之心切，愛</w:t>
-      </w:r>
-      <w:proofErr w:type="gramStart"/>
-      <w:r>
-        <w:rPr>
-          <w:rFonts w:ascii="標楷體" w:eastAsia="標楷體" w:hAnsi="標楷體" w:hint="eastAsia"/>
-          <w:sz w:val="28"/>
-          <w:szCs w:val="28"/>
-        </w:rPr>
-        <w:t>之情深</w:t>
-      </w:r>
-      <w:proofErr w:type="gramEnd"/>
-      <w:r>
-        <w:rPr>
-          <w:rFonts w:ascii="標楷體" w:eastAsia="標楷體" w:hAnsi="標楷體" w:hint="eastAsia"/>
-          <w:sz w:val="28"/>
-          <w:szCs w:val="28"/>
-        </w:rPr>
-        <w:t>。</w:t>
-      </w:r>
-    </w:p>
-    <w:p>
-      <w:pPr>
-        <w:spacing w:line="420" w:lineRule="exact"/>
-        <w:rPr>
-          <w:rFonts w:ascii="標楷體" w:eastAsia="標楷體" w:hAnsi="標楷體"/>
-          <w:sz w:val="28"/>
-          <w:szCs w:val="28"/>
-        </w:rPr>
-      </w:pPr>
-      <w:r>
-        <w:rPr>
-          <w:rFonts w:ascii="標楷體" w:eastAsia="標楷體" w:hAnsi="標楷體" w:hint="eastAsia"/>
-          <w:sz w:val="28"/>
-          <w:szCs w:val="28"/>
-        </w:rPr>
-        <w:t>(以上資料出處：</w:t>
-      </w:r>
-      <w:hyperlink r:id="rId8" w:history="1">
-        <w:r>
-          <w:rPr>
-            <w:rStyle w:val="a4"/>
-            <w:rFonts w:ascii="標楷體" w:eastAsia="標楷體" w:hAnsi="標楷體"/>
-            <w:sz w:val="28"/>
-            <w:szCs w:val="28"/>
-          </w:rPr>
-          <w:t>https://bit.ly/3Pb0DqN</w:t>
-        </w:r>
-      </w:hyperlink>
-      <w:hyperlink r:id="rId9" w:history="1"/>
-      <w:r>
-        <w:rPr>
-          <w:rFonts w:ascii="標楷體" w:eastAsia="標楷體" w:hAnsi="標楷體" w:hint="eastAsia"/>
-          <w:sz w:val="28"/>
-          <w:szCs w:val="28"/>
-        </w:rPr>
-        <w:t>)</w:t>
-      </w:r>
-    </w:p>
-    <w:p>
-      <w:pPr>
         <w:spacing w:beforeLines="50" w:before="180" w:line="440" w:lineRule="exact"/>
         <w:rPr>
           <w:rFonts w:ascii="標楷體" w:eastAsia="標楷體" w:hAnsi="標楷體"/>
-          <w:sz w:val="36"/>
-          <w:szCs w:val="36"/>
-        </w:rPr>
-      </w:pPr>
-      <w:r>
-        <w:rPr>
-          <w:rFonts w:ascii="標楷體" w:eastAsia="標楷體" w:hAnsi="標楷體" w:hint="eastAsia"/>
-          <w:sz w:val="36"/>
-          <w:szCs w:val="36"/>
+          <w:sz w:val="32"/>
+          <w:szCs w:val="32"/>
+        </w:rPr>
+      </w:pPr>
+      <w:r>
+        <w:rPr>
+          <w:rFonts w:ascii="標楷體" w:eastAsia="標楷體" w:hAnsi="標楷體" w:hint="eastAsia"/>
+          <w:sz w:val="32"/>
+          <w:szCs w:val="32"/>
           <w:bdr w:val="single" w:sz="4" w:space="0" w:color="auto"/>
         </w:rPr>
         <w:t>補充</w:t>
@@ -3914,24 +1377,23 @@
           <w:ilvl w:val="0"/>
           <w:numId w:val="5"/>
         </w:numPr>
-        <w:spacing w:line="420" w:lineRule="exact"/>
-        <w:ind w:leftChars="0"/>
-        <w:rPr>
-          <w:rFonts w:ascii="標楷體" w:eastAsia="標楷體" w:hAnsi="標楷體"/>
-          <w:sz w:val="28"/>
-          <w:szCs w:val="28"/>
-        </w:rPr>
-      </w:pPr>
-      <w:proofErr w:type="gramStart"/>
-      <w:r>
-        <w:rPr>
-          <w:rFonts w:ascii="標楷體" w:eastAsia="標楷體" w:hAnsi="標楷體" w:hint="eastAsia"/>
-          <w:sz w:val="28"/>
-          <w:szCs w:val="28"/>
-        </w:rPr>
-        <w:t>迢</w:t>
-      </w:r>
-      <w:proofErr w:type="gramEnd"/>
+        <w:spacing w:line="360" w:lineRule="exact"/>
+        <w:ind w:leftChars="0" w:left="284" w:hanging="284"/>
+        <w:jc w:val="both"/>
+        <w:rPr>
+          <w:rFonts w:ascii="標楷體" w:eastAsia="標楷體" w:hAnsi="標楷體"/>
+          <w:sz w:val="28"/>
+          <w:szCs w:val="28"/>
+        </w:rPr>
+      </w:pPr>
+      <w:r>
+        <w:rPr>
+          <w:rFonts w:ascii="標楷體" w:eastAsia="標楷體" w:hAnsi="標楷體"/>
+          <w:sz w:val="28"/>
+          <w:szCs w:val="28"/>
+        </w:rPr>
+        <w:t>餞</w:t>
+      </w:r>
       <w:r>
         <w:rPr>
           <w:rFonts w:ascii="標楷體" w:eastAsia="標楷體" w:hAnsi="標楷體" w:hint="eastAsia"/>
@@ -3940,17 +1402,15 @@
         </w:rPr>
         <w:t>(</w:t>
       </w:r>
-      <w:proofErr w:type="gramStart"/>
-      <w:r>
-        <w:rPr>
-          <w:rFonts w:ascii="標楷體" w:eastAsia="標楷體" w:hAnsi="標楷體" w:hint="eastAsia"/>
-          <w:color w:val="FF0000"/>
+      <w:r>
+        <w:rPr>
+          <w:rFonts w:ascii="標楷體" w:eastAsia="標楷體" w:hAnsi="標楷體" w:hint="eastAsia"/>
+          <w:color w:val="EE0000"/>
           <w:sz w:val="16"/>
           <w:szCs w:val="16"/>
         </w:rPr>
-        <w:t>ㄊㄧㄠˊ</w:t>
-      </w:r>
-      <w:proofErr w:type="gramEnd"/>
+        <w:t>ㄐㄧㄢˋ</w:t>
+      </w:r>
       <w:r>
         <w:rPr>
           <w:rFonts w:ascii="標楷體" w:eastAsia="標楷體" w:hAnsi="標楷體" w:hint="eastAsia"/>
@@ -3959,23 +1419,29 @@
         </w:rPr>
         <w:t>)</w:t>
       </w:r>
-      <w:proofErr w:type="gramStart"/>
-      <w:r>
-        <w:rPr>
-          <w:rFonts w:ascii="標楷體" w:eastAsia="標楷體" w:hAnsi="標楷體" w:hint="eastAsia"/>
-          <w:sz w:val="28"/>
-          <w:szCs w:val="28"/>
-        </w:rPr>
-        <w:t>迢</w:t>
-      </w:r>
-      <w:proofErr w:type="gramEnd"/>
-      <w:r>
-        <w:rPr>
-          <w:rFonts w:ascii="標楷體" w:eastAsia="標楷體" w:hAnsi="標楷體" w:hint="eastAsia"/>
-          <w:sz w:val="28"/>
-          <w:szCs w:val="28"/>
-        </w:rPr>
-        <w:t>：遙遠的樣子。【例】千里迢迢</w:t>
+      <w:r>
+        <w:rPr>
+          <w:rFonts w:ascii="標楷體" w:eastAsia="標楷體" w:hAnsi="標楷體"/>
+          <w:sz w:val="28"/>
+          <w:szCs w:val="28"/>
+        </w:rPr>
+        <w:t>行</w:t>
+      </w:r>
+      <w:r>
+        <w:rPr>
+          <w:rFonts w:ascii="標楷體" w:eastAsia="標楷體" w:hAnsi="標楷體" w:hint="eastAsia"/>
+          <w:sz w:val="28"/>
+          <w:szCs w:val="28"/>
+        </w:rPr>
+        <w:t>：</w:t>
+      </w:r>
+      <w:r>
+        <w:rPr>
+          <w:rFonts w:ascii="標楷體" w:eastAsia="標楷體" w:hAnsi="標楷體"/>
+          <w:sz w:val="28"/>
+          <w:szCs w:val="28"/>
+        </w:rPr>
+        <w:t>設宴或準備酒食為準備遠行的人送行。</w:t>
       </w:r>
     </w:p>
     <w:p>
@@ -3985,111 +1451,22 @@
           <w:ilvl w:val="0"/>
           <w:numId w:val="5"/>
         </w:numPr>
-        <w:spacing w:line="420" w:lineRule="exact"/>
-        <w:ind w:leftChars="0"/>
-        <w:rPr>
-          <w:rFonts w:ascii="標楷體" w:eastAsia="標楷體" w:hAnsi="標楷體"/>
-          <w:sz w:val="28"/>
-          <w:szCs w:val="28"/>
-        </w:rPr>
-      </w:pPr>
-      <w:r>
-        <w:rPr>
-          <w:rFonts w:ascii="標楷體" w:eastAsia="標楷體" w:hAnsi="標楷體" w:hint="eastAsia"/>
-          <w:sz w:val="28"/>
-          <w:szCs w:val="28"/>
-        </w:rPr>
-        <w:t>蕭瑟</w:t>
-      </w:r>
-    </w:p>
-    <w:p>
-      <w:pPr>
-        <w:pStyle w:val="a6"/>
-        <w:numPr>
-          <w:ilvl w:val="0"/>
-          <w:numId w:val="22"/>
-        </w:numPr>
-        <w:spacing w:line="420" w:lineRule="exact"/>
-        <w:ind w:leftChars="0"/>
-        <w:rPr>
-          <w:rFonts w:ascii="標楷體" w:eastAsia="標楷體" w:hAnsi="標楷體"/>
-          <w:sz w:val="28"/>
-          <w:szCs w:val="28"/>
-        </w:rPr>
-      </w:pPr>
-      <w:r>
-        <w:rPr>
-          <w:rFonts w:ascii="標楷體" w:eastAsia="標楷體" w:hAnsi="標楷體" w:hint="eastAsia"/>
-          <w:sz w:val="28"/>
-          <w:szCs w:val="28"/>
-        </w:rPr>
-        <w:t>秋風瑟縮。【例】蕭瑟兮，草木搖落</w:t>
-      </w:r>
-      <w:proofErr w:type="gramStart"/>
-      <w:r>
-        <w:rPr>
-          <w:rFonts w:ascii="標楷體" w:eastAsia="標楷體" w:hAnsi="標楷體" w:hint="eastAsia"/>
-          <w:sz w:val="28"/>
-          <w:szCs w:val="28"/>
-        </w:rPr>
-        <w:t>而變衰</w:t>
-      </w:r>
-      <w:proofErr w:type="gramEnd"/>
-      <w:r>
-        <w:rPr>
-          <w:rFonts w:ascii="標楷體" w:eastAsia="標楷體" w:hAnsi="標楷體" w:hint="eastAsia"/>
-          <w:sz w:val="28"/>
-          <w:szCs w:val="28"/>
-        </w:rPr>
-        <w:t>。</w:t>
-      </w:r>
-      <w:proofErr w:type="gramStart"/>
-      <w:r>
-        <w:rPr>
-          <w:rFonts w:ascii="標楷體" w:eastAsia="標楷體" w:hAnsi="標楷體" w:hint="eastAsia"/>
-          <w:sz w:val="28"/>
-          <w:szCs w:val="28"/>
-        </w:rPr>
-        <w:t>《</w:t>
-      </w:r>
-      <w:proofErr w:type="gramEnd"/>
-      <w:r>
-        <w:rPr>
-          <w:rFonts w:ascii="標楷體" w:eastAsia="標楷體" w:hAnsi="標楷體" w:hint="eastAsia"/>
-          <w:sz w:val="28"/>
-          <w:szCs w:val="28"/>
-        </w:rPr>
-        <w:t>楚辭．宋玉．九辯</w:t>
-      </w:r>
-      <w:proofErr w:type="gramStart"/>
-      <w:r>
-        <w:rPr>
-          <w:rFonts w:ascii="標楷體" w:eastAsia="標楷體" w:hAnsi="標楷體" w:hint="eastAsia"/>
-          <w:sz w:val="28"/>
-          <w:szCs w:val="28"/>
-        </w:rPr>
-        <w:t>》</w:t>
-      </w:r>
-      <w:proofErr w:type="gramEnd"/>
-    </w:p>
-    <w:p>
-      <w:pPr>
-        <w:pStyle w:val="a6"/>
-        <w:spacing w:line="420" w:lineRule="exact"/>
-        <w:ind w:leftChars="0" w:left="960"/>
-        <w:rPr>
-          <w:rFonts w:ascii="標楷體" w:eastAsia="標楷體" w:hAnsi="標楷體"/>
-          <w:sz w:val="28"/>
-          <w:szCs w:val="28"/>
-        </w:rPr>
-      </w:pPr>
-      <w:r>
-        <w:rPr>
-          <w:rFonts w:ascii="標楷體" w:eastAsia="標楷體" w:hAnsi="標楷體" w:hint="eastAsia"/>
-          <w:sz w:val="28"/>
-          <w:szCs w:val="28"/>
-        </w:rPr>
-        <w:t>瑟縮</w:t>
+        <w:spacing w:line="360" w:lineRule="exact"/>
+        <w:ind w:leftChars="0" w:left="284" w:hanging="284"/>
+        <w:jc w:val="both"/>
+        <w:rPr>
+          <w:rFonts w:ascii="標楷體" w:eastAsia="標楷體" w:hAnsi="標楷體"/>
+          <w:sz w:val="28"/>
+          <w:szCs w:val="28"/>
+        </w:rPr>
+      </w:pPr>
+      <w:r>
+        <w:rPr>
+          <w:rFonts w:ascii="標楷體" w:eastAsia="標楷體" w:hAnsi="標楷體"/>
+          <w:sz w:val="28"/>
+          <w:szCs w:val="28"/>
+        </w:rPr>
+        <w:t>發堵</w:t>
       </w:r>
       <w:r>
         <w:rPr>
@@ -4101,35 +1478,11 @@
       </w:r>
       <w:r>
         <w:rPr>
-          <w:rFonts w:ascii="標楷體" w:eastAsia="標楷體" w:hAnsi="標楷體" w:hint="eastAsia"/>
-          <w:sz w:val="28"/>
-          <w:szCs w:val="28"/>
-        </w:rPr>
-        <w:t>因寒冷或害怕而蜷縮身體的樣子。</w:t>
-      </w:r>
-    </w:p>
-    <w:p>
-      <w:pPr>
-        <w:pStyle w:val="a6"/>
-        <w:numPr>
-          <w:ilvl w:val="0"/>
-          <w:numId w:val="22"/>
-        </w:numPr>
-        <w:spacing w:line="420" w:lineRule="exact"/>
-        <w:ind w:leftChars="0"/>
-        <w:rPr>
-          <w:rFonts w:ascii="標楷體" w:eastAsia="標楷體" w:hAnsi="標楷體"/>
-          <w:sz w:val="28"/>
-          <w:szCs w:val="28"/>
-        </w:rPr>
-      </w:pPr>
-      <w:r>
-        <w:rPr>
-          <w:rFonts w:ascii="標楷體" w:eastAsia="標楷體" w:hAnsi="標楷體" w:hint="eastAsia"/>
-          <w:sz w:val="28"/>
-          <w:szCs w:val="28"/>
-        </w:rPr>
-        <w:t>寂靜冷清。【例】獨居山中，難免有蕭瑟寂寥的感覺。</w:t>
+          <w:rFonts w:ascii="標楷體" w:eastAsia="標楷體" w:hAnsi="標楷體"/>
+          <w:sz w:val="28"/>
+          <w:szCs w:val="28"/>
+        </w:rPr>
+        <w:t>胸口或喉嚨感覺被東西塞住、不順暢。一種因極度悲傷、委屈或焦慮而產生的生理與心理反應，形容情感壓抑到極點、無法抒發的哽咽狀態。</w:t>
       </w:r>
     </w:p>
     <w:p>
@@ -4139,21 +1492,22 @@
           <w:ilvl w:val="0"/>
           <w:numId w:val="5"/>
         </w:numPr>
-        <w:spacing w:line="420" w:lineRule="exact"/>
-        <w:ind w:leftChars="0"/>
-        <w:rPr>
-          <w:rFonts w:ascii="標楷體" w:eastAsia="標楷體" w:hAnsi="標楷體"/>
-          <w:sz w:val="28"/>
-          <w:szCs w:val="28"/>
-        </w:rPr>
-      </w:pPr>
-      <w:r>
-        <w:rPr>
-          <w:rFonts w:ascii="標楷體" w:eastAsia="標楷體" w:hAnsi="標楷體" w:hint="eastAsia"/>
-          <w:sz w:val="28"/>
-          <w:szCs w:val="28"/>
-        </w:rPr>
-        <w:t>淒厲</w:t>
+        <w:spacing w:line="360" w:lineRule="exact"/>
+        <w:ind w:leftChars="0" w:left="284" w:hanging="284"/>
+        <w:jc w:val="both"/>
+        <w:rPr>
+          <w:rFonts w:ascii="標楷體" w:eastAsia="標楷體" w:hAnsi="標楷體"/>
+          <w:sz w:val="28"/>
+          <w:szCs w:val="28"/>
+        </w:rPr>
+      </w:pPr>
+      <w:r>
+        <w:rPr>
+          <w:rFonts w:ascii="標楷體" w:eastAsia="標楷體" w:hAnsi="標楷體"/>
+          <w:sz w:val="28"/>
+          <w:szCs w:val="28"/>
+        </w:rPr>
+        <w:t>煙波浩渺</w:t>
       </w:r>
       <w:r>
         <w:rPr>
@@ -4165,11 +1519,11 @@
       </w:r>
       <w:r>
         <w:rPr>
-          <w:rFonts w:ascii="標楷體" w:eastAsia="標楷體" w:hAnsi="標楷體" w:hint="eastAsia"/>
-          <w:sz w:val="28"/>
-          <w:szCs w:val="28"/>
-        </w:rPr>
-        <w:t>形容聲音悲悽而尖銳。</w:t>
+          <w:rFonts w:ascii="標楷體" w:eastAsia="標楷體" w:hAnsi="標楷體"/>
+          <w:sz w:val="28"/>
+          <w:szCs w:val="28"/>
+        </w:rPr>
+        <w:t>形容煙霧籠罩的水面廣闊無邊（浩渺：形容水面廣大）。常用來比喻前途茫茫、空間遼闊，隱喻主角心中無邊無際的孤獨感與對未來的茫然。</w:t>
       </w:r>
     </w:p>
     <w:p>
@@ -4179,129 +1533,38 @@
           <w:ilvl w:val="0"/>
           <w:numId w:val="5"/>
         </w:numPr>
-        <w:spacing w:line="420" w:lineRule="exact"/>
-        <w:ind w:leftChars="0"/>
-        <w:rPr>
-          <w:rFonts w:ascii="標楷體" w:eastAsia="標楷體" w:hAnsi="標楷體"/>
-          <w:sz w:val="28"/>
-          <w:szCs w:val="28"/>
-        </w:rPr>
-      </w:pPr>
-      <w:r>
-        <w:rPr>
-          <w:rFonts w:ascii="標楷體" w:eastAsia="標楷體" w:hAnsi="標楷體" w:hint="eastAsia"/>
-          <w:sz w:val="28"/>
-          <w:szCs w:val="28"/>
-        </w:rPr>
-        <w:t>江湖</w:t>
-      </w:r>
-    </w:p>
-    <w:p>
-      <w:pPr>
-        <w:pStyle w:val="a6"/>
-        <w:numPr>
-          <w:ilvl w:val="0"/>
-          <w:numId w:val="23"/>
-        </w:numPr>
-        <w:spacing w:line="420" w:lineRule="exact"/>
-        <w:ind w:leftChars="0"/>
-        <w:rPr>
-          <w:rFonts w:ascii="標楷體" w:eastAsia="標楷體" w:hAnsi="標楷體"/>
-          <w:sz w:val="28"/>
-          <w:szCs w:val="28"/>
-        </w:rPr>
-      </w:pPr>
-      <w:r>
-        <w:rPr>
-          <w:rFonts w:ascii="標楷體" w:eastAsia="標楷體" w:hAnsi="標楷體" w:hint="eastAsia"/>
-          <w:sz w:val="28"/>
-          <w:szCs w:val="28"/>
-        </w:rPr>
-        <w:t>泛稱江河湖泊。【例】江湖風起，煙波蕩漾。</w:t>
-      </w:r>
-    </w:p>
-    <w:p>
-      <w:pPr>
-        <w:pStyle w:val="a6"/>
-        <w:numPr>
-          <w:ilvl w:val="0"/>
-          <w:numId w:val="23"/>
-        </w:numPr>
-        <w:spacing w:line="420" w:lineRule="exact"/>
-        <w:ind w:leftChars="0"/>
-        <w:rPr>
-          <w:rFonts w:ascii="標楷體" w:eastAsia="標楷體" w:hAnsi="標楷體"/>
-          <w:sz w:val="28"/>
-          <w:szCs w:val="28"/>
-        </w:rPr>
-      </w:pPr>
-      <w:r>
-        <w:rPr>
-          <w:rFonts w:ascii="標楷體" w:eastAsia="標楷體" w:hAnsi="標楷體" w:hint="eastAsia"/>
-          <w:sz w:val="28"/>
-          <w:szCs w:val="28"/>
-        </w:rPr>
-        <w:t>舊時泛指中原各地。</w:t>
-      </w:r>
-      <w:proofErr w:type="gramStart"/>
-      <w:r>
-        <w:rPr>
-          <w:rFonts w:ascii="標楷體" w:eastAsia="標楷體" w:hAnsi="標楷體" w:hint="eastAsia"/>
-          <w:sz w:val="28"/>
-          <w:szCs w:val="28"/>
-        </w:rPr>
-        <w:t>今多指</w:t>
-      </w:r>
-      <w:proofErr w:type="gramEnd"/>
-      <w:r>
-        <w:rPr>
-          <w:rFonts w:ascii="標楷體" w:eastAsia="標楷體" w:hAnsi="標楷體" w:hint="eastAsia"/>
-          <w:sz w:val="28"/>
-          <w:szCs w:val="28"/>
-        </w:rPr>
-        <w:t>所處的環境。【例】人在江湖，身不由己。</w:t>
-      </w:r>
-    </w:p>
-    <w:p>
-      <w:pPr>
-        <w:pStyle w:val="a6"/>
-        <w:numPr>
-          <w:ilvl w:val="0"/>
-          <w:numId w:val="23"/>
-        </w:numPr>
-        <w:spacing w:line="420" w:lineRule="exact"/>
-        <w:ind w:leftChars="0"/>
-        <w:rPr>
-          <w:rFonts w:ascii="標楷體" w:eastAsia="標楷體" w:hAnsi="標楷體"/>
-          <w:sz w:val="28"/>
-          <w:szCs w:val="28"/>
-        </w:rPr>
-      </w:pPr>
-      <w:r>
-        <w:rPr>
-          <w:rFonts w:ascii="標楷體" w:eastAsia="標楷體" w:hAnsi="標楷體" w:hint="eastAsia"/>
-          <w:sz w:val="28"/>
-          <w:szCs w:val="28"/>
-        </w:rPr>
-        <w:t>指閱歷豐富，練達世故的人。【例】他是個老江湖，</w:t>
-      </w:r>
-      <w:proofErr w:type="gramStart"/>
-      <w:r>
-        <w:rPr>
-          <w:rFonts w:ascii="標楷體" w:eastAsia="標楷體" w:hAnsi="標楷體" w:hint="eastAsia"/>
-          <w:sz w:val="28"/>
-          <w:szCs w:val="28"/>
-        </w:rPr>
-        <w:t>這事難不</w:t>
-      </w:r>
-      <w:proofErr w:type="gramEnd"/>
-      <w:r>
-        <w:rPr>
-          <w:rFonts w:ascii="標楷體" w:eastAsia="標楷體" w:hAnsi="標楷體" w:hint="eastAsia"/>
-          <w:sz w:val="28"/>
-          <w:szCs w:val="28"/>
-        </w:rPr>
-        <w:t>倒他的！</w:t>
+        <w:spacing w:line="360" w:lineRule="exact"/>
+        <w:ind w:leftChars="0" w:left="284" w:hanging="284"/>
+        <w:jc w:val="both"/>
+        <w:rPr>
+          <w:rFonts w:ascii="標楷體" w:eastAsia="標楷體" w:hAnsi="標楷體"/>
+          <w:sz w:val="28"/>
+          <w:szCs w:val="28"/>
+        </w:rPr>
+      </w:pPr>
+      <w:r>
+        <w:rPr>
+          <w:rFonts w:ascii="標楷體" w:eastAsia="標楷體" w:hAnsi="標楷體"/>
+          <w:sz w:val="28"/>
+          <w:szCs w:val="28"/>
+        </w:rPr>
+        <w:t>虛設</w:t>
+      </w:r>
+      <w:r>
+        <w:rPr>
+          <w:rFonts w:ascii="標楷體" w:eastAsia="標楷體" w:hAnsi="標楷體" w:hint="eastAsia"/>
+          <w:sz w:val="28"/>
+          <w:szCs w:val="28"/>
+        </w:rPr>
+        <w:t>：</w:t>
+      </w:r>
+      <w:r>
+        <w:rPr>
+          <w:rFonts w:ascii="標楷體" w:eastAsia="標楷體" w:hAnsi="標楷體"/>
+          <w:sz w:val="28"/>
+          <w:szCs w:val="28"/>
+        </w:rPr>
+        <w:t>空有形式或名稱，實際上起不到作用、形同虛構。在情感語境中，指美好的事物因為失去了分享的人（如知己、愛人），而變得毫無意義、徒增傷感。</w:t>
       </w:r>
     </w:p>
     <w:p>
@@ -4311,21 +1574,38 @@
           <w:ilvl w:val="0"/>
           <w:numId w:val="5"/>
         </w:numPr>
-        <w:spacing w:line="420" w:lineRule="exact"/>
-        <w:ind w:leftChars="0"/>
-        <w:rPr>
-          <w:rFonts w:ascii="標楷體" w:eastAsia="標楷體" w:hAnsi="標楷體"/>
-          <w:sz w:val="28"/>
-          <w:szCs w:val="28"/>
-        </w:rPr>
-      </w:pPr>
-      <w:r>
-        <w:rPr>
-          <w:rFonts w:ascii="標楷體" w:eastAsia="標楷體" w:hAnsi="標楷體" w:hint="eastAsia"/>
-          <w:sz w:val="28"/>
-          <w:szCs w:val="28"/>
-        </w:rPr>
-        <w:t>流落：潦倒失意，飄泊流浪。【例】流落街頭、流落在外</w:t>
+        <w:spacing w:line="360" w:lineRule="exact"/>
+        <w:ind w:leftChars="0" w:left="284" w:hanging="284"/>
+        <w:jc w:val="both"/>
+        <w:rPr>
+          <w:rFonts w:ascii="標楷體" w:eastAsia="標楷體" w:hAnsi="標楷體"/>
+          <w:sz w:val="28"/>
+          <w:szCs w:val="28"/>
+        </w:rPr>
+      </w:pPr>
+      <w:r>
+        <w:rPr>
+          <w:rFonts w:ascii="標楷體" w:eastAsia="標楷體" w:hAnsi="標楷體"/>
+          <w:sz w:val="28"/>
+          <w:szCs w:val="28"/>
+        </w:rPr>
+        <w:t>虛實相生</w:t>
+      </w:r>
+      <w:r>
+        <w:rPr>
+          <w:rFonts w:ascii="標楷體" w:eastAsia="標楷體" w:hAnsi="標楷體" w:hint="eastAsia"/>
+          <w:sz w:val="28"/>
+          <w:szCs w:val="28"/>
+        </w:rPr>
+        <w:t>：</w:t>
+      </w:r>
+      <w:r>
+        <w:rPr>
+          <w:rFonts w:ascii="標楷體" w:eastAsia="標楷體" w:hAnsi="標楷體"/>
+          <w:sz w:val="28"/>
+          <w:szCs w:val="28"/>
+        </w:rPr>
+        <w:t>將眼前真實的景物（實）與想像、回憶或未來的景色（虛）交織融合在一起。豐富文章或詩詞的層次，讓情感不只停留在眼前的現實，還能延伸至時空的縱深，大幅增強藝術感染力。</w:t>
       </w:r>
     </w:p>
     <w:p>
@@ -4335,41 +1615,38 @@
           <w:ilvl w:val="0"/>
           <w:numId w:val="5"/>
         </w:numPr>
-        <w:spacing w:line="420" w:lineRule="exact"/>
-        <w:ind w:leftChars="0"/>
-        <w:rPr>
-          <w:rFonts w:ascii="標楷體" w:eastAsia="標楷體" w:hAnsi="標楷體"/>
-          <w:sz w:val="28"/>
-          <w:szCs w:val="28"/>
-        </w:rPr>
-      </w:pPr>
-      <w:r>
-        <w:rPr>
-          <w:rFonts w:ascii="標楷體" w:eastAsia="標楷體" w:hAnsi="標楷體" w:hint="eastAsia"/>
-          <w:sz w:val="28"/>
-          <w:szCs w:val="28"/>
-        </w:rPr>
-        <w:t>暗淡：不鮮豔、不明亮。</w:t>
-      </w:r>
-    </w:p>
-    <w:p>
-      <w:pPr>
-        <w:pStyle w:val="a6"/>
-        <w:spacing w:line="420" w:lineRule="exact"/>
-        <w:ind w:leftChars="0"/>
-        <w:rPr>
-          <w:rFonts w:ascii="標楷體" w:eastAsia="標楷體" w:hAnsi="標楷體"/>
-          <w:sz w:val="28"/>
-          <w:szCs w:val="28"/>
-        </w:rPr>
-      </w:pPr>
-      <w:r>
-        <w:rPr>
-          <w:rFonts w:ascii="標楷體" w:eastAsia="標楷體" w:hAnsi="標楷體" w:hint="eastAsia"/>
-          <w:sz w:val="28"/>
-          <w:szCs w:val="28"/>
-        </w:rPr>
-        <w:t>【例】這件衣服的顏色太過暗淡，不適合個性活潑的人穿。</w:t>
+        <w:spacing w:line="360" w:lineRule="exact"/>
+        <w:ind w:leftChars="0" w:left="284" w:hanging="284"/>
+        <w:jc w:val="both"/>
+        <w:rPr>
+          <w:rFonts w:ascii="標楷體" w:eastAsia="標楷體" w:hAnsi="標楷體"/>
+          <w:sz w:val="28"/>
+          <w:szCs w:val="28"/>
+        </w:rPr>
+      </w:pPr>
+      <w:r>
+        <w:rPr>
+          <w:rFonts w:ascii="標楷體" w:eastAsia="標楷體" w:hAnsi="標楷體"/>
+          <w:sz w:val="28"/>
+          <w:szCs w:val="28"/>
+        </w:rPr>
+        <w:t>繪聲繪色</w:t>
+      </w:r>
+      <w:r>
+        <w:rPr>
+          <w:rFonts w:ascii="標楷體" w:eastAsia="標楷體" w:hAnsi="標楷體" w:hint="eastAsia"/>
+          <w:sz w:val="28"/>
+          <w:szCs w:val="28"/>
+        </w:rPr>
+        <w:t>：</w:t>
+      </w:r>
+      <w:r>
+        <w:rPr>
+          <w:rFonts w:ascii="標楷體" w:eastAsia="標楷體" w:hAnsi="標楷體"/>
+          <w:sz w:val="28"/>
+          <w:szCs w:val="28"/>
+        </w:rPr>
+        <w:t>形容敘述、描寫極為生動逼真，聲音和神態都像活生生展現在面前一樣。</w:t>
       </w:r>
     </w:p>
     <w:p>
@@ -4379,46 +1656,48 @@
           <w:ilvl w:val="0"/>
           <w:numId w:val="5"/>
         </w:numPr>
-        <w:spacing w:line="420" w:lineRule="exact"/>
-        <w:ind w:leftChars="0"/>
-        <w:rPr>
-          <w:rFonts w:ascii="標楷體" w:eastAsia="標楷體" w:hAnsi="標楷體"/>
-          <w:sz w:val="28"/>
-          <w:szCs w:val="28"/>
-        </w:rPr>
-      </w:pPr>
-      <w:proofErr w:type="gramStart"/>
-      <w:r>
-        <w:rPr>
-          <w:rFonts w:ascii="標楷體" w:eastAsia="標楷體" w:hAnsi="標楷體" w:hint="eastAsia"/>
-          <w:sz w:val="28"/>
-          <w:szCs w:val="28"/>
-        </w:rPr>
-        <w:t>艄</w:t>
-      </w:r>
-      <w:proofErr w:type="gramEnd"/>
-      <w:r>
-        <w:rPr>
-          <w:rFonts w:ascii="標楷體" w:eastAsia="標楷體" w:hAnsi="標楷體" w:hint="eastAsia"/>
+        <w:spacing w:line="360" w:lineRule="exact"/>
+        <w:ind w:leftChars="0" w:left="284" w:hanging="284"/>
+        <w:jc w:val="both"/>
+        <w:rPr>
+          <w:rFonts w:ascii="標楷體" w:eastAsia="標楷體" w:hAnsi="標楷體"/>
+          <w:spacing w:val="-4"/>
+          <w:sz w:val="28"/>
+          <w:szCs w:val="28"/>
+        </w:rPr>
+      </w:pPr>
+      <w:r>
+        <w:rPr>
+          <w:rFonts w:ascii="標楷體" w:eastAsia="標楷體" w:hAnsi="標楷體"/>
+          <w:spacing w:val="-4"/>
+          <w:sz w:val="28"/>
+          <w:szCs w:val="28"/>
+        </w:rPr>
+        <w:t>淋漓</w:t>
+      </w:r>
+      <w:r>
+        <w:rPr>
+          <w:rFonts w:ascii="標楷體" w:eastAsia="標楷體" w:hAnsi="標楷體" w:hint="eastAsia"/>
+          <w:spacing w:val="-4"/>
           <w:sz w:val="28"/>
           <w:szCs w:val="28"/>
         </w:rPr>
         <w:t>(</w:t>
       </w:r>
-      <w:proofErr w:type="gramStart"/>
-      <w:r>
-        <w:rPr>
-          <w:rFonts w:ascii="標楷體" w:eastAsia="標楷體" w:hAnsi="標楷體" w:hint="eastAsia"/>
-          <w:color w:val="FF0000"/>
+      <w:r>
+        <w:rPr>
+          <w:rFonts w:ascii="標楷體" w:eastAsia="標楷體" w:hAnsi="標楷體" w:hint="eastAsia"/>
+          <w:color w:val="EE0000"/>
+          <w:spacing w:val="-4"/>
           <w:sz w:val="16"/>
           <w:szCs w:val="16"/>
         </w:rPr>
-        <w:t>ㄕㄠ</w:t>
-      </w:r>
-      <w:proofErr w:type="gramEnd"/>
-      <w:r>
-        <w:rPr>
-          <w:rFonts w:ascii="標楷體" w:eastAsia="標楷體" w:hAnsi="標楷體" w:hint="eastAsia"/>
+        <w:t>ㄌㄧㄣˊ ㄌㄧˊ</w:t>
+      </w:r>
+      <w:r>
+        <w:rPr>
+          <w:rFonts w:ascii="標楷體" w:eastAsia="標楷體" w:hAnsi="標楷體" w:hint="eastAsia"/>
+          <w:spacing w:val="-4"/>
           <w:sz w:val="28"/>
           <w:szCs w:val="28"/>
         </w:rPr>
@@ -4426,15 +1705,17 @@
       </w:r>
       <w:r>
         <w:rPr>
-          <w:rFonts w:ascii="標楷體" w:eastAsia="標楷體" w:hAnsi="標楷體" w:hint="eastAsia"/>
-          <w:sz w:val="28"/>
-          <w:szCs w:val="28"/>
-        </w:rPr>
-        <w:t>公</w:t>
-      </w:r>
-      <w:r>
-        <w:rPr>
-          <w:rFonts w:ascii="標楷體" w:eastAsia="標楷體" w:hAnsi="標楷體" w:hint="eastAsia"/>
+          <w:rFonts w:ascii="標楷體" w:eastAsia="標楷體" w:hAnsi="標楷體"/>
+          <w:spacing w:val="-4"/>
+          <w:sz w:val="28"/>
+          <w:szCs w:val="28"/>
+        </w:rPr>
+        <w:t>盡致</w:t>
+      </w:r>
+      <w:r>
+        <w:rPr>
+          <w:rFonts w:ascii="標楷體" w:eastAsia="標楷體" w:hAnsi="標楷體" w:hint="eastAsia"/>
+          <w:spacing w:val="-4"/>
           <w:sz w:val="28"/>
           <w:szCs w:val="28"/>
         </w:rPr>
@@ -4442,11 +1723,12 @@
       </w:r>
       <w:r>
         <w:rPr>
-          <w:rFonts w:ascii="標楷體" w:eastAsia="標楷體" w:hAnsi="標楷體" w:hint="eastAsia"/>
-          <w:sz w:val="28"/>
-          <w:szCs w:val="28"/>
-        </w:rPr>
-        <w:t>船夫。</w:t>
+          <w:rFonts w:ascii="標楷體" w:eastAsia="標楷體" w:hAnsi="標楷體"/>
+          <w:spacing w:val="-4"/>
+          <w:sz w:val="28"/>
+          <w:szCs w:val="28"/>
+        </w:rPr>
+        <w:t>形容形容文章、言語或表演充分透徹，將情意或內涵發揮得圓滿無遺。用來讚賞作品對某種情感或主題的刻畫非常到位，達到極致的藝術效果。</w:t>
       </w:r>
     </w:p>
     <w:p>
@@ -4456,42 +1738,39 @@
           <w:ilvl w:val="0"/>
           <w:numId w:val="5"/>
         </w:numPr>
-        <w:spacing w:line="420" w:lineRule="exact"/>
-        <w:ind w:leftChars="0"/>
-        <w:rPr>
-          <w:rFonts w:ascii="標楷體" w:eastAsia="標楷體" w:hAnsi="標楷體"/>
-          <w:sz w:val="28"/>
-          <w:szCs w:val="28"/>
-        </w:rPr>
-      </w:pPr>
-      <w:proofErr w:type="gramStart"/>
-      <w:r>
-        <w:rPr>
-          <w:rFonts w:ascii="標楷體" w:eastAsia="標楷體" w:hAnsi="標楷體" w:hint="eastAsia"/>
-          <w:sz w:val="28"/>
-          <w:szCs w:val="28"/>
-        </w:rPr>
-        <w:t>靄</w:t>
-      </w:r>
-      <w:proofErr w:type="gramEnd"/>
-      <w:r>
-        <w:rPr>
-          <w:rFonts w:ascii="標楷體" w:eastAsia="標楷體" w:hAnsi="標楷體" w:hint="eastAsia"/>
-          <w:sz w:val="28"/>
-          <w:szCs w:val="28"/>
-        </w:rPr>
-        <w:t>：煙霧、雲氣。【例】暮靄、雲</w:t>
-      </w:r>
-      <w:proofErr w:type="gramStart"/>
-      <w:r>
-        <w:rPr>
-          <w:rFonts w:ascii="標楷體" w:eastAsia="標楷體" w:hAnsi="標楷體" w:hint="eastAsia"/>
-          <w:sz w:val="28"/>
-          <w:szCs w:val="28"/>
-        </w:rPr>
-        <w:t>靄</w:t>
-      </w:r>
-      <w:proofErr w:type="gramEnd"/>
+        <w:spacing w:line="360" w:lineRule="exact"/>
+        <w:ind w:leftChars="0" w:left="284" w:hanging="284"/>
+        <w:jc w:val="both"/>
+        <w:rPr>
+          <w:rFonts w:ascii="標楷體" w:eastAsia="標楷體" w:hAnsi="標楷體"/>
+          <w:sz w:val="28"/>
+          <w:szCs w:val="28"/>
+        </w:rPr>
+      </w:pPr>
+      <w:r>
+        <w:rPr>
+          <w:rFonts w:ascii="標楷體" w:eastAsia="標楷體" w:hAnsi="標楷體"/>
+          <w:sz w:val="28"/>
+          <w:szCs w:val="28"/>
+        </w:rPr>
+        <w:t>壓抑的情感網絡</w:t>
+      </w:r>
+      <w:r>
+        <w:rPr>
+          <w:rFonts w:ascii="標楷體" w:eastAsia="標楷體" w:hAnsi="標楷體" w:hint="eastAsia"/>
+          <w:sz w:val="28"/>
+          <w:szCs w:val="28"/>
+        </w:rPr>
+        <w:t>：</w:t>
+      </w:r>
+      <w:r>
+        <w:rPr>
+          <w:rFonts w:ascii="標楷體" w:eastAsia="標楷體" w:hAnsi="標楷體"/>
+          <w:sz w:val="28"/>
+          <w:szCs w:val="28"/>
+        </w:rPr>
+        <w:t>指由多種令人感到沉重、抑鬱的元素所交織而成的情境或氛圍。強調環境（如寒蟬、長亭、驟雨）對人心理造成的包圍感，使人物的情感被緊緊束縛，無法宣洩。</w:t>
+      </w:r>
     </w:p>
     <w:p>
       <w:pPr>
@@ -4500,69 +1779,22 @@
           <w:ilvl w:val="0"/>
           <w:numId w:val="5"/>
         </w:numPr>
-        <w:spacing w:line="420" w:lineRule="exact"/>
-        <w:ind w:leftChars="0"/>
-        <w:rPr>
-          <w:rFonts w:ascii="標楷體" w:eastAsia="標楷體" w:hAnsi="標楷體"/>
-          <w:sz w:val="28"/>
-          <w:szCs w:val="28"/>
-        </w:rPr>
-      </w:pPr>
-      <w:r>
-        <w:rPr>
-          <w:rFonts w:ascii="標楷體" w:eastAsia="標楷體" w:hAnsi="標楷體" w:hint="eastAsia"/>
-          <w:sz w:val="28"/>
-          <w:szCs w:val="28"/>
-        </w:rPr>
-        <w:t>張本</w:t>
-      </w:r>
-    </w:p>
-    <w:p>
-      <w:pPr>
-        <w:pStyle w:val="a6"/>
-        <w:numPr>
-          <w:ilvl w:val="0"/>
-          <w:numId w:val="24"/>
-        </w:numPr>
-        <w:spacing w:line="420" w:lineRule="exact"/>
-        <w:ind w:leftChars="0"/>
-        <w:rPr>
-          <w:rFonts w:ascii="標楷體" w:eastAsia="標楷體" w:hAnsi="標楷體"/>
-          <w:sz w:val="28"/>
-          <w:szCs w:val="28"/>
-        </w:rPr>
-      </w:pPr>
-      <w:r>
-        <w:rPr>
-          <w:rFonts w:ascii="標楷體" w:eastAsia="標楷體" w:hAnsi="標楷體" w:hint="eastAsia"/>
-          <w:sz w:val="28"/>
-          <w:szCs w:val="28"/>
-        </w:rPr>
-        <w:t>為了事情的發展而於預先所做的安排。</w:t>
-      </w:r>
-    </w:p>
-    <w:p>
-      <w:pPr>
-        <w:pStyle w:val="a6"/>
-        <w:numPr>
-          <w:ilvl w:val="0"/>
-          <w:numId w:val="24"/>
-        </w:numPr>
-        <w:spacing w:line="420" w:lineRule="exact"/>
-        <w:ind w:leftChars="0"/>
-        <w:rPr>
-          <w:rFonts w:ascii="標楷體" w:eastAsia="標楷體" w:hAnsi="標楷體"/>
-          <w:sz w:val="28"/>
-          <w:szCs w:val="28"/>
-        </w:rPr>
-      </w:pPr>
-      <w:r>
-        <w:rPr>
-          <w:rFonts w:ascii="標楷體" w:eastAsia="標楷體" w:hAnsi="標楷體" w:hint="eastAsia"/>
-          <w:sz w:val="28"/>
-          <w:szCs w:val="28"/>
-        </w:rPr>
-        <w:t>為作伏筆而預先說的話或寫的文章。怎奈</w:t>
+        <w:spacing w:line="360" w:lineRule="exact"/>
+        <w:ind w:leftChars="0" w:left="284" w:hanging="426"/>
+        <w:jc w:val="both"/>
+        <w:rPr>
+          <w:rFonts w:ascii="標楷體" w:eastAsia="標楷體" w:hAnsi="標楷體"/>
+          <w:sz w:val="28"/>
+          <w:szCs w:val="28"/>
+        </w:rPr>
+      </w:pPr>
+      <w:r>
+        <w:rPr>
+          <w:rFonts w:ascii="標楷體" w:eastAsia="標楷體" w:hAnsi="標楷體"/>
+          <w:sz w:val="28"/>
+          <w:szCs w:val="28"/>
+        </w:rPr>
+        <w:t>淒清哀婉</w:t>
       </w:r>
       <w:r>
         <w:rPr>
@@ -4574,11 +1806,11 @@
       </w:r>
       <w:r>
         <w:rPr>
-          <w:rFonts w:ascii="標楷體" w:eastAsia="標楷體" w:hAnsi="標楷體" w:hint="eastAsia"/>
-          <w:sz w:val="28"/>
-          <w:szCs w:val="28"/>
-        </w:rPr>
-        <w:t>如何能奈，無奈。</w:t>
+          <w:rFonts w:ascii="標楷體" w:eastAsia="標楷體" w:hAnsi="標楷體"/>
+          <w:sz w:val="28"/>
+          <w:szCs w:val="28"/>
+        </w:rPr>
+        <w:t>淒涼清冷，悲傷委婉。描述一種低沉、柔和卻深具穿透力的悲傷基調，不採歇斯底里的吶喊，而是以細膩纏綿的方式滲透人心。</w:t>
       </w:r>
     </w:p>
     <w:p>
@@ -4588,32 +1820,23 @@
           <w:ilvl w:val="0"/>
           <w:numId w:val="5"/>
         </w:numPr>
-        <w:spacing w:line="420" w:lineRule="exact"/>
-        <w:ind w:leftChars="0"/>
-        <w:rPr>
-          <w:rFonts w:ascii="標楷體" w:eastAsia="標楷體" w:hAnsi="標楷體"/>
-          <w:sz w:val="28"/>
-          <w:szCs w:val="28"/>
-        </w:rPr>
-      </w:pPr>
-      <w:r>
-        <w:rPr>
-          <w:rFonts w:ascii="標楷體" w:eastAsia="標楷體" w:hAnsi="標楷體" w:hint="eastAsia"/>
-          <w:sz w:val="28"/>
-          <w:szCs w:val="28"/>
-        </w:rPr>
-        <w:t>生</w:t>
-      </w:r>
-      <w:proofErr w:type="gramStart"/>
-      <w:r>
-        <w:rPr>
-          <w:rFonts w:ascii="標楷體" w:eastAsia="標楷體" w:hAnsi="標楷體" w:hint="eastAsia"/>
-          <w:sz w:val="28"/>
-          <w:szCs w:val="28"/>
-        </w:rPr>
-        <w:t>旦</w:t>
-      </w:r>
-      <w:proofErr w:type="gramEnd"/>
+        <w:spacing w:line="360" w:lineRule="exact"/>
+        <w:ind w:leftChars="0" w:left="284" w:hanging="426"/>
+        <w:jc w:val="both"/>
+        <w:rPr>
+          <w:rFonts w:ascii="標楷體" w:eastAsia="標楷體" w:hAnsi="標楷體"/>
+          <w:sz w:val="28"/>
+          <w:szCs w:val="28"/>
+        </w:rPr>
+      </w:pPr>
+      <w:r>
+        <w:rPr>
+          <w:rFonts w:ascii="標楷體" w:eastAsia="標楷體" w:hAnsi="標楷體"/>
+          <w:sz w:val="28"/>
+          <w:szCs w:val="28"/>
+        </w:rPr>
+        <w:t>惆悵</w:t>
+      </w:r>
       <w:r>
         <w:rPr>
           <w:rFonts w:ascii="標楷體" w:eastAsia="標楷體" w:hAnsi="標楷體" w:hint="eastAsia"/>
@@ -4624,37 +1847,11 @@
       </w:r>
       <w:r>
         <w:rPr>
-          <w:rFonts w:ascii="標楷體" w:eastAsia="標楷體" w:hAnsi="標楷體" w:hint="eastAsia"/>
-          <w:sz w:val="28"/>
-          <w:szCs w:val="28"/>
-        </w:rPr>
-        <w:t>掌中劇團的生</w:t>
-      </w:r>
-      <w:r>
-        <w:rPr>
-          <w:rFonts w:ascii="標楷體" w:eastAsia="標楷體" w:hAnsi="標楷體" w:hint="eastAsia"/>
-          <w:sz w:val="28"/>
-          <w:szCs w:val="28"/>
-        </w:rPr>
-        <w:t>、</w:t>
-      </w:r>
-      <w:proofErr w:type="gramStart"/>
-      <w:r>
-        <w:rPr>
-          <w:rFonts w:ascii="標楷體" w:eastAsia="標楷體" w:hAnsi="標楷體" w:hint="eastAsia"/>
-          <w:sz w:val="28"/>
-          <w:szCs w:val="28"/>
-        </w:rPr>
-        <w:t>旦</w:t>
-      </w:r>
-      <w:proofErr w:type="gramEnd"/>
-      <w:r>
-        <w:rPr>
-          <w:rFonts w:ascii="標楷體" w:eastAsia="標楷體" w:hAnsi="標楷體" w:hint="eastAsia"/>
-          <w:sz w:val="28"/>
-          <w:szCs w:val="28"/>
-        </w:rPr>
-        <w:t>。</w:t>
+          <w:rFonts w:ascii="標楷體" w:eastAsia="標楷體" w:hAnsi="標楷體"/>
+          <w:sz w:val="28"/>
+          <w:szCs w:val="28"/>
+        </w:rPr>
+        <w:t>因失意、失落或懷念而感到傷感、失神。</w:t>
       </w:r>
     </w:p>
     <w:p>
@@ -4664,373 +1861,22 @@
           <w:ilvl w:val="0"/>
           <w:numId w:val="5"/>
         </w:numPr>
-        <w:spacing w:line="420" w:lineRule="exact"/>
-        <w:ind w:leftChars="0"/>
-        <w:rPr>
-          <w:rFonts w:ascii="標楷體" w:eastAsia="標楷體" w:hAnsi="標楷體"/>
-          <w:sz w:val="28"/>
-          <w:szCs w:val="28"/>
-        </w:rPr>
-      </w:pPr>
-      <w:r>
-        <w:rPr>
-          <w:rFonts w:ascii="標楷體" w:eastAsia="標楷體" w:hAnsi="標楷體" w:hint="eastAsia"/>
-          <w:sz w:val="28"/>
-          <w:szCs w:val="28"/>
-        </w:rPr>
-        <w:t>戲裡的角色，生</w:t>
-      </w:r>
-      <w:proofErr w:type="gramStart"/>
-      <w:r>
-        <w:rPr>
-          <w:rFonts w:ascii="標楷體" w:eastAsia="標楷體" w:hAnsi="標楷體" w:hint="eastAsia"/>
-          <w:sz w:val="28"/>
-          <w:szCs w:val="28"/>
-        </w:rPr>
-        <w:t>旦</w:t>
-      </w:r>
-      <w:proofErr w:type="gramEnd"/>
-      <w:r>
-        <w:rPr>
-          <w:rFonts w:ascii="標楷體" w:eastAsia="標楷體" w:hAnsi="標楷體" w:hint="eastAsia"/>
-          <w:sz w:val="28"/>
-          <w:szCs w:val="28"/>
-        </w:rPr>
-        <w:t>淨末</w:t>
-      </w:r>
-      <w:proofErr w:type="gramStart"/>
-      <w:r>
-        <w:rPr>
-          <w:rFonts w:ascii="標楷體" w:eastAsia="標楷體" w:hAnsi="標楷體" w:hint="eastAsia"/>
-          <w:sz w:val="28"/>
-          <w:szCs w:val="28"/>
-        </w:rPr>
-        <w:t>丑</w:t>
-      </w:r>
-      <w:proofErr w:type="gramEnd"/>
-      <w:r>
-        <w:rPr>
-          <w:rFonts w:ascii="標楷體" w:eastAsia="標楷體" w:hAnsi="標楷體" w:hint="eastAsia"/>
-          <w:sz w:val="28"/>
-          <w:szCs w:val="28"/>
-        </w:rPr>
-        <w:t>，演的盡是忠孝節義的故事，一般來說布袋戲</w:t>
-      </w:r>
-      <w:proofErr w:type="gramStart"/>
-      <w:r>
-        <w:rPr>
-          <w:rFonts w:ascii="標楷體" w:eastAsia="標楷體" w:hAnsi="標楷體" w:hint="eastAsia"/>
-          <w:sz w:val="28"/>
-          <w:szCs w:val="28"/>
-        </w:rPr>
-        <w:t>偶</w:t>
-      </w:r>
-      <w:proofErr w:type="gramEnd"/>
-      <w:r>
-        <w:rPr>
-          <w:rFonts w:ascii="標楷體" w:eastAsia="標楷體" w:hAnsi="標楷體" w:hint="eastAsia"/>
-          <w:sz w:val="28"/>
-          <w:szCs w:val="28"/>
-        </w:rPr>
-        <w:t>大致分為5種角色：生、</w:t>
-      </w:r>
-      <w:proofErr w:type="gramStart"/>
-      <w:r>
-        <w:rPr>
-          <w:rFonts w:ascii="標楷體" w:eastAsia="標楷體" w:hAnsi="標楷體" w:hint="eastAsia"/>
-          <w:sz w:val="28"/>
-          <w:szCs w:val="28"/>
-        </w:rPr>
-        <w:t>旦</w:t>
-      </w:r>
-      <w:proofErr w:type="gramEnd"/>
-      <w:r>
-        <w:rPr>
-          <w:rFonts w:ascii="標楷體" w:eastAsia="標楷體" w:hAnsi="標楷體" w:hint="eastAsia"/>
-          <w:sz w:val="28"/>
-          <w:szCs w:val="28"/>
-        </w:rPr>
-        <w:t>、淨、末、</w:t>
-      </w:r>
-      <w:proofErr w:type="gramStart"/>
-      <w:r>
-        <w:rPr>
-          <w:rFonts w:ascii="標楷體" w:eastAsia="標楷體" w:hAnsi="標楷體" w:hint="eastAsia"/>
-          <w:sz w:val="28"/>
-          <w:szCs w:val="28"/>
-        </w:rPr>
-        <w:t>丑</w:t>
-      </w:r>
-      <w:proofErr w:type="gramEnd"/>
-      <w:r>
-        <w:rPr>
-          <w:rFonts w:ascii="標楷體" w:eastAsia="標楷體" w:hAnsi="標楷體" w:hint="eastAsia"/>
-          <w:sz w:val="28"/>
-          <w:szCs w:val="28"/>
-        </w:rPr>
-        <w:t>。</w:t>
-      </w:r>
-    </w:p>
-    <w:p>
-      <w:pPr>
-        <w:spacing w:line="420" w:lineRule="exact"/>
-        <w:ind w:left="480"/>
-        <w:rPr>
-          <w:rFonts w:ascii="標楷體" w:eastAsia="標楷體" w:hAnsi="標楷體"/>
-          <w:sz w:val="28"/>
-          <w:szCs w:val="28"/>
-        </w:rPr>
-      </w:pPr>
-      <w:r>
-        <w:rPr>
-          <w:rFonts w:ascii="標楷體" w:eastAsia="標楷體" w:hAnsi="標楷體" w:hint="eastAsia"/>
-          <w:sz w:val="28"/>
-          <w:szCs w:val="28"/>
-        </w:rPr>
-        <w:t>生(書生) ：有文生與武生之分。</w:t>
-      </w:r>
-    </w:p>
-    <w:p>
-      <w:pPr>
-        <w:spacing w:line="420" w:lineRule="exact"/>
-        <w:ind w:left="480"/>
-        <w:rPr>
-          <w:rFonts w:ascii="標楷體" w:eastAsia="標楷體" w:hAnsi="標楷體"/>
-          <w:sz w:val="28"/>
-          <w:szCs w:val="28"/>
-        </w:rPr>
-      </w:pPr>
-      <w:proofErr w:type="gramStart"/>
-      <w:r>
-        <w:rPr>
-          <w:rFonts w:ascii="標楷體" w:eastAsia="標楷體" w:hAnsi="標楷體" w:hint="eastAsia"/>
-          <w:sz w:val="28"/>
-          <w:szCs w:val="28"/>
-        </w:rPr>
-        <w:t>旦</w:t>
-      </w:r>
-      <w:proofErr w:type="gramEnd"/>
-      <w:r>
-        <w:rPr>
-          <w:rFonts w:ascii="標楷體" w:eastAsia="標楷體" w:hAnsi="標楷體" w:hint="eastAsia"/>
-          <w:sz w:val="28"/>
-          <w:szCs w:val="28"/>
-        </w:rPr>
-        <w:t>(花旦) ：一般都是風姿綽約的女子扮相。</w:t>
-      </w:r>
-    </w:p>
-    <w:p>
-      <w:pPr>
-        <w:spacing w:line="420" w:lineRule="exact"/>
-        <w:ind w:left="480"/>
-        <w:rPr>
-          <w:rFonts w:ascii="標楷體" w:eastAsia="標楷體" w:hAnsi="標楷體"/>
-          <w:sz w:val="28"/>
-          <w:szCs w:val="28"/>
-        </w:rPr>
-      </w:pPr>
-      <w:r>
-        <w:rPr>
-          <w:rFonts w:ascii="標楷體" w:eastAsia="標楷體" w:hAnsi="標楷體" w:hint="eastAsia"/>
-          <w:sz w:val="28"/>
-          <w:szCs w:val="28"/>
-        </w:rPr>
-        <w:t>淨(奸臣) ：一般都是大花臉。</w:t>
-      </w:r>
-    </w:p>
-    <w:p>
-      <w:pPr>
-        <w:spacing w:line="420" w:lineRule="exact"/>
-        <w:ind w:left="480"/>
-        <w:rPr>
-          <w:rFonts w:ascii="標楷體" w:eastAsia="標楷體" w:hAnsi="標楷體"/>
-          <w:sz w:val="28"/>
-          <w:szCs w:val="28"/>
-        </w:rPr>
-      </w:pPr>
-      <w:r>
-        <w:rPr>
-          <w:rFonts w:ascii="標楷體" w:eastAsia="標楷體" w:hAnsi="標楷體" w:hint="eastAsia"/>
-          <w:sz w:val="28"/>
-          <w:szCs w:val="28"/>
-        </w:rPr>
-        <w:t>末(老人) ：一般都是叼著</w:t>
-      </w:r>
-      <w:proofErr w:type="gramStart"/>
-      <w:r>
-        <w:rPr>
-          <w:rFonts w:ascii="標楷體" w:eastAsia="標楷體" w:hAnsi="標楷體" w:hint="eastAsia"/>
-          <w:sz w:val="28"/>
-          <w:szCs w:val="28"/>
-        </w:rPr>
-        <w:t>菸斗</w:t>
-      </w:r>
-      <w:proofErr w:type="gramEnd"/>
-      <w:r>
-        <w:rPr>
-          <w:rFonts w:ascii="標楷體" w:eastAsia="標楷體" w:hAnsi="標楷體" w:hint="eastAsia"/>
-          <w:sz w:val="28"/>
-          <w:szCs w:val="28"/>
-        </w:rPr>
-        <w:t>的老人。</w:t>
-      </w:r>
-    </w:p>
-    <w:p>
-      <w:pPr>
-        <w:spacing w:line="420" w:lineRule="exact"/>
-        <w:ind w:left="480"/>
-        <w:rPr>
-          <w:rFonts w:ascii="標楷體" w:eastAsia="標楷體" w:hAnsi="標楷體"/>
-          <w:sz w:val="28"/>
-          <w:szCs w:val="28"/>
-        </w:rPr>
-      </w:pPr>
-      <w:proofErr w:type="gramStart"/>
-      <w:r>
-        <w:rPr>
-          <w:rFonts w:ascii="標楷體" w:eastAsia="標楷體" w:hAnsi="標楷體" w:hint="eastAsia"/>
-          <w:sz w:val="28"/>
-          <w:szCs w:val="28"/>
-        </w:rPr>
-        <w:t>丑</w:t>
-      </w:r>
-      <w:proofErr w:type="gramEnd"/>
-      <w:r>
-        <w:rPr>
-          <w:rFonts w:ascii="標楷體" w:eastAsia="標楷體" w:hAnsi="標楷體" w:hint="eastAsia"/>
-          <w:sz w:val="28"/>
-          <w:szCs w:val="28"/>
-        </w:rPr>
-        <w:t>(丑角) ：有男</w:t>
-      </w:r>
-      <w:proofErr w:type="gramStart"/>
-      <w:r>
-        <w:rPr>
-          <w:rFonts w:ascii="標楷體" w:eastAsia="標楷體" w:hAnsi="標楷體" w:hint="eastAsia"/>
-          <w:sz w:val="28"/>
-          <w:szCs w:val="28"/>
-        </w:rPr>
-        <w:t>丑</w:t>
-      </w:r>
-      <w:proofErr w:type="gramEnd"/>
-      <w:r>
-        <w:rPr>
-          <w:rFonts w:ascii="標楷體" w:eastAsia="標楷體" w:hAnsi="標楷體" w:hint="eastAsia"/>
-          <w:sz w:val="28"/>
-          <w:szCs w:val="28"/>
-        </w:rPr>
-        <w:t>與女</w:t>
-      </w:r>
-      <w:proofErr w:type="gramStart"/>
-      <w:r>
-        <w:rPr>
-          <w:rFonts w:ascii="標楷體" w:eastAsia="標楷體" w:hAnsi="標楷體" w:hint="eastAsia"/>
-          <w:sz w:val="28"/>
-          <w:szCs w:val="28"/>
-        </w:rPr>
-        <w:t>丑</w:t>
-      </w:r>
-      <w:proofErr w:type="gramEnd"/>
-      <w:r>
-        <w:rPr>
-          <w:rFonts w:ascii="標楷體" w:eastAsia="標楷體" w:hAnsi="標楷體" w:hint="eastAsia"/>
-          <w:sz w:val="28"/>
-          <w:szCs w:val="28"/>
-        </w:rPr>
-        <w:t>之別。</w:t>
-      </w:r>
-    </w:p>
-    <w:p>
-      <w:pPr>
-        <w:pStyle w:val="a6"/>
-        <w:spacing w:line="420" w:lineRule="exact"/>
-        <w:ind w:leftChars="0"/>
-        <w:rPr>
-          <w:rFonts w:ascii="標楷體" w:eastAsia="標楷體" w:hAnsi="標楷體"/>
-          <w:sz w:val="28"/>
-          <w:szCs w:val="28"/>
-        </w:rPr>
-      </w:pPr>
-      <w:r>
-        <w:rPr>
-          <w:rFonts w:ascii="標楷體" w:eastAsia="標楷體" w:hAnsi="標楷體" w:hint="eastAsia"/>
-          <w:sz w:val="28"/>
-          <w:szCs w:val="28"/>
-        </w:rPr>
-        <w:t>這些角色會在整</w:t>
-      </w:r>
-      <w:proofErr w:type="gramStart"/>
-      <w:r>
-        <w:rPr>
-          <w:rFonts w:ascii="標楷體" w:eastAsia="標楷體" w:hAnsi="標楷體" w:hint="eastAsia"/>
-          <w:sz w:val="28"/>
-          <w:szCs w:val="28"/>
-        </w:rPr>
-        <w:t>齣</w:t>
-      </w:r>
-      <w:proofErr w:type="gramEnd"/>
-      <w:r>
-        <w:rPr>
-          <w:rFonts w:ascii="標楷體" w:eastAsia="標楷體" w:hAnsi="標楷體" w:hint="eastAsia"/>
-          <w:sz w:val="28"/>
-          <w:szCs w:val="28"/>
-        </w:rPr>
-        <w:t>戲劇中視情節需要穿插演出，各司其職，各有不同的腔調與演出方式。</w:t>
-      </w:r>
-    </w:p>
-    <w:p>
-      <w:pPr>
-        <w:pStyle w:val="a6"/>
-        <w:spacing w:line="420" w:lineRule="exact"/>
-        <w:ind w:leftChars="0"/>
-        <w:rPr>
-          <w:rFonts w:ascii="標楷體" w:eastAsia="標楷體" w:hAnsi="標楷體"/>
-          <w:sz w:val="28"/>
-          <w:szCs w:val="28"/>
-        </w:rPr>
-      </w:pPr>
-      <w:r>
-        <w:rPr>
-          <w:rFonts w:ascii="標楷體" w:eastAsia="標楷體" w:hAnsi="標楷體" w:hint="eastAsia"/>
-          <w:sz w:val="28"/>
-          <w:szCs w:val="28"/>
-        </w:rPr>
-        <w:t>風姿綽</w:t>
-      </w:r>
-      <w:r>
-        <w:rPr>
-          <w:rFonts w:ascii="標楷體" w:eastAsia="標楷體" w:hAnsi="標楷體" w:hint="eastAsia"/>
-          <w:sz w:val="28"/>
-          <w:szCs w:val="28"/>
-        </w:rPr>
-        <w:t>(</w:t>
-      </w:r>
-      <w:proofErr w:type="gramStart"/>
-      <w:r>
-        <w:rPr>
-          <w:rFonts w:ascii="標楷體" w:eastAsia="標楷體" w:hAnsi="標楷體" w:hint="eastAsia"/>
-          <w:color w:val="FF0000"/>
-          <w:sz w:val="16"/>
-          <w:szCs w:val="16"/>
-        </w:rPr>
-        <w:t>ㄔㄨㄛˋ</w:t>
-      </w:r>
-      <w:proofErr w:type="gramEnd"/>
-      <w:r>
-        <w:rPr>
-          <w:rFonts w:ascii="標楷體" w:eastAsia="標楷體" w:hAnsi="標楷體" w:hint="eastAsia"/>
-          <w:sz w:val="28"/>
-          <w:szCs w:val="28"/>
-        </w:rPr>
-        <w:t>)</w:t>
-      </w:r>
-      <w:r>
-        <w:rPr>
-          <w:rFonts w:ascii="標楷體" w:eastAsia="標楷體" w:hAnsi="標楷體" w:hint="eastAsia"/>
-          <w:sz w:val="28"/>
-          <w:szCs w:val="28"/>
-        </w:rPr>
-        <w:t>約</w:t>
+        <w:spacing w:line="360" w:lineRule="exact"/>
+        <w:ind w:leftChars="0" w:left="284" w:hanging="426"/>
+        <w:jc w:val="both"/>
+        <w:rPr>
+          <w:rFonts w:ascii="標楷體" w:eastAsia="標楷體" w:hAnsi="標楷體"/>
+          <w:sz w:val="28"/>
+          <w:szCs w:val="28"/>
+        </w:rPr>
+      </w:pPr>
+      <w:r>
+        <w:rPr>
+          <w:rFonts w:ascii="標楷體" w:eastAsia="標楷體" w:hAnsi="標楷體"/>
+          <w:sz w:val="28"/>
+          <w:szCs w:val="28"/>
+        </w:rPr>
+        <w:t>由實轉虛</w:t>
       </w:r>
       <w:r>
         <w:rPr>
@@ -5042,11 +1888,11 @@
       </w:r>
       <w:r>
         <w:rPr>
-          <w:rFonts w:ascii="標楷體" w:eastAsia="標楷體" w:hAnsi="標楷體" w:hint="eastAsia"/>
-          <w:sz w:val="28"/>
-          <w:szCs w:val="28"/>
-        </w:rPr>
-        <w:t>形容人的風采姿容非常優美。</w:t>
+          <w:rFonts w:ascii="標楷體" w:eastAsia="標楷體" w:hAnsi="標楷體"/>
+          <w:sz w:val="28"/>
+          <w:szCs w:val="28"/>
+        </w:rPr>
+        <w:t>結構或思維從描寫眼前客觀存在的事實（實），轉向描寫想像、推測或心理活動（虛）。帶領讀者進入到人物深層的心靈世界或未來的想像空間。</w:t>
       </w:r>
     </w:p>
     <w:p>
@@ -5056,58 +1902,38 @@
           <w:ilvl w:val="0"/>
           <w:numId w:val="5"/>
         </w:numPr>
-        <w:spacing w:line="420" w:lineRule="exact"/>
-        <w:ind w:leftChars="0"/>
-        <w:rPr>
-          <w:rFonts w:ascii="標楷體" w:eastAsia="標楷體" w:hAnsi="標楷體"/>
-          <w:sz w:val="28"/>
-          <w:szCs w:val="28"/>
-        </w:rPr>
-      </w:pPr>
-      <w:proofErr w:type="gramStart"/>
-      <w:r>
-        <w:rPr>
-          <w:rFonts w:ascii="標楷體" w:eastAsia="標楷體" w:hAnsi="標楷體" w:hint="eastAsia"/>
-          <w:sz w:val="28"/>
-          <w:szCs w:val="28"/>
-        </w:rPr>
-        <w:t>涌</w:t>
-      </w:r>
-      <w:proofErr w:type="gramEnd"/>
-      <w:r>
-        <w:rPr>
-          <w:rFonts w:ascii="標楷體" w:eastAsia="標楷體" w:hAnsi="標楷體" w:hint="eastAsia"/>
-          <w:sz w:val="28"/>
-          <w:szCs w:val="28"/>
-        </w:rPr>
-        <w:t>(</w:t>
-      </w:r>
-      <w:proofErr w:type="gramStart"/>
-      <w:r>
-        <w:rPr>
-          <w:rFonts w:ascii="標楷體" w:eastAsia="標楷體" w:hAnsi="標楷體" w:hint="eastAsia"/>
-          <w:color w:val="FF0000"/>
-          <w:sz w:val="16"/>
-          <w:szCs w:val="16"/>
-        </w:rPr>
-        <w:t>ㄩㄥˇ</w:t>
-      </w:r>
-      <w:proofErr w:type="gramEnd"/>
-      <w:r>
-        <w:rPr>
-          <w:rFonts w:ascii="標楷體" w:eastAsia="標楷體" w:hAnsi="標楷體" w:hint="eastAsia"/>
-          <w:sz w:val="28"/>
-          <w:szCs w:val="28"/>
-        </w:rPr>
-        <w:t>)：</w:t>
-      </w:r>
-      <w:r>
-        <w:rPr>
-          <w:rFonts w:ascii="標楷體" w:eastAsia="標楷體" w:hAnsi="標楷體" w:hint="eastAsia"/>
-          <w:sz w:val="28"/>
-          <w:szCs w:val="28"/>
-        </w:rPr>
-        <w:t>同「湧」。</w:t>
+        <w:spacing w:line="360" w:lineRule="exact"/>
+        <w:ind w:leftChars="0" w:left="284" w:hanging="426"/>
+        <w:jc w:val="both"/>
+        <w:rPr>
+          <w:rFonts w:ascii="標楷體" w:eastAsia="標楷體" w:hAnsi="標楷體"/>
+          <w:sz w:val="28"/>
+          <w:szCs w:val="28"/>
+        </w:rPr>
+      </w:pPr>
+      <w:r>
+        <w:rPr>
+          <w:rFonts w:ascii="標楷體" w:eastAsia="標楷體" w:hAnsi="標楷體"/>
+          <w:sz w:val="28"/>
+          <w:szCs w:val="28"/>
+        </w:rPr>
+        <w:t>蕭瑟</w:t>
+      </w:r>
+      <w:r>
+        <w:rPr>
+          <w:rFonts w:ascii="標楷體" w:eastAsia="標楷體" w:hAnsi="標楷體" w:hint="eastAsia"/>
+          <w:sz w:val="28"/>
+          <w:szCs w:val="28"/>
+        </w:rPr>
+        <w:t>：</w:t>
+      </w:r>
+      <w:r>
+        <w:rPr>
+          <w:rFonts w:ascii="標楷體" w:eastAsia="標楷體" w:hAnsi="標楷體"/>
+          <w:sz w:val="28"/>
+          <w:szCs w:val="28"/>
+        </w:rPr>
+        <w:t>形容風吹樹木聲，引申為秋天草木凋零、冷落淒涼的景象。自然景色的荒涼常用來烘托人物內心的孤獨、悲涼，達到了「借景抒情」的效果。</w:t>
       </w:r>
     </w:p>
     <w:p>
@@ -5117,44 +1943,83 @@
           <w:ilvl w:val="0"/>
           <w:numId w:val="5"/>
         </w:numPr>
-        <w:spacing w:line="420" w:lineRule="exact"/>
-        <w:ind w:leftChars="0"/>
-        <w:rPr>
-          <w:rFonts w:ascii="標楷體" w:eastAsia="標楷體" w:hAnsi="標楷體"/>
-          <w:sz w:val="28"/>
-          <w:szCs w:val="28"/>
-        </w:rPr>
-      </w:pPr>
-      <w:r>
-        <w:rPr>
-          <w:rFonts w:ascii="標楷體" w:eastAsia="標楷體" w:hAnsi="標楷體" w:hint="eastAsia"/>
-          <w:sz w:val="28"/>
-          <w:szCs w:val="28"/>
-        </w:rPr>
-        <w:t>著(</w:t>
-      </w:r>
-      <w:proofErr w:type="gramStart"/>
-      <w:r>
-        <w:rPr>
-          <w:rFonts w:ascii="標楷體" w:eastAsia="標楷體" w:hAnsi="標楷體" w:hint="eastAsia"/>
-          <w:color w:val="FF0000"/>
-          <w:sz w:val="16"/>
-          <w:szCs w:val="16"/>
-        </w:rPr>
-        <w:t>ㄓㄨㄛˊ</w:t>
-      </w:r>
-      <w:proofErr w:type="gramEnd"/>
-      <w:r>
-        <w:rPr>
-          <w:rFonts w:ascii="標楷體" w:eastAsia="標楷體" w:hAnsi="標楷體" w:hint="eastAsia"/>
-          <w:sz w:val="28"/>
-          <w:szCs w:val="28"/>
-        </w:rPr>
-        <w:t>)：寫。</w:t>
+        <w:spacing w:line="360" w:lineRule="exact"/>
+        <w:ind w:leftChars="0" w:left="284" w:hanging="426"/>
+        <w:jc w:val="both"/>
+        <w:rPr>
+          <w:rFonts w:ascii="標楷體" w:eastAsia="標楷體" w:hAnsi="標楷體"/>
+          <w:sz w:val="28"/>
+          <w:szCs w:val="28"/>
+        </w:rPr>
+      </w:pPr>
+      <w:r>
+        <w:rPr>
+          <w:rFonts w:ascii="標楷體" w:eastAsia="標楷體" w:hAnsi="標楷體"/>
+          <w:sz w:val="28"/>
+          <w:szCs w:val="28"/>
+        </w:rPr>
+        <w:t>經典</w:t>
+      </w:r>
+      <w:r>
+        <w:rPr>
+          <w:rFonts w:ascii="標楷體" w:eastAsia="標楷體" w:hAnsi="標楷體" w:hint="eastAsia"/>
+          <w:sz w:val="28"/>
+          <w:szCs w:val="28"/>
+        </w:rPr>
+        <w:t>：</w:t>
+      </w:r>
+      <w:r>
+        <w:rPr>
+          <w:rFonts w:ascii="標楷體" w:eastAsia="標楷體" w:hAnsi="標楷體"/>
+          <w:sz w:val="28"/>
+          <w:szCs w:val="28"/>
+        </w:rPr>
+        <w:t>具有典範性、權威性，經過時間考驗而具有永久價值的著作或事物。</w:t>
+      </w:r>
+    </w:p>
+    <w:p>
+      <w:pPr>
+        <w:pStyle w:val="a6"/>
+        <w:numPr>
+          <w:ilvl w:val="0"/>
+          <w:numId w:val="5"/>
+        </w:numPr>
+        <w:spacing w:line="360" w:lineRule="exact"/>
+        <w:ind w:leftChars="0" w:left="284" w:hanging="426"/>
+        <w:jc w:val="both"/>
+        <w:rPr>
+          <w:rFonts w:ascii="標楷體" w:eastAsia="標楷體" w:hAnsi="標楷體" w:hint="eastAsia"/>
+          <w:sz w:val="28"/>
+          <w:szCs w:val="28"/>
+        </w:rPr>
+      </w:pPr>
+      <w:r>
+        <w:rPr>
+          <w:rFonts w:ascii="標楷體" w:eastAsia="標楷體" w:hAnsi="標楷體"/>
+          <w:sz w:val="28"/>
+          <w:szCs w:val="28"/>
+        </w:rPr>
+        <w:t>餘音繞樑</w:t>
+      </w:r>
+      <w:r>
+        <w:rPr>
+          <w:rFonts w:ascii="標楷體" w:eastAsia="標楷體" w:hAnsi="標楷體" w:hint="eastAsia"/>
+          <w:sz w:val="28"/>
+          <w:szCs w:val="28"/>
+        </w:rPr>
+        <w:t>：</w:t>
+      </w:r>
+      <w:r>
+        <w:rPr>
+          <w:rFonts w:ascii="標楷體" w:eastAsia="標楷體" w:hAnsi="標楷體"/>
+          <w:sz w:val="28"/>
+          <w:szCs w:val="28"/>
+        </w:rPr>
+        <w:t>指作品韻味悠長，讓人在心中不斷迴響、反覆品味，留下深刻的感動。</w:t>
       </w:r>
     </w:p>
     <w:sectPr>
-      <w:footerReference w:type="default" r:id="rId10"/>
+      <w:footerReference w:type="default" r:id="rId8"/>
       <w:pgSz w:w="11906" w:h="16838"/>
       <w:pgMar w:top="567" w:right="851" w:bottom="567" w:left="851" w:header="567" w:footer="0" w:gutter="0"/>
       <w:cols w:space="425"/>
@@ -5165,7 +2030,7 @@
 </file>
 
 <file path=word/endnotes.xml><?xml version="1.0" encoding="utf-8"?>
-<w:endnotes xmlns:wpc="http://schemas.microsoft.com/office/word/2010/wordprocessingCanvas" xmlns:cx="http://schemas.microsoft.com/office/drawing/2014/chartex" xmlns:cx1="http://schemas.microsoft.com/office/drawing/2015/9/8/chartex" xmlns:cx2="http://schemas.microsoft.com/office/drawing/2015/10/21/chartex" xmlns:cx3="http://schemas.microsoft.com/office/drawing/2016/5/9/chartex" xmlns:cx4="http://schemas.microsoft.com/office/drawing/2016/5/10/chartex" xmlns:cx5="http://schemas.microsoft.com/office/drawing/2016/5/11/chartex" xmlns:cx6="http://schemas.microsoft.com/office/drawing/2016/5/12/chartex" xmlns:cx7="http://schemas.microsoft.com/office/drawing/2016/5/13/chartex" xmlns:cx8="http://schemas.microsoft.com/office/drawing/2016/5/14/chartex" xmlns:mc="http://schemas.openxmlformats.org/markup-compatibility/2006" xmlns:aink="http://schemas.microsoft.com/office/drawing/2016/ink" xmlns:am3d="http://schemas.microsoft.com/office/drawing/2017/model3d" xmlns:o="urn:schemas-microsoft-com:office:office" xmlns:r="http://schemas.openxmlformats.org/officeDocument/2006/relationships" xmlns:m="http://schemas.openxmlformats.org/officeDocument/2006/math" xmlns:v="urn:schemas-microsoft-com:vml" xmlns:wp14="http://schemas.microsoft.com/office/word/2010/wordprocessingDrawing" xmlns:wp="http://schemas.openxmlformats.org/drawingml/2006/wordprocessingDrawing" xmlns:w10="urn:schemas-microsoft-com:office:word" xmlns:w="http://schemas.openxmlformats.org/wordprocessingml/2006/main" xmlns:w14="http://schemas.microsoft.com/office/word/2010/wordml" xmlns:w15="http://schemas.microsoft.com/office/word/2012/wordml" xmlns:w16cex="http://schemas.microsoft.com/office/word/2018/wordml/cex" xmlns:w16cid="http://schemas.microsoft.com/office/word/2016/wordml/cid" xmlns:w16="http://schemas.microsoft.com/office/word/2018/wordml" xmlns:w16sdtdh="http://schemas.microsoft.com/office/word/2020/wordml/sdtdatahash" xmlns:w16se="http://schemas.microsoft.com/office/word/2015/wordml/symex" xmlns:wpg="http://schemas.microsoft.com/office/word/2010/wordprocessingGroup" xmlns:wpi="http://schemas.microsoft.com/office/word/2010/wordprocessingInk" xmlns:wne="http://schemas.microsoft.com/office/word/2006/wordml" xmlns:wps="http://schemas.microsoft.com/office/word/2010/wordprocessingShape" mc:Ignorable="w14 w15 w16se w16cid w16 w16cex w16sdtdh wp14">
+<w:endnotes xmlns:wpc="http://schemas.microsoft.com/office/word/2010/wordprocessingCanvas" xmlns:cx="http://schemas.microsoft.com/office/drawing/2014/chartex" xmlns:cx1="http://schemas.microsoft.com/office/drawing/2015/9/8/chartex" xmlns:cx2="http://schemas.microsoft.com/office/drawing/2015/10/21/chartex" xmlns:cx3="http://schemas.microsoft.com/office/drawing/2016/5/9/chartex" xmlns:cx4="http://schemas.microsoft.com/office/drawing/2016/5/10/chartex" xmlns:cx5="http://schemas.microsoft.com/office/drawing/2016/5/11/chartex" xmlns:cx6="http://schemas.microsoft.com/office/drawing/2016/5/12/chartex" xmlns:cx7="http://schemas.microsoft.com/office/drawing/2016/5/13/chartex" xmlns:cx8="http://schemas.microsoft.com/office/drawing/2016/5/14/chartex" xmlns:mc="http://schemas.openxmlformats.org/markup-compatibility/2006" xmlns:aink="http://schemas.microsoft.com/office/drawing/2016/ink" xmlns:am3d="http://schemas.microsoft.com/office/drawing/2017/model3d" xmlns:o="urn:schemas-microsoft-com:office:office" xmlns:oel="http://schemas.microsoft.com/office/2019/extlst" xmlns:r="http://schemas.openxmlformats.org/officeDocument/2006/relationships" xmlns:m="http://schemas.openxmlformats.org/officeDocument/2006/math" xmlns:v="urn:schemas-microsoft-com:vml" xmlns:wp14="http://schemas.microsoft.com/office/word/2010/wordprocessingDrawing" xmlns:wp="http://schemas.openxmlformats.org/drawingml/2006/wordprocessingDrawing" xmlns:w10="urn:schemas-microsoft-com:office:word" xmlns:w="http://schemas.openxmlformats.org/wordprocessingml/2006/main" xmlns:w14="http://schemas.microsoft.com/office/word/2010/wordml" xmlns:w15="http://schemas.microsoft.com/office/word/2012/wordml" xmlns:w16cex="http://schemas.microsoft.com/office/word/2018/wordml/cex" xmlns:w16cid="http://schemas.microsoft.com/office/word/2016/wordml/cid" xmlns:w16="http://schemas.microsoft.com/office/word/2018/wordml" xmlns:w16du="http://schemas.microsoft.com/office/word/2023/wordml/word16du" xmlns:w16sdtdh="http://schemas.microsoft.com/office/word/2020/wordml/sdtdatahash" xmlns:w16sdtfl="http://schemas.microsoft.com/office/word/2024/wordml/sdtformatlock" xmlns:w16se="http://schemas.microsoft.com/office/word/2015/wordml/symex" xmlns:wpg="http://schemas.microsoft.com/office/word/2010/wordprocessingGroup" xmlns:wpi="http://schemas.microsoft.com/office/word/2010/wordprocessingInk" xmlns:wne="http://schemas.microsoft.com/office/word/2006/wordml" xmlns:wps="http://schemas.microsoft.com/office/word/2010/wordprocessingShape" mc:Ignorable="w14 w15 w16se w16cid w16 w16cex w16sdtdh w16sdtfl w16du wp14">
   <w:endnote w:type="separator" w:id="-1">
     <w:p>
       <w:r>
@@ -5184,7 +2049,7 @@
 </file>
 
 <file path=word/footer1.xml><?xml version="1.0" encoding="utf-8"?>
-<w:ftr xmlns:wpc="http://schemas.microsoft.com/office/word/2010/wordprocessingCanvas" xmlns:cx="http://schemas.microsoft.com/office/drawing/2014/chartex" xmlns:cx1="http://schemas.microsoft.com/office/drawing/2015/9/8/chartex" xmlns:cx2="http://schemas.microsoft.com/office/drawing/2015/10/21/chartex" xmlns:cx3="http://schemas.microsoft.com/office/drawing/2016/5/9/chartex" xmlns:cx4="http://schemas.microsoft.com/office/drawing/2016/5/10/chartex" xmlns:cx5="http://schemas.microsoft.com/office/drawing/2016/5/11/chartex" xmlns:cx6="http://schemas.microsoft.com/office/drawing/2016/5/12/chartex" xmlns:cx7="http://schemas.microsoft.com/office/drawing/2016/5/13/chartex" xmlns:cx8="http://schemas.microsoft.com/office/drawing/2016/5/14/chartex" xmlns:mc="http://schemas.openxmlformats.org/markup-compatibility/2006" xmlns:aink="http://schemas.microsoft.com/office/drawing/2016/ink" xmlns:am3d="http://schemas.microsoft.com/office/drawing/2017/model3d" xmlns:o="urn:schemas-microsoft-com:office:office" xmlns:r="http://schemas.openxmlformats.org/officeDocument/2006/relationships" xmlns:m="http://schemas.openxmlformats.org/officeDocument/2006/math" xmlns:v="urn:schemas-microsoft-com:vml" xmlns:wp14="http://schemas.microsoft.com/office/word/2010/wordprocessingDrawing" xmlns:wp="http://schemas.openxmlformats.org/drawingml/2006/wordprocessingDrawing" xmlns:w10="urn:schemas-microsoft-com:office:word" xmlns:w="http://schemas.openxmlformats.org/wordprocessingml/2006/main" xmlns:w14="http://schemas.microsoft.com/office/word/2010/wordml" xmlns:w15="http://schemas.microsoft.com/office/word/2012/wordml" xmlns:w16cex="http://schemas.microsoft.com/office/word/2018/wordml/cex" xmlns:w16cid="http://schemas.microsoft.com/office/word/2016/wordml/cid" xmlns:w16="http://schemas.microsoft.com/office/word/2018/wordml" xmlns:w16sdtdh="http://schemas.microsoft.com/office/word/2020/wordml/sdtdatahash" xmlns:w16se="http://schemas.microsoft.com/office/word/2015/wordml/symex" xmlns:wpg="http://schemas.microsoft.com/office/word/2010/wordprocessingGroup" xmlns:wpi="http://schemas.microsoft.com/office/word/2010/wordprocessingInk" xmlns:wne="http://schemas.microsoft.com/office/word/2006/wordml" xmlns:wps="http://schemas.microsoft.com/office/word/2010/wordprocessingShape" mc:Ignorable="w14 w15 w16se w16cid w16 w16cex w16sdtdh wp14">
+<w:ftr xmlns:wpc="http://schemas.microsoft.com/office/word/2010/wordprocessingCanvas" xmlns:cx="http://schemas.microsoft.com/office/drawing/2014/chartex" xmlns:cx1="http://schemas.microsoft.com/office/drawing/2015/9/8/chartex" xmlns:cx2="http://schemas.microsoft.com/office/drawing/2015/10/21/chartex" xmlns:cx3="http://schemas.microsoft.com/office/drawing/2016/5/9/chartex" xmlns:cx4="http://schemas.microsoft.com/office/drawing/2016/5/10/chartex" xmlns:cx5="http://schemas.microsoft.com/office/drawing/2016/5/11/chartex" xmlns:cx6="http://schemas.microsoft.com/office/drawing/2016/5/12/chartex" xmlns:cx7="http://schemas.microsoft.com/office/drawing/2016/5/13/chartex" xmlns:cx8="http://schemas.microsoft.com/office/drawing/2016/5/14/chartex" xmlns:mc="http://schemas.openxmlformats.org/markup-compatibility/2006" xmlns:aink="http://schemas.microsoft.com/office/drawing/2016/ink" xmlns:am3d="http://schemas.microsoft.com/office/drawing/2017/model3d" xmlns:o="urn:schemas-microsoft-com:office:office" xmlns:oel="http://schemas.microsoft.com/office/2019/extlst" xmlns:r="http://schemas.openxmlformats.org/officeDocument/2006/relationships" xmlns:m="http://schemas.openxmlformats.org/officeDocument/2006/math" xmlns:v="urn:schemas-microsoft-com:vml" xmlns:wp14="http://schemas.microsoft.com/office/word/2010/wordprocessingDrawing" xmlns:wp="http://schemas.openxmlformats.org/drawingml/2006/wordprocessingDrawing" xmlns:w10="urn:schemas-microsoft-com:office:word" xmlns:w="http://schemas.openxmlformats.org/wordprocessingml/2006/main" xmlns:w14="http://schemas.microsoft.com/office/word/2010/wordml" xmlns:w15="http://schemas.microsoft.com/office/word/2012/wordml" xmlns:w16cex="http://schemas.microsoft.com/office/word/2018/wordml/cex" xmlns:w16cid="http://schemas.microsoft.com/office/word/2016/wordml/cid" xmlns:w16="http://schemas.microsoft.com/office/word/2018/wordml" xmlns:w16du="http://schemas.microsoft.com/office/word/2023/wordml/word16du" xmlns:w16sdtdh="http://schemas.microsoft.com/office/word/2020/wordml/sdtdatahash" xmlns:w16sdtfl="http://schemas.microsoft.com/office/word/2024/wordml/sdtformatlock" xmlns:w16se="http://schemas.microsoft.com/office/word/2015/wordml/symex" xmlns:wpg="http://schemas.microsoft.com/office/word/2010/wordprocessingGroup" xmlns:wpi="http://schemas.microsoft.com/office/word/2010/wordprocessingInk" xmlns:wne="http://schemas.microsoft.com/office/word/2006/wordml" xmlns:wps="http://schemas.microsoft.com/office/word/2010/wordprocessingShape" mc:Ignorable="w14 w15 w16se w16cid w16 w16cex w16sdtdh w16sdtfl w16du wp14">
   <w:sdt>
     <w:sdtPr>
       <w:id w:val="-1230224358"/>
@@ -5193,21 +2058,18 @@
         <w:docPartUnique/>
       </w:docPartObj>
     </w:sdtPr>
-    <w:sdtEndPr/>
     <w:sdtContent>
       <w:p>
         <w:pPr>
           <w:pStyle w:val="a9"/>
           <w:jc w:val="right"/>
         </w:pPr>
-        <w:proofErr w:type="gramStart"/>
         <w:r>
           <w:rPr>
             <w:rFonts w:ascii="標楷體" w:eastAsia="標楷體" w:hAnsi="標楷體" w:hint="eastAsia"/>
           </w:rPr>
           <w:t>柳永《雨霖鈴·寒蟬淒切》</w:t>
         </w:r>
-        <w:proofErr w:type="gramEnd"/>
         <w:r>
           <w:fldChar w:fldCharType="begin"/>
         </w:r>
@@ -5238,7 +2100,7 @@
 </file>
 
 <file path=word/footnotes.xml><?xml version="1.0" encoding="utf-8"?>
-<w:footnotes xmlns:wpc="http://schemas.microsoft.com/office/word/2010/wordprocessingCanvas" xmlns:cx="http://schemas.microsoft.com/office/drawing/2014/chartex" xmlns:cx1="http://schemas.microsoft.com/office/drawing/2015/9/8/chartex" xmlns:cx2="http://schemas.microsoft.com/office/drawing/2015/10/21/chartex" xmlns:cx3="http://schemas.microsoft.com/office/drawing/2016/5/9/chartex" xmlns:cx4="http://schemas.microsoft.com/office/drawing/2016/5/10/chartex" xmlns:cx5="http://schemas.microsoft.com/office/drawing/2016/5/11/chartex" xmlns:cx6="http://schemas.microsoft.com/office/drawing/2016/5/12/chartex" xmlns:cx7="http://schemas.microsoft.com/office/drawing/2016/5/13/chartex" xmlns:cx8="http://schemas.microsoft.com/office/drawing/2016/5/14/chartex" xmlns:mc="http://schemas.openxmlformats.org/markup-compatibility/2006" xmlns:aink="http://schemas.microsoft.com/office/drawing/2016/ink" xmlns:am3d="http://schemas.microsoft.com/office/drawing/2017/model3d" xmlns:o="urn:schemas-microsoft-com:office:office" xmlns:r="http://schemas.openxmlformats.org/officeDocument/2006/relationships" xmlns:m="http://schemas.openxmlformats.org/officeDocument/2006/math" xmlns:v="urn:schemas-microsoft-com:vml" xmlns:wp14="http://schemas.microsoft.com/office/word/2010/wordprocessingDrawing" xmlns:wp="http://schemas.openxmlformats.org/drawingml/2006/wordprocessingDrawing" xmlns:w10="urn:schemas-microsoft-com:office:word" xmlns:w="http://schemas.openxmlformats.org/wordprocessingml/2006/main" xmlns:w14="http://schemas.microsoft.com/office/word/2010/wordml" xmlns:w15="http://schemas.microsoft.com/office/word/2012/wordml" xmlns:w16cex="http://schemas.microsoft.com/office/word/2018/wordml/cex" xmlns:w16cid="http://schemas.microsoft.com/office/word/2016/wordml/cid" xmlns:w16="http://schemas.microsoft.com/office/word/2018/wordml" xmlns:w16sdtdh="http://schemas.microsoft.com/office/word/2020/wordml/sdtdatahash" xmlns:w16se="http://schemas.microsoft.com/office/word/2015/wordml/symex" xmlns:wpg="http://schemas.microsoft.com/office/word/2010/wordprocessingGroup" xmlns:wpi="http://schemas.microsoft.com/office/word/2010/wordprocessingInk" xmlns:wne="http://schemas.microsoft.com/office/word/2006/wordml" xmlns:wps="http://schemas.microsoft.com/office/word/2010/wordprocessingShape" mc:Ignorable="w14 w15 w16se w16cid w16 w16cex w16sdtdh wp14">
+<w:footnotes xmlns:wpc="http://schemas.microsoft.com/office/word/2010/wordprocessingCanvas" xmlns:cx="http://schemas.microsoft.com/office/drawing/2014/chartex" xmlns:cx1="http://schemas.microsoft.com/office/drawing/2015/9/8/chartex" xmlns:cx2="http://schemas.microsoft.com/office/drawing/2015/10/21/chartex" xmlns:cx3="http://schemas.microsoft.com/office/drawing/2016/5/9/chartex" xmlns:cx4="http://schemas.microsoft.com/office/drawing/2016/5/10/chartex" xmlns:cx5="http://schemas.microsoft.com/office/drawing/2016/5/11/chartex" xmlns:cx6="http://schemas.microsoft.com/office/drawing/2016/5/12/chartex" xmlns:cx7="http://schemas.microsoft.com/office/drawing/2016/5/13/chartex" xmlns:cx8="http://schemas.microsoft.com/office/drawing/2016/5/14/chartex" xmlns:mc="http://schemas.openxmlformats.org/markup-compatibility/2006" xmlns:aink="http://schemas.microsoft.com/office/drawing/2016/ink" xmlns:am3d="http://schemas.microsoft.com/office/drawing/2017/model3d" xmlns:o="urn:schemas-microsoft-com:office:office" xmlns:oel="http://schemas.microsoft.com/office/2019/extlst" xmlns:r="http://schemas.openxmlformats.org/officeDocument/2006/relationships" xmlns:m="http://schemas.openxmlformats.org/officeDocument/2006/math" xmlns:v="urn:schemas-microsoft-com:vml" xmlns:wp14="http://schemas.microsoft.com/office/word/2010/wordprocessingDrawing" xmlns:wp="http://schemas.openxmlformats.org/drawingml/2006/wordprocessingDrawing" xmlns:w10="urn:schemas-microsoft-com:office:word" xmlns:w="http://schemas.openxmlformats.org/wordprocessingml/2006/main" xmlns:w14="http://schemas.microsoft.com/office/word/2010/wordml" xmlns:w15="http://schemas.microsoft.com/office/word/2012/wordml" xmlns:w16cex="http://schemas.microsoft.com/office/word/2018/wordml/cex" xmlns:w16cid="http://schemas.microsoft.com/office/word/2016/wordml/cid" xmlns:w16="http://schemas.microsoft.com/office/word/2018/wordml" xmlns:w16du="http://schemas.microsoft.com/office/word/2023/wordml/word16du" xmlns:w16sdtdh="http://schemas.microsoft.com/office/word/2020/wordml/sdtdatahash" xmlns:w16sdtfl="http://schemas.microsoft.com/office/word/2024/wordml/sdtformatlock" xmlns:w16se="http://schemas.microsoft.com/office/word/2015/wordml/symex" xmlns:wpg="http://schemas.microsoft.com/office/word/2010/wordprocessingGroup" xmlns:wpi="http://schemas.microsoft.com/office/word/2010/wordprocessingInk" xmlns:wne="http://schemas.microsoft.com/office/word/2006/wordml" xmlns:wps="http://schemas.microsoft.com/office/word/2010/wordprocessingShape" mc:Ignorable="w14 w15 w16se w16cid w16 w16cex w16sdtdh w16sdtfl w16du wp14">
   <w:footnote w:type="separator" w:id="-1">
     <w:p>
       <w:r>
@@ -5257,7 +2119,7 @@
 </file>
 
 <file path=word/numbering.xml><?xml version="1.0" encoding="utf-8"?>
-<w:numbering xmlns:wpc="http://schemas.microsoft.com/office/word/2010/wordprocessingCanvas" xmlns:cx="http://schemas.microsoft.com/office/drawing/2014/chartex" xmlns:cx1="http://schemas.microsoft.com/office/drawing/2015/9/8/chartex" xmlns:cx2="http://schemas.microsoft.com/office/drawing/2015/10/21/chartex" xmlns:cx3="http://schemas.microsoft.com/office/drawing/2016/5/9/chartex" xmlns:cx4="http://schemas.microsoft.com/office/drawing/2016/5/10/chartex" xmlns:cx5="http://schemas.microsoft.com/office/drawing/2016/5/11/chartex" xmlns:cx6="http://schemas.microsoft.com/office/drawing/2016/5/12/chartex" xmlns:cx7="http://schemas.microsoft.com/office/drawing/2016/5/13/chartex" xmlns:cx8="http://schemas.microsoft.com/office/drawing/2016/5/14/chartex" xmlns:mc="http://schemas.openxmlformats.org/markup-compatibility/2006" xmlns:aink="http://schemas.microsoft.com/office/drawing/2016/ink" xmlns:am3d="http://schemas.microsoft.com/office/drawing/2017/model3d" xmlns:o="urn:schemas-microsoft-com:office:office" xmlns:r="http://schemas.openxmlformats.org/officeDocument/2006/relationships" xmlns:m="http://schemas.openxmlformats.org/officeDocument/2006/math" xmlns:v="urn:schemas-microsoft-com:vml" xmlns:wp14="http://schemas.microsoft.com/office/word/2010/wordprocessingDrawing" xmlns:wp="http://schemas.openxmlformats.org/drawingml/2006/wordprocessingDrawing" xmlns:w10="urn:schemas-microsoft-com:office:word" xmlns:w="http://schemas.openxmlformats.org/wordprocessingml/2006/main" xmlns:w14="http://schemas.microsoft.com/office/word/2010/wordml" xmlns:w15="http://schemas.microsoft.com/office/word/2012/wordml" xmlns:w16cex="http://schemas.microsoft.com/office/word/2018/wordml/cex" xmlns:w16cid="http://schemas.microsoft.com/office/word/2016/wordml/cid" xmlns:w16="http://schemas.microsoft.com/office/word/2018/wordml" xmlns:w16sdtdh="http://schemas.microsoft.com/office/word/2020/wordml/sdtdatahash" xmlns:w16se="http://schemas.microsoft.com/office/word/2015/wordml/symex" xmlns:wpg="http://schemas.microsoft.com/office/word/2010/wordprocessingGroup" xmlns:wpi="http://schemas.microsoft.com/office/word/2010/wordprocessingInk" xmlns:wne="http://schemas.microsoft.com/office/word/2006/wordml" xmlns:wps="http://schemas.microsoft.com/office/word/2010/wordprocessingShape" mc:Ignorable="w14 w15 w16se w16cid w16 w16cex w16sdtdh wp14">
+<w:numbering xmlns:wpc="http://schemas.microsoft.com/office/word/2010/wordprocessingCanvas" xmlns:cx="http://schemas.microsoft.com/office/drawing/2014/chartex" xmlns:cx1="http://schemas.microsoft.com/office/drawing/2015/9/8/chartex" xmlns:cx2="http://schemas.microsoft.com/office/drawing/2015/10/21/chartex" xmlns:cx3="http://schemas.microsoft.com/office/drawing/2016/5/9/chartex" xmlns:cx4="http://schemas.microsoft.com/office/drawing/2016/5/10/chartex" xmlns:cx5="http://schemas.microsoft.com/office/drawing/2016/5/11/chartex" xmlns:cx6="http://schemas.microsoft.com/office/drawing/2016/5/12/chartex" xmlns:cx7="http://schemas.microsoft.com/office/drawing/2016/5/13/chartex" xmlns:cx8="http://schemas.microsoft.com/office/drawing/2016/5/14/chartex" xmlns:mc="http://schemas.openxmlformats.org/markup-compatibility/2006" xmlns:aink="http://schemas.microsoft.com/office/drawing/2016/ink" xmlns:am3d="http://schemas.microsoft.com/office/drawing/2017/model3d" xmlns:o="urn:schemas-microsoft-com:office:office" xmlns:oel="http://schemas.microsoft.com/office/2019/extlst" xmlns:r="http://schemas.openxmlformats.org/officeDocument/2006/relationships" xmlns:m="http://schemas.openxmlformats.org/officeDocument/2006/math" xmlns:v="urn:schemas-microsoft-com:vml" xmlns:wp14="http://schemas.microsoft.com/office/word/2010/wordprocessingDrawing" xmlns:wp="http://schemas.openxmlformats.org/drawingml/2006/wordprocessingDrawing" xmlns:w10="urn:schemas-microsoft-com:office:word" xmlns:w="http://schemas.openxmlformats.org/wordprocessingml/2006/main" xmlns:w14="http://schemas.microsoft.com/office/word/2010/wordml" xmlns:w15="http://schemas.microsoft.com/office/word/2012/wordml" xmlns:w16cex="http://schemas.microsoft.com/office/word/2018/wordml/cex" xmlns:w16cid="http://schemas.microsoft.com/office/word/2016/wordml/cid" xmlns:w16="http://schemas.microsoft.com/office/word/2018/wordml" xmlns:w16du="http://schemas.microsoft.com/office/word/2023/wordml/word16du" xmlns:w16sdtdh="http://schemas.microsoft.com/office/word/2020/wordml/sdtdatahash" xmlns:w16sdtfl="http://schemas.microsoft.com/office/word/2024/wordml/sdtformatlock" xmlns:w16se="http://schemas.microsoft.com/office/word/2015/wordml/symex" xmlns:wpg="http://schemas.microsoft.com/office/word/2010/wordprocessingGroup" xmlns:wpi="http://schemas.microsoft.com/office/word/2010/wordprocessingInk" xmlns:wne="http://schemas.microsoft.com/office/word/2006/wordml" xmlns:wps="http://schemas.microsoft.com/office/word/2010/wordprocessingShape" mc:Ignorable="w14 w15 w16se w16cid w16 w16cex w16sdtdh w16sdtfl w16du wp14">
   <w:abstractNum w:abstractNumId="0" w15:restartNumberingAfterBreak="0">
     <w:nsid w:val="FFFFFF89"/>
     <w:multiLevelType w:val="singleLevel"/>
@@ -7786,86 +4648,86 @@
       </w:pPr>
     </w:lvl>
   </w:abstractNum>
-  <w:num w:numId="1">
+  <w:num w:numId="1" w16cid:durableId="1550220960">
     <w:abstractNumId w:val="24"/>
   </w:num>
-  <w:num w:numId="2">
+  <w:num w:numId="2" w16cid:durableId="1540973893">
     <w:abstractNumId w:val="17"/>
   </w:num>
-  <w:num w:numId="3">
+  <w:num w:numId="3" w16cid:durableId="932517221">
     <w:abstractNumId w:val="11"/>
   </w:num>
-  <w:num w:numId="4">
+  <w:num w:numId="4" w16cid:durableId="2141460237">
     <w:abstractNumId w:val="2"/>
   </w:num>
-  <w:num w:numId="5">
+  <w:num w:numId="5" w16cid:durableId="1629584284">
     <w:abstractNumId w:val="3"/>
   </w:num>
-  <w:num w:numId="6">
+  <w:num w:numId="6" w16cid:durableId="1692342504">
     <w:abstractNumId w:val="22"/>
   </w:num>
-  <w:num w:numId="7">
+  <w:num w:numId="7" w16cid:durableId="1043677544">
     <w:abstractNumId w:val="1"/>
   </w:num>
-  <w:num w:numId="8">
+  <w:num w:numId="8" w16cid:durableId="594944195">
     <w:abstractNumId w:val="0"/>
   </w:num>
-  <w:num w:numId="9">
+  <w:num w:numId="9" w16cid:durableId="1864857291">
     <w:abstractNumId w:val="5"/>
   </w:num>
-  <w:num w:numId="10">
+  <w:num w:numId="10" w16cid:durableId="607587268">
     <w:abstractNumId w:val="14"/>
   </w:num>
-  <w:num w:numId="11">
+  <w:num w:numId="11" w16cid:durableId="1185941058">
     <w:abstractNumId w:val="16"/>
   </w:num>
-  <w:num w:numId="12">
+  <w:num w:numId="12" w16cid:durableId="1976131381">
     <w:abstractNumId w:val="12"/>
   </w:num>
-  <w:num w:numId="13">
+  <w:num w:numId="13" w16cid:durableId="1828474830">
     <w:abstractNumId w:val="21"/>
   </w:num>
-  <w:num w:numId="14">
+  <w:num w:numId="14" w16cid:durableId="1206024782">
     <w:abstractNumId w:val="7"/>
   </w:num>
-  <w:num w:numId="15">
+  <w:num w:numId="15" w16cid:durableId="1133674160">
     <w:abstractNumId w:val="10"/>
   </w:num>
-  <w:num w:numId="16">
+  <w:num w:numId="16" w16cid:durableId="848179003">
     <w:abstractNumId w:val="20"/>
   </w:num>
-  <w:num w:numId="17">
+  <w:num w:numId="17" w16cid:durableId="1063942192">
     <w:abstractNumId w:val="9"/>
   </w:num>
-  <w:num w:numId="18">
+  <w:num w:numId="18" w16cid:durableId="420875655">
     <w:abstractNumId w:val="23"/>
   </w:num>
-  <w:num w:numId="19">
+  <w:num w:numId="19" w16cid:durableId="721712661">
     <w:abstractNumId w:val="13"/>
   </w:num>
-  <w:num w:numId="20">
+  <w:num w:numId="20" w16cid:durableId="16127851">
     <w:abstractNumId w:val="18"/>
   </w:num>
-  <w:num w:numId="21">
+  <w:num w:numId="21" w16cid:durableId="1360856667">
     <w:abstractNumId w:val="4"/>
   </w:num>
-  <w:num w:numId="22">
+  <w:num w:numId="22" w16cid:durableId="111559019">
     <w:abstractNumId w:val="19"/>
   </w:num>
-  <w:num w:numId="23">
+  <w:num w:numId="23" w16cid:durableId="1003315232">
     <w:abstractNumId w:val="6"/>
   </w:num>
-  <w:num w:numId="24">
+  <w:num w:numId="24" w16cid:durableId="247858379">
     <w:abstractNumId w:val="8"/>
   </w:num>
-  <w:num w:numId="25">
+  <w:num w:numId="25" w16cid:durableId="2005548257">
     <w:abstractNumId w:val="15"/>
   </w:num>
 </w:numbering>
 </file>
 
 <file path=word/styles.xml><?xml version="1.0" encoding="utf-8"?>
-<w:styles xmlns:mc="http://schemas.openxmlformats.org/markup-compatibility/2006" xmlns:r="http://schemas.openxmlformats.org/officeDocument/2006/relationships" xmlns:w="http://schemas.openxmlformats.org/wordprocessingml/2006/main" xmlns:w14="http://schemas.microsoft.com/office/word/2010/wordml" xmlns:w15="http://schemas.microsoft.com/office/word/2012/wordml" xmlns:w16cex="http://schemas.microsoft.com/office/word/2018/wordml/cex" xmlns:w16cid="http://schemas.microsoft.com/office/word/2016/wordml/cid" xmlns:w16="http://schemas.microsoft.com/office/word/2018/wordml" xmlns:w16sdtdh="http://schemas.microsoft.com/office/word/2020/wordml/sdtdatahash" xmlns:w16se="http://schemas.microsoft.com/office/word/2015/wordml/symex" mc:Ignorable="w14 w15 w16se w16cid w16 w16cex w16sdtdh">
+<w:styles xmlns:mc="http://schemas.openxmlformats.org/markup-compatibility/2006" xmlns:r="http://schemas.openxmlformats.org/officeDocument/2006/relationships" xmlns:w="http://schemas.openxmlformats.org/wordprocessingml/2006/main" xmlns:w14="http://schemas.microsoft.com/office/word/2010/wordml" xmlns:w15="http://schemas.microsoft.com/office/word/2012/wordml" xmlns:w16cex="http://schemas.microsoft.com/office/word/2018/wordml/cex" xmlns:w16cid="http://schemas.microsoft.com/office/word/2016/wordml/cid" xmlns:w16="http://schemas.microsoft.com/office/word/2018/wordml" xmlns:w16du="http://schemas.microsoft.com/office/word/2023/wordml/word16du" xmlns:w16sdtdh="http://schemas.microsoft.com/office/word/2020/wordml/sdtdatahash" xmlns:w16sdtfl="http://schemas.microsoft.com/office/word/2024/wordml/sdtformatlock" xmlns:w16se="http://schemas.microsoft.com/office/word/2015/wordml/symex" mc:Ignorable="w14 w15 w16se w16cid w16 w16cex w16sdtdh w16sdtfl w16du">
   <w:docDefaults>
     <w:rPrDefault>
       <w:rPr>
